--- a/04_docs/manual/ScadaViewer_Navod_k_pouziti_CS.docx
+++ b/04_docs/manual/ScadaViewer_Navod_k_pouziti_CS.docx
@@ -393,7 +393,7 @@
           <w:szCs w:val="20"/>
         </w:rPr>
         <w:alias w:val="Obsah"/>
-        <w:id w:val="428776652"/>
+        <w:id w:val="-1099569067"/>
       </w:sdtPr>
       <w:sdtEndPr/>
       <w:sdtContent>
@@ -422,7 +422,7 @@
           <w:r>
             <w:fldChar w:fldCharType="separate"/>
           </w:r>
-          <w:hyperlink w:anchor="_Toc244085060" w:history="1">
+          <w:hyperlink w:anchor="_Toc244086400" w:history="1">
             <w:r>
               <w:rPr>
                 <w:rStyle w:val="Hypertextovodkaz"/>
@@ -446,7 +446,7 @@
               <w:rPr>
                 <w:noProof/>
               </w:rPr>
-              <w:instrText xml:space="preserve"> PAGEREF _Toc244085060 \h </w:instrText>
+              <w:instrText xml:space="preserve"> PAGEREF _Toc244086400 \h </w:instrText>
             </w:r>
             <w:r>
               <w:rPr>
@@ -489,7 +489,7 @@
               <w14:ligatures w14:val="standardContextual"/>
             </w:rPr>
           </w:pPr>
-          <w:hyperlink w:anchor="_Toc244085061" w:history="1">
+          <w:hyperlink w:anchor="_Toc244086401" w:history="1">
             <w:r>
               <w:rPr>
                 <w:rStyle w:val="Hypertextovodkaz"/>
@@ -513,7 +513,7 @@
               <w:rPr>
                 <w:noProof/>
               </w:rPr>
-              <w:instrText xml:space="preserve"> PAGEREF _Toc244085061 \h </w:instrText>
+              <w:instrText xml:space="preserve"> PAGEREF _Toc244086401 \h </w:instrText>
             </w:r>
             <w:r>
               <w:rPr>
@@ -556,7 +556,7 @@
               <w14:ligatures w14:val="standardContextual"/>
             </w:rPr>
           </w:pPr>
-          <w:hyperlink w:anchor="_Toc244085062" w:history="1">
+          <w:hyperlink w:anchor="_Toc244086402" w:history="1">
             <w:r>
               <w:rPr>
                 <w:rStyle w:val="Hypertextovodkaz"/>
@@ -580,7 +580,7 @@
               <w:rPr>
                 <w:noProof/>
               </w:rPr>
-              <w:instrText xml:space="preserve"> PAGEREF _Toc244085062 \h </w:instrText>
+              <w:instrText xml:space="preserve"> PAGEREF _Toc244086402 \h </w:instrText>
             </w:r>
             <w:r>
               <w:rPr>
@@ -623,7 +623,7 @@
               <w14:ligatures w14:val="standardContextual"/>
             </w:rPr>
           </w:pPr>
-          <w:hyperlink w:anchor="_Toc244085063" w:history="1">
+          <w:hyperlink w:anchor="_Toc244086403" w:history="1">
             <w:r>
               <w:rPr>
                 <w:rStyle w:val="Hypertextovodkaz"/>
@@ -647,7 +647,7 @@
               <w:rPr>
                 <w:noProof/>
               </w:rPr>
-              <w:instrText xml:space="preserve"> PAGEREF _Toc244085063 \h </w:instrText>
+              <w:instrText xml:space="preserve"> PAGEREF _Toc244086403 \h </w:instrText>
             </w:r>
             <w:r>
               <w:rPr>
@@ -690,7 +690,7 @@
               <w14:ligatures w14:val="standardContextual"/>
             </w:rPr>
           </w:pPr>
-          <w:hyperlink w:anchor="_Toc244085064" w:history="1">
+          <w:hyperlink w:anchor="_Toc244086404" w:history="1">
             <w:r>
               <w:rPr>
                 <w:rStyle w:val="Hypertextovodkaz"/>
@@ -714,7 +714,7 @@
               <w:rPr>
                 <w:noProof/>
               </w:rPr>
-              <w:instrText xml:space="preserve"> PAGEREF _Toc244085064 \h </w:instrText>
+              <w:instrText xml:space="preserve"> PAGEREF _Toc244086404 \h </w:instrText>
             </w:r>
             <w:r>
               <w:rPr>
@@ -757,7 +757,7 @@
               <w14:ligatures w14:val="standardContextual"/>
             </w:rPr>
           </w:pPr>
-          <w:hyperlink w:anchor="_Toc244085065" w:history="1">
+          <w:hyperlink w:anchor="_Toc244086405" w:history="1">
             <w:r>
               <w:rPr>
                 <w:rStyle w:val="Hypertextovodkaz"/>
@@ -781,7 +781,7 @@
               <w:rPr>
                 <w:noProof/>
               </w:rPr>
-              <w:instrText xml:space="preserve"> PAGEREF _Toc244085065 \h </w:instrText>
+              <w:instrText xml:space="preserve"> PAGEREF _Toc244086405 \h </w:instrText>
             </w:r>
             <w:r>
               <w:rPr>
@@ -824,7 +824,7 @@
               <w14:ligatures w14:val="standardContextual"/>
             </w:rPr>
           </w:pPr>
-          <w:hyperlink w:anchor="_Toc244085066" w:history="1">
+          <w:hyperlink w:anchor="_Toc244086406" w:history="1">
             <w:r>
               <w:rPr>
                 <w:rStyle w:val="Hypertextovodkaz"/>
@@ -848,7 +848,7 @@
               <w:rPr>
                 <w:noProof/>
               </w:rPr>
-              <w:instrText xml:space="preserve"> PAGEREF _Toc244085066 \h </w:instrText>
+              <w:instrText xml:space="preserve"> PAGEREF _Toc244086406 \h </w:instrText>
             </w:r>
             <w:r>
               <w:rPr>
@@ -891,7 +891,7 @@
               <w14:ligatures w14:val="standardContextual"/>
             </w:rPr>
           </w:pPr>
-          <w:hyperlink w:anchor="_Toc244085067" w:history="1">
+          <w:hyperlink w:anchor="_Toc244086407" w:history="1">
             <w:r>
               <w:rPr>
                 <w:rStyle w:val="Hypertextovodkaz"/>
@@ -915,7 +915,7 @@
               <w:rPr>
                 <w:noProof/>
               </w:rPr>
-              <w:instrText xml:space="preserve"> PAGEREF _Toc244085067 \h </w:instrText>
+              <w:instrText xml:space="preserve"> PAGEREF _Toc244086407 \h </w:instrText>
             </w:r>
             <w:r>
               <w:rPr>
@@ -958,7 +958,7 @@
               <w14:ligatures w14:val="standardContextual"/>
             </w:rPr>
           </w:pPr>
-          <w:hyperlink w:anchor="_Toc244085068" w:history="1">
+          <w:hyperlink w:anchor="_Toc244086408" w:history="1">
             <w:r>
               <w:rPr>
                 <w:rStyle w:val="Hypertextovodkaz"/>
@@ -982,7 +982,7 @@
               <w:rPr>
                 <w:noProof/>
               </w:rPr>
-              <w:instrText xml:space="preserve"> PAGEREF _Toc244085068 \h </w:instrText>
+              <w:instrText xml:space="preserve"> PAGEREF _Toc244086408 \h </w:instrText>
             </w:r>
             <w:r>
               <w:rPr>
@@ -1025,7 +1025,7 @@
               <w14:ligatures w14:val="standardContextual"/>
             </w:rPr>
           </w:pPr>
-          <w:hyperlink w:anchor="_Toc244085069" w:history="1">
+          <w:hyperlink w:anchor="_Toc244086409" w:history="1">
             <w:r>
               <w:rPr>
                 <w:rStyle w:val="Hypertextovodkaz"/>
@@ -1049,7 +1049,7 @@
               <w:rPr>
                 <w:noProof/>
               </w:rPr>
-              <w:instrText xml:space="preserve"> PAGEREF _Toc244085069 \h </w:instrText>
+              <w:instrText xml:space="preserve"> PAGEREF _Toc244086409 \h </w:instrText>
             </w:r>
             <w:r>
               <w:rPr>
@@ -1092,7 +1092,7 @@
               <w14:ligatures w14:val="standardContextual"/>
             </w:rPr>
           </w:pPr>
-          <w:hyperlink w:anchor="_Toc244085070" w:history="1">
+          <w:hyperlink w:anchor="_Toc244086410" w:history="1">
             <w:r>
               <w:rPr>
                 <w:rStyle w:val="Hypertextovodkaz"/>
@@ -1116,7 +1116,7 @@
               <w:rPr>
                 <w:noProof/>
               </w:rPr>
-              <w:instrText xml:space="preserve"> PAGEREF _Toc244085070 \h </w:instrText>
+              <w:instrText xml:space="preserve"> PAGEREF _Toc244086410 \h </w:instrText>
             </w:r>
             <w:r>
               <w:rPr>
@@ -1159,7 +1159,7 @@
               <w14:ligatures w14:val="standardContextual"/>
             </w:rPr>
           </w:pPr>
-          <w:hyperlink w:anchor="_Toc244085071" w:history="1">
+          <w:hyperlink w:anchor="_Toc244086411" w:history="1">
             <w:r>
               <w:rPr>
                 <w:rStyle w:val="Hypertextovodkaz"/>
@@ -1183,7 +1183,7 @@
               <w:rPr>
                 <w:noProof/>
               </w:rPr>
-              <w:instrText xml:space="preserve"> PAGEREF _Toc244085071 \h </w:instrText>
+              <w:instrText xml:space="preserve"> PAGEREF _Toc244086411 \h </w:instrText>
             </w:r>
             <w:r>
               <w:rPr>
@@ -1226,7 +1226,7 @@
               <w14:ligatures w14:val="standardContextual"/>
             </w:rPr>
           </w:pPr>
-          <w:hyperlink w:anchor="_Toc244085072" w:history="1">
+          <w:hyperlink w:anchor="_Toc244086412" w:history="1">
             <w:r>
               <w:rPr>
                 <w:rStyle w:val="Hypertextovodkaz"/>
@@ -1250,7 +1250,7 @@
               <w:rPr>
                 <w:noProof/>
               </w:rPr>
-              <w:instrText xml:space="preserve"> PAGEREF _Toc244085072 \h </w:instrText>
+              <w:instrText xml:space="preserve"> PAGEREF _Toc244086412 \h </w:instrText>
             </w:r>
             <w:r>
               <w:rPr>
@@ -1293,7 +1293,7 @@
               <w14:ligatures w14:val="standardContextual"/>
             </w:rPr>
           </w:pPr>
-          <w:hyperlink w:anchor="_Toc244085073" w:history="1">
+          <w:hyperlink w:anchor="_Toc244086413" w:history="1">
             <w:r>
               <w:rPr>
                 <w:rStyle w:val="Hypertextovodkaz"/>
@@ -1317,7 +1317,7 @@
               <w:rPr>
                 <w:noProof/>
               </w:rPr>
-              <w:instrText xml:space="preserve"> PAGEREF _Toc244085073 \h </w:instrText>
+              <w:instrText xml:space="preserve"> PAGEREF _Toc244086413 \h </w:instrText>
             </w:r>
             <w:r>
               <w:rPr>
@@ -1360,7 +1360,7 @@
               <w14:ligatures w14:val="standardContextual"/>
             </w:rPr>
           </w:pPr>
-          <w:hyperlink w:anchor="_Toc244085074" w:history="1">
+          <w:hyperlink w:anchor="_Toc244086414" w:history="1">
             <w:r>
               <w:rPr>
                 <w:rStyle w:val="Hypertextovodkaz"/>
@@ -1384,7 +1384,7 @@
               <w:rPr>
                 <w:noProof/>
               </w:rPr>
-              <w:instrText xml:space="preserve"> PAGEREF _Toc244085074 \h </w:instrText>
+              <w:instrText xml:space="preserve"> PAGEREF _Toc244086414 \h </w:instrText>
             </w:r>
             <w:r>
               <w:rPr>
@@ -1427,7 +1427,7 @@
               <w14:ligatures w14:val="standardContextual"/>
             </w:rPr>
           </w:pPr>
-          <w:hyperlink w:anchor="_Toc244085075" w:history="1">
+          <w:hyperlink w:anchor="_Toc244086415" w:history="1">
             <w:r>
               <w:rPr>
                 <w:rStyle w:val="Hypertextovodkaz"/>
@@ -1451,7 +1451,7 @@
               <w:rPr>
                 <w:noProof/>
               </w:rPr>
-              <w:instrText xml:space="preserve"> PAGEREF _Toc244085075 \h </w:instrText>
+              <w:instrText xml:space="preserve"> PAGEREF _Toc244086415 \h </w:instrText>
             </w:r>
             <w:r>
               <w:rPr>
@@ -1494,7 +1494,7 @@
               <w14:ligatures w14:val="standardContextual"/>
             </w:rPr>
           </w:pPr>
-          <w:hyperlink w:anchor="_Toc244085076" w:history="1">
+          <w:hyperlink w:anchor="_Toc244086416" w:history="1">
             <w:r>
               <w:rPr>
                 <w:rStyle w:val="Hypertextovodkaz"/>
@@ -1518,7 +1518,7 @@
               <w:rPr>
                 <w:noProof/>
               </w:rPr>
-              <w:instrText xml:space="preserve"> PAGEREF _Toc244085076 \h </w:instrText>
+              <w:instrText xml:space="preserve"> PAGEREF _Toc244086416 \h </w:instrText>
             </w:r>
             <w:r>
               <w:rPr>
@@ -1561,7 +1561,7 @@
               <w14:ligatures w14:val="standardContextual"/>
             </w:rPr>
           </w:pPr>
-          <w:hyperlink w:anchor="_Toc244085077" w:history="1">
+          <w:hyperlink w:anchor="_Toc244086417" w:history="1">
             <w:r>
               <w:rPr>
                 <w:rStyle w:val="Hypertextovodkaz"/>
@@ -1585,7 +1585,7 @@
               <w:rPr>
                 <w:noProof/>
               </w:rPr>
-              <w:instrText xml:space="preserve"> PAGEREF _Toc244085077 \h </w:instrText>
+              <w:instrText xml:space="preserve"> PAGEREF _Toc244086417 \h </w:instrText>
             </w:r>
             <w:r>
               <w:rPr>
@@ -1628,7 +1628,7 @@
               <w14:ligatures w14:val="standardContextual"/>
             </w:rPr>
           </w:pPr>
-          <w:hyperlink w:anchor="_Toc244085078" w:history="1">
+          <w:hyperlink w:anchor="_Toc244086418" w:history="1">
             <w:r>
               <w:rPr>
                 <w:rStyle w:val="Hypertextovodkaz"/>
@@ -1652,7 +1652,7 @@
               <w:rPr>
                 <w:noProof/>
               </w:rPr>
-              <w:instrText xml:space="preserve"> PAGEREF _Toc244085078 \h </w:instrText>
+              <w:instrText xml:space="preserve"> PAGEREF _Toc244086418 \h </w:instrText>
             </w:r>
             <w:r>
               <w:rPr>
@@ -1695,7 +1695,7 @@
               <w14:ligatures w14:val="standardContextual"/>
             </w:rPr>
           </w:pPr>
-          <w:hyperlink w:anchor="_Toc244085079" w:history="1">
+          <w:hyperlink w:anchor="_Toc244086419" w:history="1">
             <w:r>
               <w:rPr>
                 <w:rStyle w:val="Hypertextovodkaz"/>
@@ -1719,7 +1719,7 @@
               <w:rPr>
                 <w:noProof/>
               </w:rPr>
-              <w:instrText xml:space="preserve"> PAGEREF _Toc244085079 \h </w:instrText>
+              <w:instrText xml:space="preserve"> PAGEREF _Toc244086419 \h </w:instrText>
             </w:r>
             <w:r>
               <w:rPr>
@@ -1762,7 +1762,7 @@
               <w14:ligatures w14:val="standardContextual"/>
             </w:rPr>
           </w:pPr>
-          <w:hyperlink w:anchor="_Toc244085080" w:history="1">
+          <w:hyperlink w:anchor="_Toc244086420" w:history="1">
             <w:r>
               <w:rPr>
                 <w:rStyle w:val="Hypertextovodkaz"/>
@@ -1786,7 +1786,7 @@
               <w:rPr>
                 <w:noProof/>
               </w:rPr>
-              <w:instrText xml:space="preserve"> PAGEREF _Toc244085080 \h </w:instrText>
+              <w:instrText xml:space="preserve"> PAGEREF _Toc244086420 \h </w:instrText>
             </w:r>
             <w:r>
               <w:rPr>
@@ -1829,7 +1829,7 @@
               <w14:ligatures w14:val="standardContextual"/>
             </w:rPr>
           </w:pPr>
-          <w:hyperlink w:anchor="_Toc244085081" w:history="1">
+          <w:hyperlink w:anchor="_Toc244086421" w:history="1">
             <w:r>
               <w:rPr>
                 <w:rStyle w:val="Hypertextovodkaz"/>
@@ -1853,7 +1853,7 @@
               <w:rPr>
                 <w:noProof/>
               </w:rPr>
-              <w:instrText xml:space="preserve"> PAGEREF _Toc244085081 \h </w:instrText>
+              <w:instrText xml:space="preserve"> PAGEREF _Toc244086421 \h </w:instrText>
             </w:r>
             <w:r>
               <w:rPr>
@@ -1896,7 +1896,7 @@
               <w14:ligatures w14:val="standardContextual"/>
             </w:rPr>
           </w:pPr>
-          <w:hyperlink w:anchor="_Toc244085082" w:history="1">
+          <w:hyperlink w:anchor="_Toc244086422" w:history="1">
             <w:r>
               <w:rPr>
                 <w:rStyle w:val="Hypertextovodkaz"/>
@@ -1920,7 +1920,7 @@
               <w:rPr>
                 <w:noProof/>
               </w:rPr>
-              <w:instrText xml:space="preserve"> PAGEREF _Toc244085082 \h </w:instrText>
+              <w:instrText xml:space="preserve"> PAGEREF _Toc244086422 \h </w:instrText>
             </w:r>
             <w:r>
               <w:rPr>
@@ -1963,7 +1963,7 @@
               <w14:ligatures w14:val="standardContextual"/>
             </w:rPr>
           </w:pPr>
-          <w:hyperlink w:anchor="_Toc244085083" w:history="1">
+          <w:hyperlink w:anchor="_Toc244086423" w:history="1">
             <w:r>
               <w:rPr>
                 <w:rStyle w:val="Hypertextovodkaz"/>
@@ -1987,7 +1987,7 @@
               <w:rPr>
                 <w:noProof/>
               </w:rPr>
-              <w:instrText xml:space="preserve"> PAGEREF _Toc244085083 \h </w:instrText>
+              <w:instrText xml:space="preserve"> PAGEREF _Toc244086423 \h </w:instrText>
             </w:r>
             <w:r>
               <w:rPr>
@@ -2030,7 +2030,7 @@
               <w14:ligatures w14:val="standardContextual"/>
             </w:rPr>
           </w:pPr>
-          <w:hyperlink w:anchor="_Toc244085084" w:history="1">
+          <w:hyperlink w:anchor="_Toc244086424" w:history="1">
             <w:r>
               <w:rPr>
                 <w:rStyle w:val="Hypertextovodkaz"/>
@@ -2054,7 +2054,7 @@
               <w:rPr>
                 <w:noProof/>
               </w:rPr>
-              <w:instrText xml:space="preserve"> PAGEREF _Toc244085084 \h </w:instrText>
+              <w:instrText xml:space="preserve"> PAGEREF _Toc244086424 \h </w:instrText>
             </w:r>
             <w:r>
               <w:rPr>
@@ -2097,7 +2097,7 @@
               <w14:ligatures w14:val="standardContextual"/>
             </w:rPr>
           </w:pPr>
-          <w:hyperlink w:anchor="_Toc244085085" w:history="1">
+          <w:hyperlink w:anchor="_Toc244086425" w:history="1">
             <w:r>
               <w:rPr>
                 <w:rStyle w:val="Hypertextovodkaz"/>
@@ -2121,7 +2121,7 @@
               <w:rPr>
                 <w:noProof/>
               </w:rPr>
-              <w:instrText xml:space="preserve"> PAGEREF _Toc244085085 \h </w:instrText>
+              <w:instrText xml:space="preserve"> PAGEREF _Toc244086425 \h </w:instrText>
             </w:r>
             <w:r>
               <w:rPr>
@@ -2164,7 +2164,7 @@
               <w14:ligatures w14:val="standardContextual"/>
             </w:rPr>
           </w:pPr>
-          <w:hyperlink w:anchor="_Toc244085086" w:history="1">
+          <w:hyperlink w:anchor="_Toc244086426" w:history="1">
             <w:r>
               <w:rPr>
                 <w:rStyle w:val="Hypertextovodkaz"/>
@@ -2188,7 +2188,7 @@
               <w:rPr>
                 <w:noProof/>
               </w:rPr>
-              <w:instrText xml:space="preserve"> PAGEREF _Toc244085086 \h </w:instrText>
+              <w:instrText xml:space="preserve"> PAGEREF _Toc244086426 \h </w:instrText>
             </w:r>
             <w:r>
               <w:rPr>
@@ -2231,7 +2231,7 @@
               <w14:ligatures w14:val="standardContextual"/>
             </w:rPr>
           </w:pPr>
-          <w:hyperlink w:anchor="_Toc244085087" w:history="1">
+          <w:hyperlink w:anchor="_Toc244086427" w:history="1">
             <w:r>
               <w:rPr>
                 <w:rStyle w:val="Hypertextovodkaz"/>
@@ -2255,7 +2255,7 @@
               <w:rPr>
                 <w:noProof/>
               </w:rPr>
-              <w:instrText xml:space="preserve"> PAGEREF _Toc244085087 \h </w:instrText>
+              <w:instrText xml:space="preserve"> PAGEREF _Toc244086427 \h </w:instrText>
             </w:r>
             <w:r>
               <w:rPr>
@@ -2298,7 +2298,7 @@
               <w14:ligatures w14:val="standardContextual"/>
             </w:rPr>
           </w:pPr>
-          <w:hyperlink w:anchor="_Toc244085088" w:history="1">
+          <w:hyperlink w:anchor="_Toc244086428" w:history="1">
             <w:r>
               <w:rPr>
                 <w:rStyle w:val="Hypertextovodkaz"/>
@@ -2322,7 +2322,7 @@
               <w:rPr>
                 <w:noProof/>
               </w:rPr>
-              <w:instrText xml:space="preserve"> PAGEREF _Toc244085088 \h </w:instrText>
+              <w:instrText xml:space="preserve"> PAGEREF _Toc244086428 \h </w:instrText>
             </w:r>
             <w:r>
               <w:rPr>
@@ -2365,7 +2365,7 @@
               <w14:ligatures w14:val="standardContextual"/>
             </w:rPr>
           </w:pPr>
-          <w:hyperlink w:anchor="_Toc244085089" w:history="1">
+          <w:hyperlink w:anchor="_Toc244086429" w:history="1">
             <w:r>
               <w:rPr>
                 <w:rStyle w:val="Hypertextovodkaz"/>
@@ -2389,7 +2389,7 @@
               <w:rPr>
                 <w:noProof/>
               </w:rPr>
-              <w:instrText xml:space="preserve"> PAGEREF _Toc244085089 \h </w:instrText>
+              <w:instrText xml:space="preserve"> PAGEREF _Toc244086429 \h </w:instrText>
             </w:r>
             <w:r>
               <w:rPr>
@@ -2432,7 +2432,7 @@
               <w14:ligatures w14:val="standardContextual"/>
             </w:rPr>
           </w:pPr>
-          <w:hyperlink w:anchor="_Toc244085090" w:history="1">
+          <w:hyperlink w:anchor="_Toc244086430" w:history="1">
             <w:r>
               <w:rPr>
                 <w:rStyle w:val="Hypertextovodkaz"/>
@@ -2456,7 +2456,7 @@
               <w:rPr>
                 <w:noProof/>
               </w:rPr>
-              <w:instrText xml:space="preserve"> PAGEREF _Toc244085090 \h </w:instrText>
+              <w:instrText xml:space="preserve"> PAGEREF _Toc244086430 \h </w:instrText>
             </w:r>
             <w:r>
               <w:rPr>
@@ -2499,7 +2499,7 @@
               <w14:ligatures w14:val="standardContextual"/>
             </w:rPr>
           </w:pPr>
-          <w:hyperlink w:anchor="_Toc244085091" w:history="1">
+          <w:hyperlink w:anchor="_Toc244086431" w:history="1">
             <w:r>
               <w:rPr>
                 <w:rStyle w:val="Hypertextovodkaz"/>
@@ -2523,7 +2523,7 @@
               <w:rPr>
                 <w:noProof/>
               </w:rPr>
-              <w:instrText xml:space="preserve"> PAGEREF _Toc244085091 \h </w:instrText>
+              <w:instrText xml:space="preserve"> PAGEREF _Toc244086431 \h </w:instrText>
             </w:r>
             <w:r>
               <w:rPr>
@@ -2566,7 +2566,7 @@
               <w14:ligatures w14:val="standardContextual"/>
             </w:rPr>
           </w:pPr>
-          <w:hyperlink w:anchor="_Toc244085092" w:history="1">
+          <w:hyperlink w:anchor="_Toc244086432" w:history="1">
             <w:r>
               <w:rPr>
                 <w:rStyle w:val="Hypertextovodkaz"/>
@@ -2590,7 +2590,7 @@
               <w:rPr>
                 <w:noProof/>
               </w:rPr>
-              <w:instrText xml:space="preserve"> PAGEREF _Toc244085092 \h </w:instrText>
+              <w:instrText xml:space="preserve"> PAGEREF _Toc244086432 \h </w:instrText>
             </w:r>
             <w:r>
               <w:rPr>
@@ -2633,7 +2633,7 @@
               <w14:ligatures w14:val="standardContextual"/>
             </w:rPr>
           </w:pPr>
-          <w:hyperlink w:anchor="_Toc244085093" w:history="1">
+          <w:hyperlink w:anchor="_Toc244086433" w:history="1">
             <w:r>
               <w:rPr>
                 <w:rStyle w:val="Hypertextovodkaz"/>
@@ -2657,7 +2657,7 @@
               <w:rPr>
                 <w:noProof/>
               </w:rPr>
-              <w:instrText xml:space="preserve"> PAGEREF _Toc244085093 \h </w:instrText>
+              <w:instrText xml:space="preserve"> PAGEREF _Toc244086433 \h </w:instrText>
             </w:r>
             <w:r>
               <w:rPr>
@@ -2700,7 +2700,7 @@
               <w14:ligatures w14:val="standardContextual"/>
             </w:rPr>
           </w:pPr>
-          <w:hyperlink w:anchor="_Toc244085094" w:history="1">
+          <w:hyperlink w:anchor="_Toc244086434" w:history="1">
             <w:r>
               <w:rPr>
                 <w:rStyle w:val="Hypertextovodkaz"/>
@@ -2724,7 +2724,7 @@
               <w:rPr>
                 <w:noProof/>
               </w:rPr>
-              <w:instrText xml:space="preserve"> PAGEREF _Toc244085094 \h </w:instrText>
+              <w:instrText xml:space="preserve"> PAGEREF _Toc244086434 \h </w:instrText>
             </w:r>
             <w:r>
               <w:rPr>
@@ -2767,7 +2767,7 @@
               <w14:ligatures w14:val="standardContextual"/>
             </w:rPr>
           </w:pPr>
-          <w:hyperlink w:anchor="_Toc244085095" w:history="1">
+          <w:hyperlink w:anchor="_Toc244086435" w:history="1">
             <w:r>
               <w:rPr>
                 <w:rStyle w:val="Hypertextovodkaz"/>
@@ -2791,7 +2791,7 @@
               <w:rPr>
                 <w:noProof/>
               </w:rPr>
-              <w:instrText xml:space="preserve"> PAGEREF _Toc244085095 \h </w:instrText>
+              <w:instrText xml:space="preserve"> PAGEREF _Toc244086435 \h </w:instrText>
             </w:r>
             <w:r>
               <w:rPr>
@@ -2834,7 +2834,7 @@
               <w14:ligatures w14:val="standardContextual"/>
             </w:rPr>
           </w:pPr>
-          <w:hyperlink w:anchor="_Toc244085096" w:history="1">
+          <w:hyperlink w:anchor="_Toc244086436" w:history="1">
             <w:r>
               <w:rPr>
                 <w:rStyle w:val="Hypertextovodkaz"/>
@@ -2858,7 +2858,7 @@
               <w:rPr>
                 <w:noProof/>
               </w:rPr>
-              <w:instrText xml:space="preserve"> PAGEREF _Toc244085096 \h </w:instrText>
+              <w:instrText xml:space="preserve"> PAGEREF _Toc244086436 \h </w:instrText>
             </w:r>
             <w:r>
               <w:rPr>
@@ -2901,7 +2901,7 @@
               <w14:ligatures w14:val="standardContextual"/>
             </w:rPr>
           </w:pPr>
-          <w:hyperlink w:anchor="_Toc244085097" w:history="1">
+          <w:hyperlink w:anchor="_Toc244086437" w:history="1">
             <w:r>
               <w:rPr>
                 <w:rStyle w:val="Hypertextovodkaz"/>
@@ -2925,7 +2925,7 @@
               <w:rPr>
                 <w:noProof/>
               </w:rPr>
-              <w:instrText xml:space="preserve"> PAGEREF _Toc244085097 \h </w:instrText>
+              <w:instrText xml:space="preserve"> PAGEREF _Toc244086437 \h </w:instrText>
             </w:r>
             <w:r>
               <w:rPr>
@@ -2968,7 +2968,7 @@
               <w14:ligatures w14:val="standardContextual"/>
             </w:rPr>
           </w:pPr>
-          <w:hyperlink w:anchor="_Toc244085098" w:history="1">
+          <w:hyperlink w:anchor="_Toc244086438" w:history="1">
             <w:r>
               <w:rPr>
                 <w:rStyle w:val="Hypertextovodkaz"/>
@@ -2992,7 +2992,7 @@
               <w:rPr>
                 <w:noProof/>
               </w:rPr>
-              <w:instrText xml:space="preserve"> PAGEREF _Toc244085098 \h </w:instrText>
+              <w:instrText xml:space="preserve"> PAGEREF _Toc244086438 \h </w:instrText>
             </w:r>
             <w:r>
               <w:rPr>
@@ -3035,7 +3035,7 @@
               <w14:ligatures w14:val="standardContextual"/>
             </w:rPr>
           </w:pPr>
-          <w:hyperlink w:anchor="_Toc244085099" w:history="1">
+          <w:hyperlink w:anchor="_Toc244086439" w:history="1">
             <w:r>
               <w:rPr>
                 <w:rStyle w:val="Hypertextovodkaz"/>
@@ -3059,7 +3059,7 @@
               <w:rPr>
                 <w:noProof/>
               </w:rPr>
-              <w:instrText xml:space="preserve"> PAGEREF _Toc244085099 \h </w:instrText>
+              <w:instrText xml:space="preserve"> PAGEREF _Toc244086439 \h </w:instrText>
             </w:r>
             <w:r>
               <w:rPr>
@@ -3102,7 +3102,7 @@
               <w14:ligatures w14:val="standardContextual"/>
             </w:rPr>
           </w:pPr>
-          <w:hyperlink w:anchor="_Toc244085100" w:history="1">
+          <w:hyperlink w:anchor="_Toc244086440" w:history="1">
             <w:r>
               <w:rPr>
                 <w:rStyle w:val="Hypertextovodkaz"/>
@@ -3126,7 +3126,7 @@
               <w:rPr>
                 <w:noProof/>
               </w:rPr>
-              <w:instrText xml:space="preserve"> PAGEREF _Toc244085100 \h </w:instrText>
+              <w:instrText xml:space="preserve"> PAGEREF _Toc244086440 \h </w:instrText>
             </w:r>
             <w:r>
               <w:rPr>
@@ -3169,7 +3169,7 @@
               <w14:ligatures w14:val="standardContextual"/>
             </w:rPr>
           </w:pPr>
-          <w:hyperlink w:anchor="_Toc244085101" w:history="1">
+          <w:hyperlink w:anchor="_Toc244086441" w:history="1">
             <w:r>
               <w:rPr>
                 <w:rStyle w:val="Hypertextovodkaz"/>
@@ -3193,7 +3193,7 @@
               <w:rPr>
                 <w:noProof/>
               </w:rPr>
-              <w:instrText xml:space="preserve"> PAGEREF _Toc244085101 \h </w:instrText>
+              <w:instrText xml:space="preserve"> PAGEREF _Toc244086441 \h </w:instrText>
             </w:r>
             <w:r>
               <w:rPr>
@@ -3236,7 +3236,7 @@
               <w14:ligatures w14:val="standardContextual"/>
             </w:rPr>
           </w:pPr>
-          <w:hyperlink w:anchor="_Toc244085102" w:history="1">
+          <w:hyperlink w:anchor="_Toc244086442" w:history="1">
             <w:r>
               <w:rPr>
                 <w:rStyle w:val="Hypertextovodkaz"/>
@@ -3260,7 +3260,7 @@
               <w:rPr>
                 <w:noProof/>
               </w:rPr>
-              <w:instrText xml:space="preserve"> PAGEREF _Toc244085102 \h </w:instrText>
+              <w:instrText xml:space="preserve"> PAGEREF _Toc244086442 \h </w:instrText>
             </w:r>
             <w:r>
               <w:rPr>
@@ -3303,7 +3303,7 @@
               <w14:ligatures w14:val="standardContextual"/>
             </w:rPr>
           </w:pPr>
-          <w:hyperlink w:anchor="_Toc244085103" w:history="1">
+          <w:hyperlink w:anchor="_Toc244086443" w:history="1">
             <w:r>
               <w:rPr>
                 <w:rStyle w:val="Hypertextovodkaz"/>
@@ -3327,7 +3327,7 @@
               <w:rPr>
                 <w:noProof/>
               </w:rPr>
-              <w:instrText xml:space="preserve"> PAGEREF _Toc244085103 \h </w:instrText>
+              <w:instrText xml:space="preserve"> PAGEREF _Toc244086443 \h </w:instrText>
             </w:r>
             <w:r>
               <w:rPr>
@@ -3370,7 +3370,7 @@
               <w14:ligatures w14:val="standardContextual"/>
             </w:rPr>
           </w:pPr>
-          <w:hyperlink w:anchor="_Toc244085104" w:history="1">
+          <w:hyperlink w:anchor="_Toc244086444" w:history="1">
             <w:r>
               <w:rPr>
                 <w:rStyle w:val="Hypertextovodkaz"/>
@@ -3394,7 +3394,7 @@
               <w:rPr>
                 <w:noProof/>
               </w:rPr>
-              <w:instrText xml:space="preserve"> PAGEREF _Toc244085104 \h </w:instrText>
+              <w:instrText xml:space="preserve"> PAGEREF _Toc244086444 \h </w:instrText>
             </w:r>
             <w:r>
               <w:rPr>
@@ -3437,7 +3437,7 @@
               <w14:ligatures w14:val="standardContextual"/>
             </w:rPr>
           </w:pPr>
-          <w:hyperlink w:anchor="_Toc244085105" w:history="1">
+          <w:hyperlink w:anchor="_Toc244086445" w:history="1">
             <w:r>
               <w:rPr>
                 <w:rStyle w:val="Hypertextovodkaz"/>
@@ -3461,7 +3461,7 @@
               <w:rPr>
                 <w:noProof/>
               </w:rPr>
-              <w:instrText xml:space="preserve"> PAGEREF _Toc244085105 \h </w:instrText>
+              <w:instrText xml:space="preserve"> PAGEREF _Toc244086445 \h </w:instrText>
             </w:r>
             <w:r>
               <w:rPr>
@@ -3504,7 +3504,7 @@
               <w14:ligatures w14:val="standardContextual"/>
             </w:rPr>
           </w:pPr>
-          <w:hyperlink w:anchor="_Toc244085106" w:history="1">
+          <w:hyperlink w:anchor="_Toc244086446" w:history="1">
             <w:r>
               <w:rPr>
                 <w:rStyle w:val="Hypertextovodkaz"/>
@@ -3528,7 +3528,7 @@
               <w:rPr>
                 <w:noProof/>
               </w:rPr>
-              <w:instrText xml:space="preserve"> PAGEREF _Toc244085106 \h </w:instrText>
+              <w:instrText xml:space="preserve"> PAGEREF _Toc244086446 \h </w:instrText>
             </w:r>
             <w:r>
               <w:rPr>
@@ -3571,7 +3571,7 @@
               <w14:ligatures w14:val="standardContextual"/>
             </w:rPr>
           </w:pPr>
-          <w:hyperlink w:anchor="_Toc244085107" w:history="1">
+          <w:hyperlink w:anchor="_Toc244086447" w:history="1">
             <w:r>
               <w:rPr>
                 <w:rStyle w:val="Hypertextovodkaz"/>
@@ -3595,7 +3595,7 @@
               <w:rPr>
                 <w:noProof/>
               </w:rPr>
-              <w:instrText xml:space="preserve"> PAGEREF _Toc244085107 \h </w:instrText>
+              <w:instrText xml:space="preserve"> PAGEREF _Toc244086447 \h </w:instrText>
             </w:r>
             <w:r>
               <w:rPr>
@@ -3644,7 +3644,7 @@
         <w:pStyle w:val="Nadpis1"/>
         <w:pageBreakBefore/>
       </w:pPr>
-      <w:bookmarkStart w:id="0" w:name="_Toc244085060"/>
+      <w:bookmarkStart w:id="0" w:name="_Toc244086400"/>
       <w:r>
         <w:t>1  Úvod</w:t>
       </w:r>
@@ -3654,7 +3654,7 @@
       <w:pPr>
         <w:pStyle w:val="Nadpis2"/>
       </w:pPr>
-      <w:bookmarkStart w:id="1" w:name="_Toc244085061"/>
+      <w:bookmarkStart w:id="1" w:name="_Toc244086401"/>
       <w:r>
         <w:t>1.1  Účel aplikace</w:t>
       </w:r>
@@ -3863,7 +3863,7 @@
       <w:pPr>
         <w:pStyle w:val="Nadpis2"/>
       </w:pPr>
-      <w:bookmarkStart w:id="2" w:name="_Toc244085062"/>
+      <w:bookmarkStart w:id="2" w:name="_Toc244086402"/>
       <w:r>
         <w:t>1.2  Tok dat a stavy souboru</w:t>
       </w:r>
@@ -4384,7 +4384,7 @@
         <w:spacing w:after="120" w:line="288" w:lineRule="auto"/>
       </w:pPr>
       <w:r>
-        <w:t xml:space="preserve">Výrobní soubor má od verze DatabaseGateway 2.3 blokovou strukturu: </w:t>
+        <w:t xml:space="preserve">Výrobní soubor má blokovou strukturu: </w:t>
       </w:r>
       <w:r>
         <w:rPr>
@@ -4439,7 +4439,7 @@
         <w:t>[Data]</w:t>
       </w:r>
       <w:r>
-        <w:t xml:space="preserve"> (jeden řádek na kus). ScadaViewer čte i starší soubory s jednodušší hlavičkou.</w:t>
+        <w:t xml:space="preserve"> (jeden řádek na kus).</w:t>
       </w:r>
     </w:p>
     <w:p>
@@ -4454,7 +4454,7 @@
       <w:pPr>
         <w:pStyle w:val="Nadpis2"/>
       </w:pPr>
-      <w:bookmarkStart w:id="3" w:name="_Toc244085063"/>
+      <w:bookmarkStart w:id="3" w:name="_Toc244086403"/>
       <w:r>
         <w:t>1.3  Kde aplikace běží a jak ji otevřít</w:t>
       </w:r>
@@ -4524,7 +4524,7 @@
       <w:pPr>
         <w:pStyle w:val="Nadpis2"/>
       </w:pPr>
-      <w:bookmarkStart w:id="4" w:name="_Toc244085064"/>
+      <w:bookmarkStart w:id="4" w:name="_Toc244086404"/>
       <w:r>
         <w:t>1.4  Uživatelské role a oprávnění</w:t>
       </w:r>
@@ -6736,7 +6736,7 @@
       <w:pPr>
         <w:pStyle w:val="Nadpis2"/>
       </w:pPr>
-      <w:bookmarkStart w:id="5" w:name="_Toc244085065"/>
+      <w:bookmarkStart w:id="5" w:name="_Toc244086405"/>
       <w:r>
         <w:t>1.5  O tomto dokumentu</w:t>
       </w:r>
@@ -6755,7 +6755,7 @@
         <w:pStyle w:val="Nadpis1"/>
         <w:pageBreakBefore/>
       </w:pPr>
-      <w:bookmarkStart w:id="6" w:name="_Toc244085066"/>
+      <w:bookmarkStart w:id="6" w:name="_Toc244086406"/>
       <w:r>
         <w:t>2  Přihlášení a ovládání</w:t>
       </w:r>
@@ -6765,7 +6765,7 @@
       <w:pPr>
         <w:pStyle w:val="Nadpis2"/>
       </w:pPr>
-      <w:bookmarkStart w:id="7" w:name="_Toc244085067"/>
+      <w:bookmarkStart w:id="7" w:name="_Toc244086407"/>
       <w:r>
         <w:t>2.1  Přihlášení</w:t>
       </w:r>
@@ -6782,7 +6782,7 @@
           <w:noProof/>
         </w:rPr>
         <w:drawing>
-          <wp:inline distT="0" distB="0" distL="0" distR="0" wp14:anchorId="5732138F" wp14:editId="37252845">
+          <wp:inline distT="0" distB="0" distL="0" distR="0" wp14:anchorId="4A0D50E2" wp14:editId="7BE4C371">
             <wp:extent cx="3676650" cy="2066925"/>
             <wp:effectExtent l="0" t="0" r="0" b="0"/>
             <wp:docPr id="1" name="01_login" descr="Přihlašovací obrazovka na PC testeru" title="Přihlašovací obrazovka na PC testeru"/>
@@ -6977,7 +6977,7 @@
       <w:pPr>
         <w:pStyle w:val="Nadpis2"/>
       </w:pPr>
-      <w:bookmarkStart w:id="8" w:name="_Toc244085068"/>
+      <w:bookmarkStart w:id="8" w:name="_Toc244086408"/>
       <w:r>
         <w:t>2.2  Horní lišta</w:t>
       </w:r>
@@ -6994,7 +6994,7 @@
           <w:noProof/>
         </w:rPr>
         <w:drawing>
-          <wp:inline distT="0" distB="0" distL="0" distR="0" wp14:anchorId="2786B84F" wp14:editId="76596EFC">
+          <wp:inline distT="0" distB="0" distL="0" distR="0" wp14:anchorId="122AC1FC" wp14:editId="0D60A4CF">
             <wp:extent cx="6124575" cy="285750"/>
             <wp:effectExtent l="0" t="0" r="0" b="0"/>
             <wp:docPr id="2" name="02b_topbar_c" descr="Horní lišta při přihlášení heslem u testeru (střední prázdná část vynechána)" title="Horní lišta při přihlášení heslem u testeru (střední prázdná část vynechána)"/>
@@ -7701,7 +7701,7 @@
       <w:pPr>
         <w:pStyle w:val="Nadpis2"/>
       </w:pPr>
-      <w:bookmarkStart w:id="9" w:name="_Toc244085069"/>
+      <w:bookmarkStart w:id="9" w:name="_Toc244086409"/>
       <w:r>
         <w:t>2.3  Menu, nápověda a klávesové zkratky</w:t>
       </w:r>
@@ -7756,7 +7756,7 @@
           <w:noProof/>
         </w:rPr>
         <w:drawing>
-          <wp:inline distT="0" distB="0" distL="0" distR="0" wp14:anchorId="6003B3E7" wp14:editId="09199696">
+          <wp:inline distT="0" distB="0" distL="0" distR="0" wp14:anchorId="4F9F5EE2" wp14:editId="3007DB18">
             <wp:extent cx="1038225" cy="4676775"/>
             <wp:effectExtent l="0" t="0" r="0" b="0"/>
             <wp:docPr id="3" name="02c_sidebar" descr="Levé menu" title="Levé menu"/>
@@ -7848,7 +7848,7 @@
           <w:noProof/>
         </w:rPr>
         <w:drawing>
-          <wp:inline distT="0" distB="0" distL="0" distR="0" wp14:anchorId="35B2C106" wp14:editId="25A3D66D">
+          <wp:inline distT="0" distB="0" distL="0" distR="0" wp14:anchorId="386CFD23" wp14:editId="48380440">
             <wp:extent cx="3800475" cy="4410075"/>
             <wp:effectExtent l="0" t="0" r="0" b="0"/>
             <wp:docPr id="4" name="02e_help" descr="Nápověda stránky Databáze" title="Nápověda stránky Databáze"/>
@@ -7968,7 +7968,7 @@
       <w:pPr>
         <w:pStyle w:val="Nadpis2"/>
       </w:pPr>
-      <w:bookmarkStart w:id="10" w:name="_Toc244085070"/>
+      <w:bookmarkStart w:id="10" w:name="_Toc244086410"/>
       <w:r>
         <w:t>2.4  Klávesnice na obrazovce</w:t>
       </w:r>
@@ -8013,7 +8013,7 @@
           <w:noProof/>
         </w:rPr>
         <w:drawing>
-          <wp:inline distT="0" distB="0" distL="0" distR="0" wp14:anchorId="1965E5DF" wp14:editId="7530606B">
+          <wp:inline distT="0" distB="0" distL="0" distR="0" wp14:anchorId="2807F19B" wp14:editId="53CC7F6E">
             <wp:extent cx="6124575" cy="3448050"/>
             <wp:effectExtent l="0" t="0" r="0" b="0"/>
             <wp:docPr id="5" name="21b_osk" descr="Klávesnice na obrazovce u pole Hledat zakázku" title="Klávesnice na obrazovce u pole Hledat zakázku"/>
@@ -8081,7 +8081,7 @@
         <w:pStyle w:val="Nadpis1"/>
         <w:pageBreakBefore/>
       </w:pPr>
-      <w:bookmarkStart w:id="11" w:name="_Toc244085071"/>
+      <w:bookmarkStart w:id="11" w:name="_Toc244086411"/>
       <w:r>
         <w:t>3  Databáze</w:t>
       </w:r>
@@ -8106,7 +8106,7 @@
           <w:noProof/>
         </w:rPr>
         <w:drawing>
-          <wp:inline distT="0" distB="0" distL="0" distR="0" wp14:anchorId="5BEFE2DA" wp14:editId="1CDEBA50">
+          <wp:inline distT="0" distB="0" distL="0" distR="0" wp14:anchorId="67417AAC" wp14:editId="560BFEE9">
             <wp:extent cx="6124575" cy="3448050"/>
             <wp:effectExtent l="0" t="0" r="0" b="0"/>
             <wp:docPr id="6" name="02_database" descr="Databáze — zakázky na PC testeru" title="Databáze — zakázky na PC testeru"/>
@@ -8173,7 +8173,7 @@
       <w:pPr>
         <w:pStyle w:val="Nadpis2"/>
       </w:pPr>
-      <w:bookmarkStart w:id="12" w:name="_Toc244085072"/>
+      <w:bookmarkStart w:id="12" w:name="_Toc244086412"/>
       <w:r>
         <w:t>3.1  Seznam zakázek</w:t>
       </w:r>
@@ -9165,7 +9165,7 @@
       <w:pPr>
         <w:pStyle w:val="Nadpis2"/>
       </w:pPr>
-      <w:bookmarkStart w:id="13" w:name="_Toc244085073"/>
+      <w:bookmarkStart w:id="13" w:name="_Toc244086413"/>
       <w:r>
         <w:t>3.2  Přepínače, filtr data a řazení</w:t>
       </w:r>
@@ -9182,7 +9182,7 @@
           <w:noProof/>
         </w:rPr>
         <w:drawing>
-          <wp:inline distT="0" distB="0" distL="0" distR="0" wp14:anchorId="279E3EDE" wp14:editId="7CDEA023">
+          <wp:inline distT="0" distB="0" distL="0" distR="0" wp14:anchorId="253F1619" wp14:editId="003F94AD">
             <wp:extent cx="6124575" cy="609600"/>
             <wp:effectExtent l="0" t="0" r="0" b="0"/>
             <wp:docPr id="7" name="02d_controls" descr="Hlavička Databáze: ukazatele úložišť a přepínače" title="Hlavička Databáze: ukazatele úložišť a přepínače"/>
@@ -9359,7 +9359,7 @@
       <w:pPr>
         <w:pStyle w:val="Nadpis2"/>
       </w:pPr>
-      <w:bookmarkStart w:id="14" w:name="_Toc244085074"/>
+      <w:bookmarkStart w:id="14" w:name="_Toc244086414"/>
       <w:r>
         <w:t>3.3  Hledání zakázky</w:t>
       </w:r>
@@ -9404,7 +9404,7 @@
           <w:noProof/>
         </w:rPr>
         <w:drawing>
-          <wp:inline distT="0" distB="0" distL="0" distR="0" wp14:anchorId="03B26896" wp14:editId="6E62FE5B">
+          <wp:inline distT="0" distB="0" distL="0" distR="0" wp14:anchorId="2237714A" wp14:editId="4401DF74">
             <wp:extent cx="6124575" cy="1143000"/>
             <wp:effectExtent l="0" t="0" r="0" b="0"/>
             <wp:docPr id="8" name="03b_search" descr="Hledání zakázky podle části čísla" title="Hledání zakázky podle části čísla"/>
@@ -9471,7 +9471,7 @@
       <w:pPr>
         <w:pStyle w:val="Nadpis2"/>
       </w:pPr>
-      <w:bookmarkStart w:id="15" w:name="_Toc244085075"/>
+      <w:bookmarkStart w:id="15" w:name="_Toc244086415"/>
       <w:r>
         <w:t>3.4  Rozbalení zakázky</w:t>
       </w:r>
@@ -9516,7 +9516,7 @@
           <w:noProof/>
         </w:rPr>
         <w:drawing>
-          <wp:inline distT="0" distB="0" distL="0" distR="0" wp14:anchorId="66C4EE47" wp14:editId="2BF61880">
+          <wp:inline distT="0" distB="0" distL="0" distR="0" wp14:anchorId="16E63684" wp14:editId="18C62379">
             <wp:extent cx="6124575" cy="3448050"/>
             <wp:effectExtent l="0" t="0" r="0" b="0"/>
             <wp:docPr id="9" name="03_expanded" descr="Rozbalená zakázka v seznamu (tabulka kusů je posuvná)" title="Rozbalená zakázka v seznamu (tabulka kusů je posuvná)"/>
@@ -9583,7 +9583,7 @@
       <w:pPr>
         <w:pStyle w:val="Nadpis2"/>
       </w:pPr>
-      <w:bookmarkStart w:id="16" w:name="_Toc244085076"/>
+      <w:bookmarkStart w:id="16" w:name="_Toc244086416"/>
       <w:r>
         <w:t>3.5  Úložiště: lokální, NAS a flashka</w:t>
       </w:r>
@@ -9608,7 +9608,7 @@
           <w:noProof/>
         </w:rPr>
         <w:drawing>
-          <wp:inline distT="0" distB="0" distL="0" distR="0" wp14:anchorId="1B169FE6" wp14:editId="4E00F346">
+          <wp:inline distT="0" distB="0" distL="0" distR="0" wp14:anchorId="044B914F" wp14:editId="62122797">
             <wp:extent cx="2200275" cy="323850"/>
             <wp:effectExtent l="0" t="0" r="0" b="0"/>
             <wp:docPr id="10" name="04a_storagebar" descr="Lokální úložiště" title="Lokální úložiště"/>
@@ -9752,7 +9752,7 @@
           <w:noProof/>
         </w:rPr>
         <w:drawing>
-          <wp:inline distT="0" distB="0" distL="0" distR="0" wp14:anchorId="1581B187" wp14:editId="2B844D81">
+          <wp:inline distT="0" distB="0" distL="0" distR="0" wp14:anchorId="6D85A5EB" wp14:editId="3B3B0EF3">
             <wp:extent cx="1885950" cy="323850"/>
             <wp:effectExtent l="0" t="0" r="0" b="0"/>
             <wp:docPr id="11" name="04b_nasbar" descr="Zaplnění NAS" title="Zaplnění NAS"/>
@@ -9826,7 +9826,7 @@
           <w:noProof/>
         </w:rPr>
         <w:drawing>
-          <wp:inline distT="0" distB="0" distL="0" distR="0" wp14:anchorId="0D9E0FF4" wp14:editId="03D6BF10">
+          <wp:inline distT="0" distB="0" distL="0" distR="0" wp14:anchorId="63B94D60" wp14:editId="56DA588E">
             <wp:extent cx="1524000" cy="323850"/>
             <wp:effectExtent l="0" t="0" r="0" b="0"/>
             <wp:docPr id="12" name="04c_usbbar" descr="Flashka u testeru s tlačítkem bezpečného odebrání" title="Flashka u testeru s tlačítkem bezpečného odebrání"/>
@@ -9965,7 +9965,7 @@
           <w:noProof/>
         </w:rPr>
         <w:drawing>
-          <wp:inline distT="0" distB="0" distL="0" distR="0" wp14:anchorId="606C7DDC" wp14:editId="3D2551D7">
+          <wp:inline distT="0" distB="0" distL="0" distR="0" wp14:anchorId="11842305" wp14:editId="15402BB8">
             <wp:extent cx="2647950" cy="1990725"/>
             <wp:effectExtent l="0" t="0" r="0" b="0"/>
             <wp:docPr id="13" name="04_storage" descr="Potvrzení čištění synchronizovaných souborů" title="Potvrzení čištění synchronizovaných souborů"/>
@@ -10053,7 +10053,7 @@
       <w:pPr>
         <w:pStyle w:val="Nadpis2"/>
       </w:pPr>
-      <w:bookmarkStart w:id="17" w:name="_Toc244085077"/>
+      <w:bookmarkStart w:id="17" w:name="_Toc244086417"/>
       <w:r>
         <w:t>3.6  Stažení dat (CSV, XLSX)</w:t>
       </w:r>
@@ -10165,7 +10165,7 @@
       <w:pPr>
         <w:pStyle w:val="Nadpis2"/>
       </w:pPr>
-      <w:bookmarkStart w:id="18" w:name="_Toc244085078"/>
+      <w:bookmarkStart w:id="18" w:name="_Toc244086418"/>
       <w:r>
         <w:t>3.7  Hromadné stažení</w:t>
       </w:r>
@@ -10220,7 +10220,7 @@
           <w:noProof/>
         </w:rPr>
         <w:drawing>
-          <wp:inline distT="0" distB="0" distL="0" distR="0" wp14:anchorId="5BC174AE" wp14:editId="27A60D4E">
+          <wp:inline distT="0" distB="0" distL="0" distR="0" wp14:anchorId="59D9EE76" wp14:editId="189DFCB0">
             <wp:extent cx="6124575" cy="3190875"/>
             <wp:effectExtent l="0" t="0" r="0" b="0"/>
             <wp:docPr id="14" name="05_selection" descr="Výběr souborů — Stáhnout vybrané, Smazat vybrané" title="Výběr souborů — Stáhnout vybrané, Smazat vybrané"/>
@@ -10332,7 +10332,7 @@
           <w:noProof/>
         </w:rPr>
         <w:drawing>
-          <wp:inline distT="0" distB="0" distL="0" distR="0" wp14:anchorId="285937DD" wp14:editId="01C0DA8D">
+          <wp:inline distT="0" distB="0" distL="0" distR="0" wp14:anchorId="7FF39AEA" wp14:editId="3F8AFEF1">
             <wp:extent cx="3000375" cy="2171700"/>
             <wp:effectExtent l="0" t="0" r="0" b="0"/>
             <wp:docPr id="15" name="05b_bulk" descr="Hromadné stažení všech zakázek období" title="Hromadné stažení všech zakázek období"/>
@@ -10520,7 +10520,7 @@
           <w:noProof/>
         </w:rPr>
         <w:drawing>
-          <wp:inline distT="0" distB="0" distL="0" distR="0" wp14:anchorId="5E8D0EB7" wp14:editId="647A64DD">
+          <wp:inline distT="0" distB="0" distL="0" distR="0" wp14:anchorId="526327CF" wp14:editId="40FB1C3F">
             <wp:extent cx="3000375" cy="1752600"/>
             <wp:effectExtent l="0" t="0" r="0" b="0"/>
             <wp:docPr id="16" name="05c_bulk_done" descr="Souhrn po uložení na flashku" title="Souhrn po uložení na flashku"/>
@@ -10587,7 +10587,7 @@
       <w:pPr>
         <w:pStyle w:val="Nadpis2"/>
       </w:pPr>
-      <w:bookmarkStart w:id="19" w:name="_Toc244085079"/>
+      <w:bookmarkStart w:id="19" w:name="_Toc244086419"/>
       <w:r>
         <w:t>3.8  Rozpracovaná zakázka: dokončení a smazání</w:t>
       </w:r>
@@ -10681,7 +10681,7 @@
           <w:noProof/>
         </w:rPr>
         <w:drawing>
-          <wp:inline distT="0" distB="0" distL="0" distR="0" wp14:anchorId="467C4FB8" wp14:editId="2A0B3317">
+          <wp:inline distT="0" distB="0" distL="0" distR="0" wp14:anchorId="7C7773E0" wp14:editId="0DA55429">
             <wp:extent cx="2647950" cy="2647950"/>
             <wp:effectExtent l="0" t="0" r="0" b="0"/>
             <wp:docPr id="17" name="05e_finish_wip" descr="Dokončení rozpracované zakázky bez spojení s PLC" title="Dokončení rozpracované zakázky bez spojení s PLC"/>
@@ -10783,7 +10783,7 @@
           <w:noProof/>
         </w:rPr>
         <w:drawing>
-          <wp:inline distT="0" distB="0" distL="0" distR="0" wp14:anchorId="0AB3CCC1" wp14:editId="2EC2C1F6">
+          <wp:inline distT="0" distB="0" distL="0" distR="0" wp14:anchorId="1A9A5F12" wp14:editId="2F3DF587">
             <wp:extent cx="2647950" cy="2381250"/>
             <wp:effectExtent l="0" t="0" r="0" b="0"/>
             <wp:docPr id="18" name="05d_delete_wip" descr="Smazání rozpracované zakázky — potvrzení rizika" title="Smazání rozpracované zakázky — potvrzení rizika"/>
@@ -10850,7 +10850,7 @@
       <w:pPr>
         <w:pStyle w:val="Nadpis2"/>
       </w:pPr>
-      <w:bookmarkStart w:id="20" w:name="_Toc244085080"/>
+      <w:bookmarkStart w:id="20" w:name="_Toc244086420"/>
       <w:r>
         <w:t>3.9  Mazání souborů</w:t>
       </w:r>
@@ -10995,7 +10995,7 @@
       <w:pPr>
         <w:pStyle w:val="Nadpis2"/>
       </w:pPr>
-      <w:bookmarkStart w:id="21" w:name="_Toc244085081"/>
+      <w:bookmarkStart w:id="21" w:name="_Toc244086421"/>
       <w:r>
         <w:t>3.10  Vzdálené úložiště (NAS)</w:t>
       </w:r>
@@ -11030,7 +11030,7 @@
           <w:noProof/>
         </w:rPr>
         <w:drawing>
-          <wp:inline distT="0" distB="0" distL="0" distR="0" wp14:anchorId="0097B68A" wp14:editId="57427A23">
+          <wp:inline distT="0" distB="0" distL="0" distR="0" wp14:anchorId="77011A86" wp14:editId="006388C2">
             <wp:extent cx="6124575" cy="3448050"/>
             <wp:effectExtent l="0" t="0" r="0" b="0"/>
             <wp:docPr id="19" name="06_remote" descr="Archiv zakázek na NAS" title="Archiv zakázek na NAS"/>
@@ -11097,7 +11097,7 @@
       <w:pPr>
         <w:pStyle w:val="Nadpis2"/>
       </w:pPr>
-      <w:bookmarkStart w:id="22" w:name="_Toc244085082"/>
+      <w:bookmarkStart w:id="22" w:name="_Toc244086422"/>
       <w:r>
         <w:t>3.11  Testovací měření (Testing)</w:t>
       </w:r>
@@ -11132,7 +11132,7 @@
           <w:noProof/>
         </w:rPr>
         <w:drawing>
-          <wp:inline distT="0" distB="0" distL="0" distR="0" wp14:anchorId="2C547ECA" wp14:editId="4090C3CE">
+          <wp:inline distT="0" distB="0" distL="0" distR="0" wp14:anchorId="05823A8B" wp14:editId="700CA596">
             <wp:extent cx="6124575" cy="3448050"/>
             <wp:effectExtent l="0" t="0" r="0" b="0"/>
             <wp:docPr id="20" name="07_testing_list" descr="Seznam testovacích měření" title="Seznam testovacích měření"/>
@@ -11200,7 +11200,7 @@
         <w:pStyle w:val="Nadpis1"/>
         <w:pageBreakBefore/>
       </w:pPr>
-      <w:bookmarkStart w:id="23" w:name="_Toc244085083"/>
+      <w:bookmarkStart w:id="23" w:name="_Toc244086423"/>
       <w:r>
         <w:t>4  Detail zakázky</w:t>
       </w:r>
@@ -11245,7 +11245,7 @@
           <w:noProof/>
         </w:rPr>
         <w:drawing>
-          <wp:inline distT="0" distB="0" distL="0" distR="0" wp14:anchorId="0CB48710" wp14:editId="04AE2065">
+          <wp:inline distT="0" distB="0" distL="0" distR="0" wp14:anchorId="30395175" wp14:editId="21F6C0A9">
             <wp:extent cx="6124575" cy="3448050"/>
             <wp:effectExtent l="0" t="0" r="0" b="0"/>
             <wp:docPr id="21" name="08_order" descr="Detail zakázky — hlavička, údaje zakázky a rozložení kategorií" title="Detail zakázky — hlavička, údaje zakázky a rozložení kategorií"/>
@@ -11312,7 +11312,7 @@
       <w:pPr>
         <w:pStyle w:val="Nadpis2"/>
       </w:pPr>
-      <w:bookmarkStart w:id="24" w:name="_Toc244085084"/>
+      <w:bookmarkStart w:id="24" w:name="_Toc244086424"/>
       <w:r>
         <w:t>4.1  Hlavička zakázky</w:t>
       </w:r>
@@ -11329,7 +11329,7 @@
           <w:noProof/>
         </w:rPr>
         <w:drawing>
-          <wp:inline distT="0" distB="0" distL="0" distR="0" wp14:anchorId="271D8348" wp14:editId="32422AA9">
+          <wp:inline distT="0" distB="0" distL="0" distR="0" wp14:anchorId="1249CDFE" wp14:editId="34703E66">
             <wp:extent cx="6124575" cy="1000125"/>
             <wp:effectExtent l="0" t="0" r="0" b="0"/>
             <wp:docPr id="22" name="08b_hero" descr="Hlavička zakázky" title="Hlavička zakázky"/>
@@ -11404,7 +11404,7 @@
       <w:pPr>
         <w:pStyle w:val="Nadpis2"/>
       </w:pPr>
-      <w:bookmarkStart w:id="25" w:name="_Toc244085085"/>
+      <w:bookmarkStart w:id="25" w:name="_Toc244086425"/>
       <w:r>
         <w:t>4.2  Údaje zakázky</w:t>
       </w:r>
@@ -11439,7 +11439,7 @@
           <w:noProof/>
         </w:rPr>
         <w:drawing>
-          <wp:inline distT="0" distB="0" distL="0" distR="0" wp14:anchorId="2F6B7681" wp14:editId="48ADF5ED">
+          <wp:inline distT="0" distB="0" distL="0" distR="0" wp14:anchorId="5116A093" wp14:editId="6C1B1937">
             <wp:extent cx="6124575" cy="1238250"/>
             <wp:effectExtent l="0" t="0" r="0" b="0"/>
             <wp:docPr id="23" name="08d_orderinfo" descr="Údaje zakázky — sbalené řádky se souhrnem" title="Údaje zakázky — sbalené řádky se souhrnem"/>
@@ -11941,7 +11941,7 @@
           <w:noProof/>
         </w:rPr>
         <w:drawing>
-          <wp:inline distT="0" distB="0" distL="0" distR="0" wp14:anchorId="54C04E60" wp14:editId="708BAB70">
+          <wp:inline distT="0" distB="0" distL="0" distR="0" wp14:anchorId="66A34FCF" wp14:editId="2239A9B8">
             <wp:extent cx="6124575" cy="2828925"/>
             <wp:effectExtent l="0" t="0" r="0" b="0"/>
             <wp:docPr id="24" name="08e_orderinfo_cats" descr="Kategorie třídění podle MD" title="Kategorie třídění podle MD"/>
@@ -12015,7 +12015,7 @@
           <w:noProof/>
         </w:rPr>
         <w:drawing>
-          <wp:inline distT="0" distB="0" distL="0" distR="0" wp14:anchorId="393CDD7A" wp14:editId="6F095979">
+          <wp:inline distT="0" distB="0" distL="0" distR="0" wp14:anchorId="1930B271" wp14:editId="7C3A4E2C">
             <wp:extent cx="6124575" cy="3829050"/>
             <wp:effectExtent l="0" t="0" r="0" b="0"/>
             <wp:docPr id="25" name="08f_orderinfo_limits" descr="Limity třídění — jen aktivní (výřez)" title="Limity třídění — jen aktivní (výřez)"/>
@@ -12082,7 +12082,7 @@
       <w:pPr>
         <w:pStyle w:val="Nadpis2"/>
       </w:pPr>
-      <w:bookmarkStart w:id="26" w:name="_Toc244085086"/>
+      <w:bookmarkStart w:id="26" w:name="_Toc244086426"/>
       <w:r>
         <w:t>4.3  Rozložení kategorií</w:t>
       </w:r>
@@ -12107,7 +12107,7 @@
           <w:noProof/>
         </w:rPr>
         <w:drawing>
-          <wp:inline distT="0" distB="0" distL="0" distR="0" wp14:anchorId="54BA7416" wp14:editId="10045706">
+          <wp:inline distT="0" distB="0" distL="0" distR="0" wp14:anchorId="63D5E5DE" wp14:editId="1FE06777">
             <wp:extent cx="6124575" cy="1971675"/>
             <wp:effectExtent l="0" t="0" r="0" b="0"/>
             <wp:docPr id="26" name="08c_categories" descr="Rozložení kategorií zakázky" title="Rozložení kategorií zakázky"/>
@@ -12614,7 +12614,7 @@
       <w:pPr>
         <w:pStyle w:val="Nadpis2"/>
       </w:pPr>
-      <w:bookmarkStart w:id="27" w:name="_Toc244085087"/>
+      <w:bookmarkStart w:id="27" w:name="_Toc244086427"/>
       <w:r>
         <w:t>4.4  Časový průběh</w:t>
       </w:r>
@@ -12649,7 +12649,7 @@
           <w:noProof/>
         </w:rPr>
         <w:drawing>
-          <wp:inline distT="0" distB="0" distL="0" distR="0" wp14:anchorId="118B2B4B" wp14:editId="230892DF">
+          <wp:inline distT="0" distB="0" distL="0" distR="0" wp14:anchorId="7EEE16B2" wp14:editId="0EE99C09">
             <wp:extent cx="6124575" cy="1971675"/>
             <wp:effectExtent l="0" t="0" r="0" b="0"/>
             <wp:docPr id="27" name="09_timeline" descr="Časový průběh zakázky" title="Časový průběh zakázky"/>
@@ -13234,7 +13234,7 @@
       <w:pPr>
         <w:pStyle w:val="Nadpis2"/>
       </w:pPr>
-      <w:bookmarkStart w:id="28" w:name="_Toc244085088"/>
+      <w:bookmarkStart w:id="28" w:name="_Toc244086428"/>
       <w:r>
         <w:t>4.5  Tabulka kusů a hodnoty mimo limity</w:t>
       </w:r>
@@ -13309,7 +13309,7 @@
           <w:noProof/>
         </w:rPr>
         <w:drawing>
-          <wp:inline distT="0" distB="0" distL="0" distR="0" wp14:anchorId="1AF73873" wp14:editId="193D598A">
+          <wp:inline distT="0" distB="0" distL="0" distR="0" wp14:anchorId="3313B201" wp14:editId="15A094B3">
             <wp:extent cx="6124575" cy="3829050"/>
             <wp:effectExtent l="0" t="0" r="0" b="0"/>
             <wp:docPr id="28" name="10b_tabs" descr="Tabulka kusů — skupina Positions" title="Tabulka kusů — skupina Positions"/>
@@ -13699,7 +13699,7 @@
       <w:pPr>
         <w:pStyle w:val="Nadpis2"/>
       </w:pPr>
-      <w:bookmarkStart w:id="29" w:name="_Toc244085089"/>
+      <w:bookmarkStart w:id="29" w:name="_Toc244086429"/>
       <w:r>
         <w:t>4.6  Řazení a filtr kusů</w:t>
       </w:r>
@@ -13827,7 +13827,7 @@
           <w:noProof/>
         </w:rPr>
         <w:drawing>
-          <wp:inline distT="0" distB="0" distL="0" distR="0" wp14:anchorId="61A0BABA" wp14:editId="6E28693A">
+          <wp:inline distT="0" distB="0" distL="0" distR="0" wp14:anchorId="4C7563AE" wp14:editId="4E7DDD15">
             <wp:extent cx="6124575" cy="3829050"/>
             <wp:effectExtent l="0" t="0" r="0" b="0"/>
             <wp:docPr id="29" name="11_filter" descr="Filtr — jen NOK kusy, s podbarvením hodnot mimo limity" title="Filtr — jen NOK kusy, s podbarvením hodnot mimo limity"/>
@@ -13901,7 +13901,7 @@
           <w:noProof/>
         </w:rPr>
         <w:drawing>
-          <wp:inline distT="0" distB="0" distL="0" distR="0" wp14:anchorId="1F59D959" wp14:editId="54F3E7CC">
+          <wp:inline distT="0" distB="0" distL="0" distR="0" wp14:anchorId="4D97446C" wp14:editId="3F28BC40">
             <wp:extent cx="6124575" cy="647700"/>
             <wp:effectExtent l="0" t="0" r="0" b="0"/>
             <wp:docPr id="30" name="11b_filter_nok" descr="Filtr NOK oblasti — kusy nevyhovující v poloze (Position)" title="Filtr NOK oblasti — kusy nevyhovující v poloze (Position)"/>
@@ -13968,7 +13968,7 @@
       <w:pPr>
         <w:pStyle w:val="Nadpis2"/>
       </w:pPr>
-      <w:bookmarkStart w:id="30" w:name="_Toc244085090"/>
+      <w:bookmarkStart w:id="30" w:name="_Toc244086430"/>
       <w:r>
         <w:t>4.7  Export a tisk zakázky</w:t>
       </w:r>
@@ -14027,7 +14027,7 @@
         <w:pStyle w:val="Nadpis1"/>
         <w:pageBreakBefore/>
       </w:pPr>
-      <w:bookmarkStart w:id="31" w:name="_Toc244085091"/>
+      <w:bookmarkStart w:id="31" w:name="_Toc244086431"/>
       <w:r>
         <w:t>5  Detail záznamu (kusu)</w:t>
       </w:r>
@@ -14062,7 +14062,7 @@
           <w:noProof/>
         </w:rPr>
         <w:drawing>
-          <wp:inline distT="0" distB="0" distL="0" distR="0" wp14:anchorId="2C106D5A" wp14:editId="0D3FF349">
+          <wp:inline distT="0" distB="0" distL="0" distR="0" wp14:anchorId="18CAB500" wp14:editId="338E7AFF">
             <wp:extent cx="6124575" cy="3448050"/>
             <wp:effectExtent l="0" t="0" r="0" b="0"/>
             <wp:docPr id="31" name="13_record" descr="Detail záznamu — diagramy síla–dráha a spínací časy" title="Detail záznamu — diagramy síla–dráha a spínací časy"/>
@@ -14129,7 +14129,7 @@
       <w:pPr>
         <w:pStyle w:val="Nadpis2"/>
       </w:pPr>
-      <w:bookmarkStart w:id="32" w:name="_Toc244085092"/>
+      <w:bookmarkStart w:id="32" w:name="_Toc244086432"/>
       <w:r>
         <w:t>5.1  Diagram síla–dráha</w:t>
       </w:r>
@@ -14382,7 +14382,7 @@
                 <w:sz w:val="18"/>
                 <w:szCs w:val="18"/>
               </w:rPr>
-              <w:t>Poloha bodu sepnutí na dopředné cestě – od Analyzing 2.6.3 první sepnutí kontaktu NO (u starších souborů rozepnutí kontaktu NC).</w:t>
+              <w:t>Poloha bodu sepnutí na dopředné cestě – první sepnutí kontaktu NO.</w:t>
             </w:r>
           </w:p>
         </w:tc>
@@ -15175,33 +15175,9 @@
     </w:p>
     <w:p>
       <w:pPr>
-        <w:pBdr>
-          <w:left w:val="single" w:sz="18" w:space="8" w:color="374151"/>
-        </w:pBdr>
-        <w:shd w:val="clear" w:color="auto" w:fill="F3F4F6"/>
-        <w:spacing w:before="120" w:after="180" w:line="276" w:lineRule="auto"/>
-        <w:ind w:left="160" w:right="120"/>
-      </w:pPr>
-      <w:r>
-        <w:rPr>
-          <w:b/>
-          <w:bCs/>
-          <w:color w:val="374151"/>
-        </w:rPr>
-        <w:t xml:space="preserve">Poznámka: </w:t>
-      </w:r>
-      <w:r>
-        <w:t>Definice RvT se změnila s Analyzing 2.6.3 (27. 10. 2026): dříve dráha od konce zdvihu zpět do RP (TTP → RP), nyní dráha od klidové polohy do RP (FP → RP); nová hodnota je proto výrazně menší. Aplikace u každého kusu pozná, která definice platí, a u starších souborů kótu označí „RvT (TTP → RP)“. V souborech zapsaných před zavedením jednotek zákazníka (do 11. 10. 2026) jsou polohy na stupnici enkodéru — při stlačení rostou; aplikace na to upozorní poznámkou. Soubory bez kalibrační konstanty C mají C dopočteno</w:t>
-      </w:r>
-      <w:r>
-        <w:t>u (C = TTP + největší dráha vozíku).</w:t>
-      </w:r>
-    </w:p>
-    <w:p>
-      <w:pPr>
         <w:pStyle w:val="Nadpis2"/>
       </w:pPr>
-      <w:bookmarkStart w:id="33" w:name="_Toc244085093"/>
+      <w:bookmarkStart w:id="33" w:name="_Toc244086433"/>
       <w:r>
         <w:t>5.2  Spínací časy kontaktů</w:t>
       </w:r>
@@ -15212,7 +15188,7 @@
         <w:spacing w:after="120" w:line="288" w:lineRule="auto"/>
       </w:pPr>
       <w:r>
-        <w:t>Průběh napětí kontaktů NO (nahoře) a NC (dole) při přepnutí, obdobně jako na osciloskopu. Čas 0 je začátek rozpínání kontaktu NC (popisek osy v aplikaci uvádí „0 = OP“ podle starší definice OP; od Analyzing 2.6.3 leží OP až na konci RevT, při prvním sepnutí NO). Vyznačené časy:</w:t>
+        <w:t>Průběh napětí kontaktů NO (nahoře) a NC (dole) při přepnutí, obdobně jako na osciloskopu. Čas 0 je začátek rozpínání kontaktu NC. Vyznačené časy:</w:t>
       </w:r>
     </w:p>
     <w:p>
@@ -15315,7 +15291,7 @@
       <w:pPr>
         <w:pStyle w:val="Nadpis2"/>
       </w:pPr>
-      <w:bookmarkStart w:id="34" w:name="_Toc244085094"/>
+      <w:bookmarkStart w:id="34" w:name="_Toc244086434"/>
       <w:r>
         <w:t>5.3  NOK kategorie a tabulka parametrů</w:t>
       </w:r>
@@ -15368,7 +15344,7 @@
           <w:noProof/>
         </w:rPr>
         <w:drawing>
-          <wp:inline distT="0" distB="0" distL="0" distR="0" wp14:anchorId="6964E5F9" wp14:editId="5ED772F9">
+          <wp:inline distT="0" distB="0" distL="0" distR="0" wp14:anchorId="7C1152BD" wp14:editId="3FA00F27">
             <wp:extent cx="6124575" cy="4619625"/>
             <wp:effectExtent l="0" t="0" r="0" b="0"/>
             <wp:docPr id="32" name="13b_param_explain" descr="Grafická nápověda parametru RvT" title="Grafická nápověda parametru RvT"/>
@@ -15435,7 +15411,7 @@
       <w:pPr>
         <w:pStyle w:val="Nadpis2"/>
       </w:pPr>
-      <w:bookmarkStart w:id="35" w:name="_Toc244085095"/>
+      <w:bookmarkStart w:id="35" w:name="_Toc244086435"/>
       <w:r>
         <w:t>5.4  Tisk protokolu záznamu</w:t>
       </w:r>
@@ -15480,7 +15456,7 @@
           <w:noProof/>
         </w:rPr>
         <w:drawing>
-          <wp:inline distT="0" distB="0" distL="0" distR="0" wp14:anchorId="0A629B6B" wp14:editId="03F10D00">
+          <wp:inline distT="0" distB="0" distL="0" distR="0" wp14:anchorId="7A72139F" wp14:editId="0567AD68">
             <wp:extent cx="3800475" cy="5372100"/>
             <wp:effectExtent l="0" t="0" r="0" b="0"/>
             <wp:docPr id="33" name="12_print_record" descr="Tiskový protokol záznamu (1. strana)" title="Tiskový protokol záznamu (1. strana)"/>
@@ -15569,7 +15545,7 @@
         <w:pStyle w:val="Nadpis1"/>
         <w:pageBreakBefore/>
       </w:pPr>
-      <w:bookmarkStart w:id="36" w:name="_Toc244085096"/>
+      <w:bookmarkStart w:id="36" w:name="_Toc244086436"/>
       <w:r>
         <w:t>6  Detail měření (Testing)</w:t>
       </w:r>
@@ -15594,7 +15570,7 @@
           <w:noProof/>
         </w:rPr>
         <w:drawing>
-          <wp:inline distT="0" distB="0" distL="0" distR="0" wp14:anchorId="518C6428" wp14:editId="11EB445A">
+          <wp:inline distT="0" distB="0" distL="0" distR="0" wp14:anchorId="75741EF5" wp14:editId="02D49558">
             <wp:extent cx="6124575" cy="3448050"/>
             <wp:effectExtent l="0" t="0" r="0" b="0"/>
             <wp:docPr id="34" name="14_testing" descr="Detail měření — Nastavení testu" title="Detail měření — Nastavení testu"/>
@@ -16113,7 +16089,7 @@
           <w:noProof/>
         </w:rPr>
         <w:drawing>
-          <wp:inline distT="0" distB="0" distL="0" distR="0" wp14:anchorId="09A9E0CE" wp14:editId="5521E37A">
+          <wp:inline distT="0" distB="0" distL="0" distR="0" wp14:anchorId="3071F9A8" wp14:editId="1F836DB7">
             <wp:extent cx="6124575" cy="3448050"/>
             <wp:effectExtent l="0" t="0" r="0" b="0"/>
             <wp:docPr id="35" name="17_test_results" descr="Výsledky měření" title="Výsledky měření"/>
@@ -16187,7 +16163,7 @@
           <w:noProof/>
         </w:rPr>
         <w:drawing>
-          <wp:inline distT="0" distB="0" distL="0" distR="0" wp14:anchorId="10209258" wp14:editId="4C9AF756">
+          <wp:inline distT="0" distB="0" distL="0" distR="0" wp14:anchorId="1014BB22" wp14:editId="065BBCEE">
             <wp:extent cx="6124575" cy="3448050"/>
             <wp:effectExtent l="0" t="0" r="0" b="0"/>
             <wp:docPr id="36" name="18_test_nok" descr="NOK hodnocení — měření nevyhovělo v oblasti Times" title="NOK hodnocení — měření nevyhovělo v oblasti Times"/>
@@ -16254,7 +16230,7 @@
       <w:pPr>
         <w:pStyle w:val="Nadpis2"/>
       </w:pPr>
-      <w:bookmarkStart w:id="37" w:name="_Toc244085097"/>
+      <w:bookmarkStart w:id="37" w:name="_Toc244086437"/>
       <w:r>
         <w:t>6.1  Signálová data</w:t>
       </w:r>
@@ -16275,7 +16251,7 @@
         <w:t>Signálová data</w:t>
       </w:r>
       <w:r>
-        <w:t xml:space="preserve"> zobrazí průběh měření v grafech; vpravo nahoře je počet vzorků. Polohy jsou ve stejných souřadnicích jako výsledky (výška nad osou upevňovacích otvorů, C v popisku osy). Bod RP se určuje elektricky — přepnutím kontaktu NC při prahu 50 % rozsahu napětí U_NC, stejně jako v analýze. Bod OP je od Analyzing 2.6.3 první sepnutí kontaktu NO (poloha z tabulky výsledků); u starších souborů rozepnutí kontaktu NC při stejném prahu. Grafy mají pět podzáložek:</w:t>
+        <w:t xml:space="preserve"> zobrazí průběh měření v grafech; vpravo nahoře je počet vzorků. Polohy jsou ve stejných souřadnicích jako výsledky (výška nad osou upevňovacích otvorů, C v popisku osy). Bod RP se určuje elektricky — přepnutím kontaktu NC při prahu 50 % rozsahu napětí U_NC, stejně jako v analýze. Bod OP je první sepnutí kontaktu NO (poloha z tabulky výsledků). Grafy mají pět podzáložek:</w:t>
       </w:r>
     </w:p>
     <w:p>
@@ -16734,7 +16710,7 @@
           <w:noProof/>
         </w:rPr>
         <w:drawing>
-          <wp:inline distT="0" distB="0" distL="0" distR="0" wp14:anchorId="700F6F03" wp14:editId="1B22BEF4">
+          <wp:inline distT="0" distB="0" distL="0" distR="0" wp14:anchorId="086BA512" wp14:editId="24A85644">
             <wp:extent cx="6124575" cy="3448050"/>
             <wp:effectExtent l="0" t="0" r="0" b="0"/>
             <wp:docPr id="37" name="20a_sig_overview" descr="Signálová data — Přehled" title="Signálová data — Přehled"/>
@@ -16808,7 +16784,7 @@
           <w:noProof/>
         </w:rPr>
         <w:drawing>
-          <wp:inline distT="0" distB="0" distL="0" distR="0" wp14:anchorId="1F0449AB" wp14:editId="028AF35A">
+          <wp:inline distT="0" distB="0" distL="0" distR="0" wp14:anchorId="6902476B" wp14:editId="177AB01C">
             <wp:extent cx="6124575" cy="3448050"/>
             <wp:effectExtent l="0" t="0" r="0" b="0"/>
             <wp:docPr id="38" name="20c_sig_hysteresis" descr="Signálová data — Hystereze" title="Signálová data — Hystereze"/>
@@ -16882,7 +16858,7 @@
           <w:noProof/>
         </w:rPr>
         <w:drawing>
-          <wp:inline distT="0" distB="0" distL="0" distR="0" wp14:anchorId="27A66916" wp14:editId="361A3CF9">
+          <wp:inline distT="0" distB="0" distL="0" distR="0" wp14:anchorId="58C2ECA6" wp14:editId="48FD8B46">
             <wp:extent cx="6124575" cy="3448050"/>
             <wp:effectExtent l="0" t="0" r="0" b="0"/>
             <wp:docPr id="39" name="20d_sig_switching" descr="Signálová data — Detail spínání" title="Signálová data — Detail spínání"/>
@@ -16956,7 +16932,7 @@
           <w:noProof/>
         </w:rPr>
         <w:drawing>
-          <wp:inline distT="0" distB="0" distL="0" distR="0" wp14:anchorId="27A1EDFB" wp14:editId="0A3381A4">
+          <wp:inline distT="0" distB="0" distL="0" distR="0" wp14:anchorId="41D4D6A5" wp14:editId="1D3B4618">
             <wp:extent cx="6124575" cy="3448050"/>
             <wp:effectExtent l="0" t="0" r="0" b="0"/>
             <wp:docPr id="40" name="20e_sig_timing" descr="Signálová data — Časování (UT, RevT, BT, OpT; definice v kapitole 5.2)" title="Signálová data — Časování (UT, RevT, BT, OpT; definice v kapitole 5.2)"/>
@@ -17131,7 +17107,7 @@
       <w:pPr>
         <w:pStyle w:val="Nadpis2"/>
       </w:pPr>
-      <w:bookmarkStart w:id="38" w:name="_Toc244085098"/>
+      <w:bookmarkStart w:id="38" w:name="_Toc244086438"/>
       <w:r>
         <w:t>6.2  Tisk protokolu měření</w:t>
       </w:r>
@@ -17170,7 +17146,7 @@
         <w:pStyle w:val="Nadpis1"/>
         <w:pageBreakBefore/>
       </w:pPr>
-      <w:bookmarkStart w:id="39" w:name="_Toc244085099"/>
+      <w:bookmarkStart w:id="39" w:name="_Toc244086439"/>
       <w:r>
         <w:t>7  Nastavení</w:t>
       </w:r>
@@ -17188,7 +17164,7 @@
       <w:pPr>
         <w:pStyle w:val="Nadpis2"/>
       </w:pPr>
-      <w:bookmarkStart w:id="40" w:name="_Toc244085100"/>
+      <w:bookmarkStart w:id="40" w:name="_Toc244086440"/>
       <w:r>
         <w:t>7.1  Předvolby</w:t>
       </w:r>
@@ -17658,7 +17634,7 @@
           <w:noProof/>
         </w:rPr>
         <w:drawing>
-          <wp:inline distT="0" distB="0" distL="0" distR="0" wp14:anchorId="750120AE" wp14:editId="474FA494">
+          <wp:inline distT="0" distB="0" distL="0" distR="0" wp14:anchorId="05FCCB82" wp14:editId="4E17E3F6">
             <wp:extent cx="6124575" cy="2133600"/>
             <wp:effectExtent l="0" t="0" r="0" b="0"/>
             <wp:docPr id="41" name="21_settings_prefs" descr="Nastavení — Předvolby" title="Nastavení — Předvolby"/>
@@ -17725,7 +17701,7 @@
       <w:pPr>
         <w:pStyle w:val="Nadpis2"/>
       </w:pPr>
-      <w:bookmarkStart w:id="41" w:name="_Toc244085101"/>
+      <w:bookmarkStart w:id="41" w:name="_Toc244086441"/>
       <w:r>
         <w:t>7.2  Připojení</w:t>
       </w:r>
@@ -17760,7 +17736,7 @@
           <w:noProof/>
         </w:rPr>
         <w:drawing>
-          <wp:inline distT="0" distB="0" distL="0" distR="0" wp14:anchorId="556994DC" wp14:editId="4E80A69F">
+          <wp:inline distT="0" distB="0" distL="0" distR="0" wp14:anchorId="059134E1" wp14:editId="2EA64D6B">
             <wp:extent cx="6124575" cy="3495675"/>
             <wp:effectExtent l="0" t="0" r="0" b="0"/>
             <wp:docPr id="42" name="22_settings_conn" descr="Nastavení — Připojení" title="Nastavení — Připojení"/>
@@ -17827,7 +17803,7 @@
       <w:pPr>
         <w:pStyle w:val="Nadpis2"/>
       </w:pPr>
-      <w:bookmarkStart w:id="42" w:name="_Toc244085102"/>
+      <w:bookmarkStart w:id="42" w:name="_Toc244086442"/>
       <w:r>
         <w:t>7.3  Čas / NTP</w:t>
       </w:r>
@@ -17883,7 +17859,7 @@
           <w:noProof/>
         </w:rPr>
         <w:drawing>
-          <wp:inline distT="0" distB="0" distL="0" distR="0" wp14:anchorId="3884EE6A" wp14:editId="5EBB2B61">
+          <wp:inline distT="0" distB="0" distL="0" distR="0" wp14:anchorId="3CF4C5C2" wp14:editId="15536CAF">
             <wp:extent cx="6124575" cy="2400300"/>
             <wp:effectExtent l="0" t="0" r="0" b="0"/>
             <wp:docPr id="43" name="22b_settings_time" descr="Nastavení — Čas / NTP" title="Nastavení — Čas / NTP"/>
@@ -18016,7 +17992,7 @@
       <w:pPr>
         <w:pStyle w:val="Nadpis2"/>
       </w:pPr>
-      <w:bookmarkStart w:id="43" w:name="_Toc244085103"/>
+      <w:bookmarkStart w:id="43" w:name="_Toc244086443"/>
       <w:r>
         <w:t>7.4  Uživatelé</w:t>
       </w:r>
@@ -18137,7 +18113,7 @@
           <w:noProof/>
         </w:rPr>
         <w:drawing>
-          <wp:inline distT="0" distB="0" distL="0" distR="0" wp14:anchorId="4D7BFE08" wp14:editId="28CD51EC">
+          <wp:inline distT="0" distB="0" distL="0" distR="0" wp14:anchorId="3C7D3ACF" wp14:editId="2B45EABF">
             <wp:extent cx="6124575" cy="1724025"/>
             <wp:effectExtent l="0" t="0" r="0" b="0"/>
             <wp:docPr id="44" name="23_settings_users" descr="Nastavení — Uživatelé" title="Nastavení — Uživatelé"/>
@@ -18205,7 +18181,7 @@
         <w:pStyle w:val="Nadpis1"/>
         <w:pageBreakBefore/>
       </w:pPr>
-      <w:bookmarkStart w:id="44" w:name="_Toc244085104"/>
+      <w:bookmarkStart w:id="44" w:name="_Toc244086444"/>
       <w:r>
         <w:t>8  Info</w:t>
       </w:r>
@@ -18230,7 +18206,7 @@
           <w:noProof/>
         </w:rPr>
         <w:drawing>
-          <wp:inline distT="0" distB="0" distL="0" distR="0" wp14:anchorId="67CC9C7B" wp14:editId="2F9BFB0B">
+          <wp:inline distT="0" distB="0" distL="0" distR="0" wp14:anchorId="344B692B" wp14:editId="4C0E70E9">
             <wp:extent cx="6124575" cy="1685925"/>
             <wp:effectExtent l="0" t="0" r="0" b="0"/>
             <wp:docPr id="45" name="24_info" descr="Stránka Info" title="Stránka Info"/>
@@ -18298,7 +18274,7 @@
         <w:pStyle w:val="Nadpis1"/>
         <w:pageBreakBefore/>
       </w:pPr>
-      <w:bookmarkStart w:id="45" w:name="_Toc244085105"/>
+      <w:bookmarkStart w:id="45" w:name="_Toc244086445"/>
       <w:r>
         <w:t>9  Řešení problémů</w:t>
       </w:r>
@@ -19485,7 +19461,7 @@
         <w:pStyle w:val="Nadpis1"/>
         <w:pageBreakBefore/>
       </w:pPr>
-      <w:bookmarkStart w:id="46" w:name="_Toc244085106"/>
+      <w:bookmarkStart w:id="46" w:name="_Toc244086446"/>
       <w:r>
         <w:t>Příloha A  Přehled parametrů</w:t>
       </w:r>
@@ -19496,10 +19472,7 @@
         <w:spacing w:after="120" w:line="288" w:lineRule="auto"/>
       </w:pPr>
       <w:r>
-        <w:t>Zkratky a názvy parametrů jsou v aplikaci v angličtině (odborné názvy podle zákazníka). Formát hodnot: síly v mN (celá čísla), polohy a dráhy v µm s rozlišením 0,1 µm, časy v µs, odpory kontaktů v mΩ s rozlišením 0,1 mΩ; odpor nad 999,9 mΩ (rozepnutý kontakt) se zobrazuje jako ∞, nestanovená hodnota jako „—“. Zkratky OvT a RvT (dráhy) se liší od OpT a RevT (časy), aby nedošlo k záměně. Parametry DF a FPR jsou v souborech od 21. 10. 2026, statické odpory od 22. 10. 2026; starší soubory je nemají. Popisy UT a</w:t>
-      </w:r>
-      <w:r>
-        <w:t> RevT jsou zde oproti nápovědě „?“ v aplikaci upřesněny podle výpočtu v Analyzing (viz kap. 5.2).</w:t>
+        <w:t>Zkratky a názvy parametrů jsou v aplikaci v angličtině (odborné názvy podle zákazníka). Formát hodnot: síly v mN (celá čísla), polohy a dráhy v µm s rozlišením 0,1 µm, časy v µs, odpory kontaktů v mΩ s rozlišením 0,1 mΩ; odpor nad 999,9 mΩ (rozepnutý kontakt) se zobrazuje jako ∞, nestanovená hodnota jako „—“. Zkratky OvT a RvT (dráhy) se liší od OpT a RevT (časy), aby nedošlo k záměně. Popisy UT a RevT jsou zde oproti nápovědě „?“ v aplikaci upřesněny podle výpočtu v Analyzing (viz kap. 5.2).</w:t>
       </w:r>
     </w:p>
     <w:p>
@@ -22942,7 +22915,7 @@
         <w:pStyle w:val="Nadpis1"/>
         <w:pageBreakBefore/>
       </w:pPr>
-      <w:bookmarkStart w:id="47" w:name="_Toc244085107"/>
+      <w:bookmarkStart w:id="47" w:name="_Toc244086447"/>
       <w:r>
         <w:t>Příloha B  Pojmy a zkratky</w:t>
       </w:r>
@@ -25121,213 +25094,213 @@
 <file path=word/numbering.xml><?xml version="1.0" encoding="utf-8"?>
 <w:numbering xmlns:wpc="http://schemas.microsoft.com/office/word/2010/wordprocessingCanvas" xmlns:cx="http://schemas.microsoft.com/office/drawing/2014/chartex" xmlns:cx1="http://schemas.microsoft.com/office/drawing/2015/9/8/chartex" xmlns:cx2="http://schemas.microsoft.com/office/drawing/2015/10/21/chartex" xmlns:cx3="http://schemas.microsoft.com/office/drawing/2016/5/9/chartex" xmlns:cx4="http://schemas.microsoft.com/office/drawing/2016/5/10/chartex" xmlns:cx5="http://schemas.microsoft.com/office/drawing/2016/5/11/chartex" xmlns:cx6="http://schemas.microsoft.com/office/drawing/2016/5/12/chartex" xmlns:cx7="http://schemas.microsoft.com/office/drawing/2016/5/13/chartex" xmlns:cx8="http://schemas.microsoft.com/office/drawing/2016/5/14/chartex" xmlns:mc="http://schemas.openxmlformats.org/markup-compatibility/2006" xmlns:aink="http://schemas.microsoft.com/office/drawing/2016/ink" xmlns:am3d="http://schemas.microsoft.com/office/drawing/2017/model3d" xmlns:o="urn:schemas-microsoft-com:office:office" xmlns:oel="http://schemas.microsoft.com/office/2019/extlst" xmlns:r="http://schemas.openxmlformats.org/officeDocument/2006/relationships" xmlns:m="http://schemas.openxmlformats.org/officeDocument/2006/math" xmlns:v="urn:schemas-microsoft-com:vml" xmlns:wp14="http://schemas.microsoft.com/office/word/2010/wordprocessingDrawing" xmlns:wp="http://schemas.openxmlformats.org/drawingml/2006/wordprocessingDrawing" xmlns:w10="urn:schemas-microsoft-com:office:word" xmlns:w="http://schemas.openxmlformats.org/wordprocessingml/2006/main" xmlns:w14="http://schemas.microsoft.com/office/word/2010/wordml" xmlns:w15="http://schemas.microsoft.com/office/word/2012/wordml" xmlns:w16cex="http://schemas.microsoft.com/office/word/2018/wordml/cex" xmlns:w16cid="http://schemas.microsoft.com/office/word/2016/wordml/cid" xmlns:w16="http://schemas.microsoft.com/office/word/2018/wordml" xmlns:w16du="http://schemas.microsoft.com/office/word/2023/wordml/word16du" xmlns:w16sdtdh="http://schemas.microsoft.com/office/word/2020/wordml/sdtdatahash" xmlns:w16sdtfl="http://schemas.microsoft.com/office/word/2024/wordml/sdtformatlock" xmlns:w16se="http://schemas.microsoft.com/office/word/2015/wordml/symex" xmlns:wpg="http://schemas.microsoft.com/office/word/2010/wordprocessingGroup" xmlns:wpi="http://schemas.microsoft.com/office/word/2010/wordprocessingInk" xmlns:wne="http://schemas.microsoft.com/office/word/2006/wordml" xmlns:wps="http://schemas.microsoft.com/office/word/2010/wordprocessingShape" mc:Ignorable="w14 w15 w16se w16cid w16 w16cex w16sdtdh w16sdtfl w16du wp14">
   <w:abstractNum w:abstractNumId="0" w15:restartNumberingAfterBreak="0">
-    <w:nsid w:val="2E4F4753"/>
+    <w:nsid w:val="439E54F4"/>
     <w:multiLevelType w:val="hybridMultilevel"/>
-    <w:tmpl w:val="E14259C8"/>
-    <w:lvl w:ilvl="0" w:tplc="A574E590">
+    <w:tmpl w:val="2EC46D32"/>
+    <w:lvl w:ilvl="0" w:tplc="87624BD2" w:tentative="1">
       <w:start w:val="1"/>
-      <w:numFmt w:val="decimal"/>
-      <w:lvlText w:val="%1."/>
+      <w:numFmt w:val="bullet"/>
+      <w:lvlText w:val="●"/>
       <w:lvlJc w:val="left"/>
       <w:pPr>
-        <w:ind w:left="540" w:hanging="300"/>
+        <w:ind w:left="720" w:hanging="360"/>
       </w:pPr>
     </w:lvl>
-    <w:lvl w:ilvl="1" w:tplc="4D5C49AC">
+    <w:lvl w:ilvl="1" w:tplc="279C1002" w:tentative="1">
+      <w:start w:val="1"/>
+      <w:numFmt w:val="bullet"/>
+      <w:lvlText w:val="○"/>
+      <w:lvlJc w:val="left"/>
+      <w:pPr>
+        <w:ind w:left="1440" w:hanging="360"/>
+      </w:pPr>
+    </w:lvl>
+    <w:lvl w:ilvl="2" w:tplc="6E82D71E" w:tentative="1">
+      <w:start w:val="1"/>
+      <w:numFmt w:val="bullet"/>
+      <w:lvlText w:val="■"/>
+      <w:lvlJc w:val="left"/>
+      <w:pPr>
+        <w:ind w:left="2160" w:hanging="360"/>
+      </w:pPr>
+    </w:lvl>
+    <w:lvl w:ilvl="3" w:tplc="534886DC" w:tentative="1">
+      <w:start w:val="1"/>
+      <w:numFmt w:val="bullet"/>
+      <w:lvlText w:val="●"/>
+      <w:lvlJc w:val="left"/>
+      <w:pPr>
+        <w:ind w:left="2880" w:hanging="360"/>
+      </w:pPr>
+    </w:lvl>
+    <w:lvl w:ilvl="4" w:tplc="25DCE7AE" w:tentative="1">
+      <w:start w:val="1"/>
+      <w:numFmt w:val="bullet"/>
+      <w:lvlText w:val="○"/>
+      <w:lvlJc w:val="left"/>
+      <w:pPr>
+        <w:ind w:left="3600" w:hanging="360"/>
+      </w:pPr>
+    </w:lvl>
+    <w:lvl w:ilvl="5" w:tplc="92069938" w:tentative="1">
+      <w:start w:val="1"/>
+      <w:numFmt w:val="bullet"/>
+      <w:lvlText w:val="■"/>
+      <w:lvlJc w:val="left"/>
+      <w:pPr>
+        <w:ind w:left="4320" w:hanging="360"/>
+      </w:pPr>
+    </w:lvl>
+    <w:lvl w:ilvl="6" w:tplc="82F0D208" w:tentative="1">
+      <w:start w:val="1"/>
+      <w:numFmt w:val="bullet"/>
+      <w:lvlText w:val="●"/>
+      <w:lvlJc w:val="left"/>
+      <w:pPr>
+        <w:ind w:left="5040" w:hanging="360"/>
+      </w:pPr>
+    </w:lvl>
+    <w:lvl w:ilvl="7" w:tplc="2FA418EA" w:tentative="1">
+      <w:start w:val="1"/>
+      <w:numFmt w:val="bullet"/>
+      <w:lvlText w:val="●"/>
+      <w:lvlJc w:val="left"/>
+      <w:pPr>
+        <w:ind w:left="5760" w:hanging="360"/>
+      </w:pPr>
+    </w:lvl>
+    <w:lvl w:ilvl="8" w:tplc="18641A02" w:tentative="1">
+      <w:start w:val="1"/>
+      <w:numFmt w:val="bullet"/>
+      <w:lvlText w:val="●"/>
+      <w:lvlJc w:val="left"/>
+      <w:pPr>
+        <w:ind w:left="6480" w:hanging="360"/>
+      </w:pPr>
+    </w:lvl>
+  </w:abstractNum>
+  <w:abstractNum w:abstractNumId="1" w15:restartNumberingAfterBreak="0">
+    <w:nsid w:val="610F444B"/>
+    <w:multiLevelType w:val="hybridMultilevel"/>
+    <w:tmpl w:val="816EB6A8"/>
+    <w:lvl w:ilvl="0" w:tplc="F196C2FC">
+      <w:start w:val="1"/>
+      <w:numFmt w:val="bullet"/>
+      <w:lvlText w:val="•"/>
+      <w:lvlJc w:val="left"/>
+      <w:pPr>
+        <w:ind w:left="540" w:hanging="270"/>
+      </w:pPr>
+    </w:lvl>
+    <w:lvl w:ilvl="1" w:tplc="D458E080">
       <w:numFmt w:val="decimal"/>
       <w:lvlText w:val=""/>
       <w:lvlJc w:val="left"/>
     </w:lvl>
-    <w:lvl w:ilvl="2" w:tplc="9A58AFB6">
+    <w:lvl w:ilvl="2" w:tplc="3BDE0BA6">
       <w:numFmt w:val="decimal"/>
       <w:lvlText w:val=""/>
       <w:lvlJc w:val="left"/>
     </w:lvl>
-    <w:lvl w:ilvl="3" w:tplc="88F83440">
+    <w:lvl w:ilvl="3" w:tplc="533ED7CE">
       <w:numFmt w:val="decimal"/>
       <w:lvlText w:val=""/>
       <w:lvlJc w:val="left"/>
     </w:lvl>
-    <w:lvl w:ilvl="4" w:tplc="E2E89B28">
+    <w:lvl w:ilvl="4" w:tplc="9B6AC61E">
       <w:numFmt w:val="decimal"/>
       <w:lvlText w:val=""/>
       <w:lvlJc w:val="left"/>
     </w:lvl>
-    <w:lvl w:ilvl="5" w:tplc="BAB09988">
+    <w:lvl w:ilvl="5" w:tplc="E3C248F4">
       <w:numFmt w:val="decimal"/>
       <w:lvlText w:val=""/>
       <w:lvlJc w:val="left"/>
     </w:lvl>
-    <w:lvl w:ilvl="6" w:tplc="63CC1C0C">
+    <w:lvl w:ilvl="6" w:tplc="0B4E2444">
       <w:numFmt w:val="decimal"/>
       <w:lvlText w:val=""/>
       <w:lvlJc w:val="left"/>
     </w:lvl>
-    <w:lvl w:ilvl="7" w:tplc="3A66B4FA">
+    <w:lvl w:ilvl="7" w:tplc="8AF668DE">
       <w:numFmt w:val="decimal"/>
       <w:lvlText w:val=""/>
       <w:lvlJc w:val="left"/>
     </w:lvl>
-    <w:lvl w:ilvl="8" w:tplc="49662CBA">
-      <w:numFmt w:val="decimal"/>
-      <w:lvlText w:val=""/>
-      <w:lvlJc w:val="left"/>
-    </w:lvl>
-  </w:abstractNum>
-  <w:abstractNum w:abstractNumId="1" w15:restartNumberingAfterBreak="0">
-    <w:nsid w:val="306B4328"/>
-    <w:multiLevelType w:val="hybridMultilevel"/>
-    <w:tmpl w:val="4C327DE4"/>
-    <w:lvl w:ilvl="0" w:tplc="FFAC1010">
-      <w:start w:val="1"/>
-      <w:numFmt w:val="bullet"/>
-      <w:lvlText w:val="•"/>
-      <w:lvlJc w:val="left"/>
-      <w:pPr>
-        <w:ind w:left="540" w:hanging="270"/>
-      </w:pPr>
-    </w:lvl>
-    <w:lvl w:ilvl="1" w:tplc="B59E11E2">
-      <w:numFmt w:val="decimal"/>
-      <w:lvlText w:val=""/>
-      <w:lvlJc w:val="left"/>
-    </w:lvl>
-    <w:lvl w:ilvl="2" w:tplc="702E191C">
-      <w:numFmt w:val="decimal"/>
-      <w:lvlText w:val=""/>
-      <w:lvlJc w:val="left"/>
-    </w:lvl>
-    <w:lvl w:ilvl="3" w:tplc="B254DFA8">
-      <w:numFmt w:val="decimal"/>
-      <w:lvlText w:val=""/>
-      <w:lvlJc w:val="left"/>
-    </w:lvl>
-    <w:lvl w:ilvl="4" w:tplc="B40CD7D8">
-      <w:numFmt w:val="decimal"/>
-      <w:lvlText w:val=""/>
-      <w:lvlJc w:val="left"/>
-    </w:lvl>
-    <w:lvl w:ilvl="5" w:tplc="1FAA3D5C">
-      <w:numFmt w:val="decimal"/>
-      <w:lvlText w:val=""/>
-      <w:lvlJc w:val="left"/>
-    </w:lvl>
-    <w:lvl w:ilvl="6" w:tplc="86F62CA4">
-      <w:numFmt w:val="decimal"/>
-      <w:lvlText w:val=""/>
-      <w:lvlJc w:val="left"/>
-    </w:lvl>
-    <w:lvl w:ilvl="7" w:tplc="120EFB02">
-      <w:numFmt w:val="decimal"/>
-      <w:lvlText w:val=""/>
-      <w:lvlJc w:val="left"/>
-    </w:lvl>
-    <w:lvl w:ilvl="8" w:tplc="4356BD80">
+    <w:lvl w:ilvl="8" w:tplc="97005F4E">
       <w:numFmt w:val="decimal"/>
       <w:lvlText w:val=""/>
       <w:lvlJc w:val="left"/>
     </w:lvl>
   </w:abstractNum>
   <w:abstractNum w:abstractNumId="2" w15:restartNumberingAfterBreak="0">
-    <w:nsid w:val="56501303"/>
+    <w:nsid w:val="7E555D69"/>
     <w:multiLevelType w:val="hybridMultilevel"/>
-    <w:tmpl w:val="965E1450"/>
-    <w:lvl w:ilvl="0" w:tplc="89BC8804" w:tentative="1">
+    <w:tmpl w:val="7A9AE160"/>
+    <w:lvl w:ilvl="0" w:tplc="9BF236D2">
       <w:start w:val="1"/>
-      <w:numFmt w:val="bullet"/>
-      <w:lvlText w:val="●"/>
+      <w:numFmt w:val="decimal"/>
+      <w:lvlText w:val="%1."/>
       <w:lvlJc w:val="left"/>
       <w:pPr>
-        <w:ind w:left="720" w:hanging="360"/>
+        <w:ind w:left="540" w:hanging="300"/>
       </w:pPr>
     </w:lvl>
-    <w:lvl w:ilvl="1" w:tplc="7A9066EE" w:tentative="1">
-      <w:start w:val="1"/>
-      <w:numFmt w:val="bullet"/>
-      <w:lvlText w:val="○"/>
+    <w:lvl w:ilvl="1" w:tplc="A2FE8424">
+      <w:numFmt w:val="decimal"/>
+      <w:lvlText w:val=""/>
       <w:lvlJc w:val="left"/>
-      <w:pPr>
-        <w:ind w:left="1440" w:hanging="360"/>
-      </w:pPr>
     </w:lvl>
-    <w:lvl w:ilvl="2" w:tplc="376C815C" w:tentative="1">
-      <w:start w:val="1"/>
-      <w:numFmt w:val="bullet"/>
-      <w:lvlText w:val="■"/>
+    <w:lvl w:ilvl="2" w:tplc="CF4409E2">
+      <w:numFmt w:val="decimal"/>
+      <w:lvlText w:val=""/>
       <w:lvlJc w:val="left"/>
-      <w:pPr>
-        <w:ind w:left="2160" w:hanging="360"/>
-      </w:pPr>
     </w:lvl>
-    <w:lvl w:ilvl="3" w:tplc="1EB21C8A" w:tentative="1">
-      <w:start w:val="1"/>
-      <w:numFmt w:val="bullet"/>
-      <w:lvlText w:val="●"/>
+    <w:lvl w:ilvl="3" w:tplc="894CCA44">
+      <w:numFmt w:val="decimal"/>
+      <w:lvlText w:val=""/>
       <w:lvlJc w:val="left"/>
-      <w:pPr>
-        <w:ind w:left="2880" w:hanging="360"/>
-      </w:pPr>
     </w:lvl>
-    <w:lvl w:ilvl="4" w:tplc="570A844E" w:tentative="1">
-      <w:start w:val="1"/>
-      <w:numFmt w:val="bullet"/>
-      <w:lvlText w:val="○"/>
+    <w:lvl w:ilvl="4" w:tplc="42DEB524">
+      <w:numFmt w:val="decimal"/>
+      <w:lvlText w:val=""/>
       <w:lvlJc w:val="left"/>
-      <w:pPr>
-        <w:ind w:left="3600" w:hanging="360"/>
-      </w:pPr>
     </w:lvl>
-    <w:lvl w:ilvl="5" w:tplc="1E1C9E78" w:tentative="1">
-      <w:start w:val="1"/>
-      <w:numFmt w:val="bullet"/>
-      <w:lvlText w:val="■"/>
+    <w:lvl w:ilvl="5" w:tplc="D608AAD2">
+      <w:numFmt w:val="decimal"/>
+      <w:lvlText w:val=""/>
       <w:lvlJc w:val="left"/>
-      <w:pPr>
-        <w:ind w:left="4320" w:hanging="360"/>
-      </w:pPr>
     </w:lvl>
-    <w:lvl w:ilvl="6" w:tplc="ED069CF2" w:tentative="1">
-      <w:start w:val="1"/>
-      <w:numFmt w:val="bullet"/>
-      <w:lvlText w:val="●"/>
+    <w:lvl w:ilvl="6" w:tplc="DD9AFF78">
+      <w:numFmt w:val="decimal"/>
+      <w:lvlText w:val=""/>
       <w:lvlJc w:val="left"/>
-      <w:pPr>
-        <w:ind w:left="5040" w:hanging="360"/>
-      </w:pPr>
     </w:lvl>
-    <w:lvl w:ilvl="7" w:tplc="9F9A7826" w:tentative="1">
-      <w:start w:val="1"/>
-      <w:numFmt w:val="bullet"/>
-      <w:lvlText w:val="●"/>
+    <w:lvl w:ilvl="7" w:tplc="337691CA">
+      <w:numFmt w:val="decimal"/>
+      <w:lvlText w:val=""/>
       <w:lvlJc w:val="left"/>
-      <w:pPr>
-        <w:ind w:left="5760" w:hanging="360"/>
-      </w:pPr>
     </w:lvl>
-    <w:lvl w:ilvl="8" w:tplc="BC62A184" w:tentative="1">
-      <w:start w:val="1"/>
-      <w:numFmt w:val="bullet"/>
-      <w:lvlText w:val="●"/>
+    <w:lvl w:ilvl="8" w:tplc="708869EE">
+      <w:numFmt w:val="decimal"/>
+      <w:lvlText w:val=""/>
       <w:lvlJc w:val="left"/>
-      <w:pPr>
-        <w:ind w:left="6480" w:hanging="360"/>
-      </w:pPr>
     </w:lvl>
   </w:abstractNum>
-  <w:num w:numId="1" w16cid:durableId="578098132">
-    <w:abstractNumId w:val="2"/>
+  <w:num w:numId="1" w16cid:durableId="1658609843">
+    <w:abstractNumId w:val="0"/>
     <w:lvlOverride w:ilvl="0">
       <w:startOverride w:val="1"/>
     </w:lvlOverride>
   </w:num>
-  <w:num w:numId="2" w16cid:durableId="1711950510">
+  <w:num w:numId="2" w16cid:durableId="646201575">
     <w:abstractNumId w:val="1"/>
     <w:lvlOverride w:ilvl="0">
       <w:startOverride w:val="1"/>
     </w:lvlOverride>
   </w:num>
-  <w:num w:numId="3" w16cid:durableId="1563249198">
-    <w:abstractNumId w:val="0"/>
+  <w:num w:numId="3" w16cid:durableId="2088764613">
+    <w:abstractNumId w:val="2"/>
     <w:lvlOverride w:ilvl="0">
       <w:startOverride w:val="1"/>
     </w:lvlOverride>

--- a/04_docs/manual/ScadaViewer_Navod_k_pouziti_CS.docx
+++ b/04_docs/manual/ScadaViewer_Navod_k_pouziti_CS.docx
@@ -393,7 +393,7 @@
           <w:szCs w:val="20"/>
         </w:rPr>
         <w:alias w:val="Obsah"/>
-        <w:id w:val="-1099569067"/>
+        <w:id w:val="36792768"/>
       </w:sdtPr>
       <w:sdtEndPr/>
       <w:sdtContent>
@@ -422,7 +422,7 @@
           <w:r>
             <w:fldChar w:fldCharType="separate"/>
           </w:r>
-          <w:hyperlink w:anchor="_Toc244086400" w:history="1">
+          <w:hyperlink w:anchor="_Toc244090128" w:history="1">
             <w:r>
               <w:rPr>
                 <w:rStyle w:val="Hypertextovodkaz"/>
@@ -446,7 +446,7 @@
               <w:rPr>
                 <w:noProof/>
               </w:rPr>
-              <w:instrText xml:space="preserve"> PAGEREF _Toc244086400 \h </w:instrText>
+              <w:instrText xml:space="preserve"> PAGEREF _Toc244090128 \h </w:instrText>
             </w:r>
             <w:r>
               <w:rPr>
@@ -489,7 +489,7 @@
               <w14:ligatures w14:val="standardContextual"/>
             </w:rPr>
           </w:pPr>
-          <w:hyperlink w:anchor="_Toc244086401" w:history="1">
+          <w:hyperlink w:anchor="_Toc244090129" w:history="1">
             <w:r>
               <w:rPr>
                 <w:rStyle w:val="Hypertextovodkaz"/>
@@ -513,7 +513,7 @@
               <w:rPr>
                 <w:noProof/>
               </w:rPr>
-              <w:instrText xml:space="preserve"> PAGEREF _Toc244086401 \h </w:instrText>
+              <w:instrText xml:space="preserve"> PAGEREF _Toc244090129 \h </w:instrText>
             </w:r>
             <w:r>
               <w:rPr>
@@ -556,7 +556,7 @@
               <w14:ligatures w14:val="standardContextual"/>
             </w:rPr>
           </w:pPr>
-          <w:hyperlink w:anchor="_Toc244086402" w:history="1">
+          <w:hyperlink w:anchor="_Toc244090130" w:history="1">
             <w:r>
               <w:rPr>
                 <w:rStyle w:val="Hypertextovodkaz"/>
@@ -580,7 +580,7 @@
               <w:rPr>
                 <w:noProof/>
               </w:rPr>
-              <w:instrText xml:space="preserve"> PAGEREF _Toc244086402 \h </w:instrText>
+              <w:instrText xml:space="preserve"> PAGEREF _Toc244090130 \h </w:instrText>
             </w:r>
             <w:r>
               <w:rPr>
@@ -623,7 +623,7 @@
               <w14:ligatures w14:val="standardContextual"/>
             </w:rPr>
           </w:pPr>
-          <w:hyperlink w:anchor="_Toc244086403" w:history="1">
+          <w:hyperlink w:anchor="_Toc244090131" w:history="1">
             <w:r>
               <w:rPr>
                 <w:rStyle w:val="Hypertextovodkaz"/>
@@ -647,7 +647,7 @@
               <w:rPr>
                 <w:noProof/>
               </w:rPr>
-              <w:instrText xml:space="preserve"> PAGEREF _Toc244086403 \h </w:instrText>
+              <w:instrText xml:space="preserve"> PAGEREF _Toc244090131 \h </w:instrText>
             </w:r>
             <w:r>
               <w:rPr>
@@ -690,7 +690,7 @@
               <w14:ligatures w14:val="standardContextual"/>
             </w:rPr>
           </w:pPr>
-          <w:hyperlink w:anchor="_Toc244086404" w:history="1">
+          <w:hyperlink w:anchor="_Toc244090132" w:history="1">
             <w:r>
               <w:rPr>
                 <w:rStyle w:val="Hypertextovodkaz"/>
@@ -714,7 +714,7 @@
               <w:rPr>
                 <w:noProof/>
               </w:rPr>
-              <w:instrText xml:space="preserve"> PAGEREF _Toc244086404 \h </w:instrText>
+              <w:instrText xml:space="preserve"> PAGEREF _Toc244090132 \h </w:instrText>
             </w:r>
             <w:r>
               <w:rPr>
@@ -757,7 +757,7 @@
               <w14:ligatures w14:val="standardContextual"/>
             </w:rPr>
           </w:pPr>
-          <w:hyperlink w:anchor="_Toc244086405" w:history="1">
+          <w:hyperlink w:anchor="_Toc244090133" w:history="1">
             <w:r>
               <w:rPr>
                 <w:rStyle w:val="Hypertextovodkaz"/>
@@ -781,7 +781,7 @@
               <w:rPr>
                 <w:noProof/>
               </w:rPr>
-              <w:instrText xml:space="preserve"> PAGEREF _Toc244086405 \h </w:instrText>
+              <w:instrText xml:space="preserve"> PAGEREF _Toc244090133 \h </w:instrText>
             </w:r>
             <w:r>
               <w:rPr>
@@ -824,7 +824,7 @@
               <w14:ligatures w14:val="standardContextual"/>
             </w:rPr>
           </w:pPr>
-          <w:hyperlink w:anchor="_Toc244086406" w:history="1">
+          <w:hyperlink w:anchor="_Toc244090134" w:history="1">
             <w:r>
               <w:rPr>
                 <w:rStyle w:val="Hypertextovodkaz"/>
@@ -848,7 +848,7 @@
               <w:rPr>
                 <w:noProof/>
               </w:rPr>
-              <w:instrText xml:space="preserve"> PAGEREF _Toc244086406 \h </w:instrText>
+              <w:instrText xml:space="preserve"> PAGEREF _Toc244090134 \h </w:instrText>
             </w:r>
             <w:r>
               <w:rPr>
@@ -891,7 +891,7 @@
               <w14:ligatures w14:val="standardContextual"/>
             </w:rPr>
           </w:pPr>
-          <w:hyperlink w:anchor="_Toc244086407" w:history="1">
+          <w:hyperlink w:anchor="_Toc244090135" w:history="1">
             <w:r>
               <w:rPr>
                 <w:rStyle w:val="Hypertextovodkaz"/>
@@ -915,7 +915,7 @@
               <w:rPr>
                 <w:noProof/>
               </w:rPr>
-              <w:instrText xml:space="preserve"> PAGEREF _Toc244086407 \h </w:instrText>
+              <w:instrText xml:space="preserve"> PAGEREF _Toc244090135 \h </w:instrText>
             </w:r>
             <w:r>
               <w:rPr>
@@ -958,7 +958,7 @@
               <w14:ligatures w14:val="standardContextual"/>
             </w:rPr>
           </w:pPr>
-          <w:hyperlink w:anchor="_Toc244086408" w:history="1">
+          <w:hyperlink w:anchor="_Toc244090136" w:history="1">
             <w:r>
               <w:rPr>
                 <w:rStyle w:val="Hypertextovodkaz"/>
@@ -982,7 +982,7 @@
               <w:rPr>
                 <w:noProof/>
               </w:rPr>
-              <w:instrText xml:space="preserve"> PAGEREF _Toc244086408 \h </w:instrText>
+              <w:instrText xml:space="preserve"> PAGEREF _Toc244090136 \h </w:instrText>
             </w:r>
             <w:r>
               <w:rPr>
@@ -1025,7 +1025,7 @@
               <w14:ligatures w14:val="standardContextual"/>
             </w:rPr>
           </w:pPr>
-          <w:hyperlink w:anchor="_Toc244086409" w:history="1">
+          <w:hyperlink w:anchor="_Toc244090137" w:history="1">
             <w:r>
               <w:rPr>
                 <w:rStyle w:val="Hypertextovodkaz"/>
@@ -1049,7 +1049,7 @@
               <w:rPr>
                 <w:noProof/>
               </w:rPr>
-              <w:instrText xml:space="preserve"> PAGEREF _Toc244086409 \h </w:instrText>
+              <w:instrText xml:space="preserve"> PAGEREF _Toc244090137 \h </w:instrText>
             </w:r>
             <w:r>
               <w:rPr>
@@ -1092,7 +1092,7 @@
               <w14:ligatures w14:val="standardContextual"/>
             </w:rPr>
           </w:pPr>
-          <w:hyperlink w:anchor="_Toc244086410" w:history="1">
+          <w:hyperlink w:anchor="_Toc244090138" w:history="1">
             <w:r>
               <w:rPr>
                 <w:rStyle w:val="Hypertextovodkaz"/>
@@ -1116,7 +1116,7 @@
               <w:rPr>
                 <w:noProof/>
               </w:rPr>
-              <w:instrText xml:space="preserve"> PAGEREF _Toc244086410 \h </w:instrText>
+              <w:instrText xml:space="preserve"> PAGEREF _Toc244090138 \h </w:instrText>
             </w:r>
             <w:r>
               <w:rPr>
@@ -1133,7 +1133,7 @@
               <w:rPr>
                 <w:noProof/>
               </w:rPr>
-              <w:t>8</w:t>
+              <w:t>9</w:t>
             </w:r>
             <w:r>
               <w:rPr>
@@ -1159,7 +1159,7 @@
               <w14:ligatures w14:val="standardContextual"/>
             </w:rPr>
           </w:pPr>
-          <w:hyperlink w:anchor="_Toc244086411" w:history="1">
+          <w:hyperlink w:anchor="_Toc244090139" w:history="1">
             <w:r>
               <w:rPr>
                 <w:rStyle w:val="Hypertextovodkaz"/>
@@ -1183,7 +1183,7 @@
               <w:rPr>
                 <w:noProof/>
               </w:rPr>
-              <w:instrText xml:space="preserve"> PAGEREF _Toc244086411 \h </w:instrText>
+              <w:instrText xml:space="preserve"> PAGEREF _Toc244090139 \h </w:instrText>
             </w:r>
             <w:r>
               <w:rPr>
@@ -1200,7 +1200,7 @@
               <w:rPr>
                 <w:noProof/>
               </w:rPr>
-              <w:t>10</w:t>
+              <w:t>11</w:t>
             </w:r>
             <w:r>
               <w:rPr>
@@ -1226,7 +1226,7 @@
               <w14:ligatures w14:val="standardContextual"/>
             </w:rPr>
           </w:pPr>
-          <w:hyperlink w:anchor="_Toc244086412" w:history="1">
+          <w:hyperlink w:anchor="_Toc244090140" w:history="1">
             <w:r>
               <w:rPr>
                 <w:rStyle w:val="Hypertextovodkaz"/>
@@ -1250,7 +1250,7 @@
               <w:rPr>
                 <w:noProof/>
               </w:rPr>
-              <w:instrText xml:space="preserve"> PAGEREF _Toc244086412 \h </w:instrText>
+              <w:instrText xml:space="preserve"> PAGEREF _Toc244090140 \h </w:instrText>
             </w:r>
             <w:r>
               <w:rPr>
@@ -1267,7 +1267,7 @@
               <w:rPr>
                 <w:noProof/>
               </w:rPr>
-              <w:t>10</w:t>
+              <w:t>12</w:t>
             </w:r>
             <w:r>
               <w:rPr>
@@ -1293,7 +1293,7 @@
               <w14:ligatures w14:val="standardContextual"/>
             </w:rPr>
           </w:pPr>
-          <w:hyperlink w:anchor="_Toc244086413" w:history="1">
+          <w:hyperlink w:anchor="_Toc244090141" w:history="1">
             <w:r>
               <w:rPr>
                 <w:rStyle w:val="Hypertextovodkaz"/>
@@ -1317,7 +1317,7 @@
               <w:rPr>
                 <w:noProof/>
               </w:rPr>
-              <w:instrText xml:space="preserve"> PAGEREF _Toc244086413 \h </w:instrText>
+              <w:instrText xml:space="preserve"> PAGEREF _Toc244090141 \h </w:instrText>
             </w:r>
             <w:r>
               <w:rPr>
@@ -1334,7 +1334,7 @@
               <w:rPr>
                 <w:noProof/>
               </w:rPr>
-              <w:t>11</w:t>
+              <w:t>12</w:t>
             </w:r>
             <w:r>
               <w:rPr>
@@ -1360,7 +1360,7 @@
               <w14:ligatures w14:val="standardContextual"/>
             </w:rPr>
           </w:pPr>
-          <w:hyperlink w:anchor="_Toc244086414" w:history="1">
+          <w:hyperlink w:anchor="_Toc244090142" w:history="1">
             <w:r>
               <w:rPr>
                 <w:rStyle w:val="Hypertextovodkaz"/>
@@ -1384,7 +1384,7 @@
               <w:rPr>
                 <w:noProof/>
               </w:rPr>
-              <w:instrText xml:space="preserve"> PAGEREF _Toc244086414 \h </w:instrText>
+              <w:instrText xml:space="preserve"> PAGEREF _Toc244090142 \h </w:instrText>
             </w:r>
             <w:r>
               <w:rPr>
@@ -1401,7 +1401,7 @@
               <w:rPr>
                 <w:noProof/>
               </w:rPr>
-              <w:t>11</w:t>
+              <w:t>13</w:t>
             </w:r>
             <w:r>
               <w:rPr>
@@ -1427,7 +1427,7 @@
               <w14:ligatures w14:val="standardContextual"/>
             </w:rPr>
           </w:pPr>
-          <w:hyperlink w:anchor="_Toc244086415" w:history="1">
+          <w:hyperlink w:anchor="_Toc244090143" w:history="1">
             <w:r>
               <w:rPr>
                 <w:rStyle w:val="Hypertextovodkaz"/>
@@ -1451,7 +1451,7 @@
               <w:rPr>
                 <w:noProof/>
               </w:rPr>
-              <w:instrText xml:space="preserve"> PAGEREF _Toc244086415 \h </w:instrText>
+              <w:instrText xml:space="preserve"> PAGEREF _Toc244090143 \h </w:instrText>
             </w:r>
             <w:r>
               <w:rPr>
@@ -1468,7 +1468,7 @@
               <w:rPr>
                 <w:noProof/>
               </w:rPr>
-              <w:t>11</w:t>
+              <w:t>13</w:t>
             </w:r>
             <w:r>
               <w:rPr>
@@ -1494,7 +1494,7 @@
               <w14:ligatures w14:val="standardContextual"/>
             </w:rPr>
           </w:pPr>
-          <w:hyperlink w:anchor="_Toc244086416" w:history="1">
+          <w:hyperlink w:anchor="_Toc244090144" w:history="1">
             <w:r>
               <w:rPr>
                 <w:rStyle w:val="Hypertextovodkaz"/>
@@ -1518,7 +1518,7 @@
               <w:rPr>
                 <w:noProof/>
               </w:rPr>
-              <w:instrText xml:space="preserve"> PAGEREF _Toc244086416 \h </w:instrText>
+              <w:instrText xml:space="preserve"> PAGEREF _Toc244090144 \h </w:instrText>
             </w:r>
             <w:r>
               <w:rPr>
@@ -1535,7 +1535,7 @@
               <w:rPr>
                 <w:noProof/>
               </w:rPr>
-              <w:t>12</w:t>
+              <w:t>14</w:t>
             </w:r>
             <w:r>
               <w:rPr>
@@ -1561,7 +1561,7 @@
               <w14:ligatures w14:val="standardContextual"/>
             </w:rPr>
           </w:pPr>
-          <w:hyperlink w:anchor="_Toc244086417" w:history="1">
+          <w:hyperlink w:anchor="_Toc244090145" w:history="1">
             <w:r>
               <w:rPr>
                 <w:rStyle w:val="Hypertextovodkaz"/>
@@ -1585,7 +1585,7 @@
               <w:rPr>
                 <w:noProof/>
               </w:rPr>
-              <w:instrText xml:space="preserve"> PAGEREF _Toc244086417 \h </w:instrText>
+              <w:instrText xml:space="preserve"> PAGEREF _Toc244090145 \h </w:instrText>
             </w:r>
             <w:r>
               <w:rPr>
@@ -1602,7 +1602,7 @@
               <w:rPr>
                 <w:noProof/>
               </w:rPr>
-              <w:t>13</w:t>
+              <w:t>15</w:t>
             </w:r>
             <w:r>
               <w:rPr>
@@ -1628,7 +1628,7 @@
               <w14:ligatures w14:val="standardContextual"/>
             </w:rPr>
           </w:pPr>
-          <w:hyperlink w:anchor="_Toc244086418" w:history="1">
+          <w:hyperlink w:anchor="_Toc244090146" w:history="1">
             <w:r>
               <w:rPr>
                 <w:rStyle w:val="Hypertextovodkaz"/>
@@ -1652,7 +1652,7 @@
               <w:rPr>
                 <w:noProof/>
               </w:rPr>
-              <w:instrText xml:space="preserve"> PAGEREF _Toc244086418 \h </w:instrText>
+              <w:instrText xml:space="preserve"> PAGEREF _Toc244090146 \h </w:instrText>
             </w:r>
             <w:r>
               <w:rPr>
@@ -1669,7 +1669,7 @@
               <w:rPr>
                 <w:noProof/>
               </w:rPr>
-              <w:t>13</w:t>
+              <w:t>15</w:t>
             </w:r>
             <w:r>
               <w:rPr>
@@ -1695,7 +1695,7 @@
               <w14:ligatures w14:val="standardContextual"/>
             </w:rPr>
           </w:pPr>
-          <w:hyperlink w:anchor="_Toc244086419" w:history="1">
+          <w:hyperlink w:anchor="_Toc244090147" w:history="1">
             <w:r>
               <w:rPr>
                 <w:rStyle w:val="Hypertextovodkaz"/>
@@ -1719,7 +1719,7 @@
               <w:rPr>
                 <w:noProof/>
               </w:rPr>
-              <w:instrText xml:space="preserve"> PAGEREF _Toc244086419 \h </w:instrText>
+              <w:instrText xml:space="preserve"> PAGEREF _Toc244090147 \h </w:instrText>
             </w:r>
             <w:r>
               <w:rPr>
@@ -1736,7 +1736,7 @@
               <w:rPr>
                 <w:noProof/>
               </w:rPr>
-              <w:t>15</w:t>
+              <w:t>16</w:t>
             </w:r>
             <w:r>
               <w:rPr>
@@ -1762,7 +1762,7 @@
               <w14:ligatures w14:val="standardContextual"/>
             </w:rPr>
           </w:pPr>
-          <w:hyperlink w:anchor="_Toc244086420" w:history="1">
+          <w:hyperlink w:anchor="_Toc244090148" w:history="1">
             <w:r>
               <w:rPr>
                 <w:rStyle w:val="Hypertextovodkaz"/>
@@ -1786,7 +1786,7 @@
               <w:rPr>
                 <w:noProof/>
               </w:rPr>
-              <w:instrText xml:space="preserve"> PAGEREF _Toc244086420 \h </w:instrText>
+              <w:instrText xml:space="preserve"> PAGEREF _Toc244090148 \h </w:instrText>
             </w:r>
             <w:r>
               <w:rPr>
@@ -1803,7 +1803,7 @@
               <w:rPr>
                 <w:noProof/>
               </w:rPr>
-              <w:t>16</w:t>
+              <w:t>17</w:t>
             </w:r>
             <w:r>
               <w:rPr>
@@ -1829,7 +1829,7 @@
               <w14:ligatures w14:val="standardContextual"/>
             </w:rPr>
           </w:pPr>
-          <w:hyperlink w:anchor="_Toc244086421" w:history="1">
+          <w:hyperlink w:anchor="_Toc244090149" w:history="1">
             <w:r>
               <w:rPr>
                 <w:rStyle w:val="Hypertextovodkaz"/>
@@ -1853,7 +1853,7 @@
               <w:rPr>
                 <w:noProof/>
               </w:rPr>
-              <w:instrText xml:space="preserve"> PAGEREF _Toc244086421 \h </w:instrText>
+              <w:instrText xml:space="preserve"> PAGEREF _Toc244090149 \h </w:instrText>
             </w:r>
             <w:r>
               <w:rPr>
@@ -1870,7 +1870,7 @@
               <w:rPr>
                 <w:noProof/>
               </w:rPr>
-              <w:t>16</w:t>
+              <w:t>18</w:t>
             </w:r>
             <w:r>
               <w:rPr>
@@ -1896,7 +1896,7 @@
               <w14:ligatures w14:val="standardContextual"/>
             </w:rPr>
           </w:pPr>
-          <w:hyperlink w:anchor="_Toc244086422" w:history="1">
+          <w:hyperlink w:anchor="_Toc244090150" w:history="1">
             <w:r>
               <w:rPr>
                 <w:rStyle w:val="Hypertextovodkaz"/>
@@ -1920,7 +1920,7 @@
               <w:rPr>
                 <w:noProof/>
               </w:rPr>
-              <w:instrText xml:space="preserve"> PAGEREF _Toc244086422 \h </w:instrText>
+              <w:instrText xml:space="preserve"> PAGEREF _Toc244090150 \h </w:instrText>
             </w:r>
             <w:r>
               <w:rPr>
@@ -1937,7 +1937,7 @@
               <w:rPr>
                 <w:noProof/>
               </w:rPr>
-              <w:t>17</w:t>
+              <w:t>18</w:t>
             </w:r>
             <w:r>
               <w:rPr>
@@ -1963,7 +1963,7 @@
               <w14:ligatures w14:val="standardContextual"/>
             </w:rPr>
           </w:pPr>
-          <w:hyperlink w:anchor="_Toc244086423" w:history="1">
+          <w:hyperlink w:anchor="_Toc244090151" w:history="1">
             <w:r>
               <w:rPr>
                 <w:rStyle w:val="Hypertextovodkaz"/>
@@ -1987,7 +1987,7 @@
               <w:rPr>
                 <w:noProof/>
               </w:rPr>
-              <w:instrText xml:space="preserve"> PAGEREF _Toc244086423 \h </w:instrText>
+              <w:instrText xml:space="preserve"> PAGEREF _Toc244090151 \h </w:instrText>
             </w:r>
             <w:r>
               <w:rPr>
@@ -2004,7 +2004,7 @@
               <w:rPr>
                 <w:noProof/>
               </w:rPr>
-              <w:t>18</w:t>
+              <w:t>20</w:t>
             </w:r>
             <w:r>
               <w:rPr>
@@ -2030,7 +2030,7 @@
               <w14:ligatures w14:val="standardContextual"/>
             </w:rPr>
           </w:pPr>
-          <w:hyperlink w:anchor="_Toc244086424" w:history="1">
+          <w:hyperlink w:anchor="_Toc244090152" w:history="1">
             <w:r>
               <w:rPr>
                 <w:rStyle w:val="Hypertextovodkaz"/>
@@ -2054,7 +2054,7 @@
               <w:rPr>
                 <w:noProof/>
               </w:rPr>
-              <w:instrText xml:space="preserve"> PAGEREF _Toc244086424 \h </w:instrText>
+              <w:instrText xml:space="preserve"> PAGEREF _Toc244090152 \h </w:instrText>
             </w:r>
             <w:r>
               <w:rPr>
@@ -2071,7 +2071,7 @@
               <w:rPr>
                 <w:noProof/>
               </w:rPr>
-              <w:t>18</w:t>
+              <w:t>20</w:t>
             </w:r>
             <w:r>
               <w:rPr>
@@ -2097,7 +2097,7 @@
               <w14:ligatures w14:val="standardContextual"/>
             </w:rPr>
           </w:pPr>
-          <w:hyperlink w:anchor="_Toc244086425" w:history="1">
+          <w:hyperlink w:anchor="_Toc244090153" w:history="1">
             <w:r>
               <w:rPr>
                 <w:rStyle w:val="Hypertextovodkaz"/>
@@ -2121,7 +2121,7 @@
               <w:rPr>
                 <w:noProof/>
               </w:rPr>
-              <w:instrText xml:space="preserve"> PAGEREF _Toc244086425 \h </w:instrText>
+              <w:instrText xml:space="preserve"> PAGEREF _Toc244090153 \h </w:instrText>
             </w:r>
             <w:r>
               <w:rPr>
@@ -2138,7 +2138,7 @@
               <w:rPr>
                 <w:noProof/>
               </w:rPr>
-              <w:t>18</w:t>
+              <w:t>21</w:t>
             </w:r>
             <w:r>
               <w:rPr>
@@ -2164,7 +2164,7 @@
               <w14:ligatures w14:val="standardContextual"/>
             </w:rPr>
           </w:pPr>
-          <w:hyperlink w:anchor="_Toc244086426" w:history="1">
+          <w:hyperlink w:anchor="_Toc244090154" w:history="1">
             <w:r>
               <w:rPr>
                 <w:rStyle w:val="Hypertextovodkaz"/>
@@ -2188,7 +2188,7 @@
               <w:rPr>
                 <w:noProof/>
               </w:rPr>
-              <w:instrText xml:space="preserve"> PAGEREF _Toc244086426 \h </w:instrText>
+              <w:instrText xml:space="preserve"> PAGEREF _Toc244090154 \h </w:instrText>
             </w:r>
             <w:r>
               <w:rPr>
@@ -2205,7 +2205,7 @@
               <w:rPr>
                 <w:noProof/>
               </w:rPr>
-              <w:t>20</w:t>
+              <w:t>22</w:t>
             </w:r>
             <w:r>
               <w:rPr>
@@ -2231,7 +2231,7 @@
               <w14:ligatures w14:val="standardContextual"/>
             </w:rPr>
           </w:pPr>
-          <w:hyperlink w:anchor="_Toc244086427" w:history="1">
+          <w:hyperlink w:anchor="_Toc244090155" w:history="1">
             <w:r>
               <w:rPr>
                 <w:rStyle w:val="Hypertextovodkaz"/>
@@ -2255,7 +2255,7 @@
               <w:rPr>
                 <w:noProof/>
               </w:rPr>
-              <w:instrText xml:space="preserve"> PAGEREF _Toc244086427 \h </w:instrText>
+              <w:instrText xml:space="preserve"> PAGEREF _Toc244090155 \h </w:instrText>
             </w:r>
             <w:r>
               <w:rPr>
@@ -2272,7 +2272,7 @@
               <w:rPr>
                 <w:noProof/>
               </w:rPr>
-              <w:t>21</w:t>
+              <w:t>23</w:t>
             </w:r>
             <w:r>
               <w:rPr>
@@ -2298,7 +2298,7 @@
               <w14:ligatures w14:val="standardContextual"/>
             </w:rPr>
           </w:pPr>
-          <w:hyperlink w:anchor="_Toc244086428" w:history="1">
+          <w:hyperlink w:anchor="_Toc244090156" w:history="1">
             <w:r>
               <w:rPr>
                 <w:rStyle w:val="Hypertextovodkaz"/>
@@ -2322,7 +2322,7 @@
               <w:rPr>
                 <w:noProof/>
               </w:rPr>
-              <w:instrText xml:space="preserve"> PAGEREF _Toc244086428 \h </w:instrText>
+              <w:instrText xml:space="preserve"> PAGEREF _Toc244090156 \h </w:instrText>
             </w:r>
             <w:r>
               <w:rPr>
@@ -2339,7 +2339,7 @@
               <w:rPr>
                 <w:noProof/>
               </w:rPr>
-              <w:t>21</w:t>
+              <w:t>23</w:t>
             </w:r>
             <w:r>
               <w:rPr>
@@ -2365,7 +2365,7 @@
               <w14:ligatures w14:val="standardContextual"/>
             </w:rPr>
           </w:pPr>
-          <w:hyperlink w:anchor="_Toc244086429" w:history="1">
+          <w:hyperlink w:anchor="_Toc244090157" w:history="1">
             <w:r>
               <w:rPr>
                 <w:rStyle w:val="Hypertextovodkaz"/>
@@ -2389,7 +2389,7 @@
               <w:rPr>
                 <w:noProof/>
               </w:rPr>
-              <w:instrText xml:space="preserve"> PAGEREF _Toc244086429 \h </w:instrText>
+              <w:instrText xml:space="preserve"> PAGEREF _Toc244090157 \h </w:instrText>
             </w:r>
             <w:r>
               <w:rPr>
@@ -2406,7 +2406,7 @@
               <w:rPr>
                 <w:noProof/>
               </w:rPr>
-              <w:t>22</w:t>
+              <w:t>24</w:t>
             </w:r>
             <w:r>
               <w:rPr>
@@ -2432,7 +2432,7 @@
               <w14:ligatures w14:val="standardContextual"/>
             </w:rPr>
           </w:pPr>
-          <w:hyperlink w:anchor="_Toc244086430" w:history="1">
+          <w:hyperlink w:anchor="_Toc244090158" w:history="1">
             <w:r>
               <w:rPr>
                 <w:rStyle w:val="Hypertextovodkaz"/>
@@ -2456,7 +2456,7 @@
               <w:rPr>
                 <w:noProof/>
               </w:rPr>
-              <w:instrText xml:space="preserve"> PAGEREF _Toc244086430 \h </w:instrText>
+              <w:instrText xml:space="preserve"> PAGEREF _Toc244090158 \h </w:instrText>
             </w:r>
             <w:r>
               <w:rPr>
@@ -2473,7 +2473,7 @@
               <w:rPr>
                 <w:noProof/>
               </w:rPr>
-              <w:t>23</w:t>
+              <w:t>25</w:t>
             </w:r>
             <w:r>
               <w:rPr>
@@ -2499,7 +2499,7 @@
               <w14:ligatures w14:val="standardContextual"/>
             </w:rPr>
           </w:pPr>
-          <w:hyperlink w:anchor="_Toc244086431" w:history="1">
+          <w:hyperlink w:anchor="_Toc244090159" w:history="1">
             <w:r>
               <w:rPr>
                 <w:rStyle w:val="Hypertextovodkaz"/>
@@ -2523,7 +2523,7 @@
               <w:rPr>
                 <w:noProof/>
               </w:rPr>
-              <w:instrText xml:space="preserve"> PAGEREF _Toc244086431 \h </w:instrText>
+              <w:instrText xml:space="preserve"> PAGEREF _Toc244090159 \h </w:instrText>
             </w:r>
             <w:r>
               <w:rPr>
@@ -2540,7 +2540,7 @@
               <w:rPr>
                 <w:noProof/>
               </w:rPr>
-              <w:t>24</w:t>
+              <w:t>26</w:t>
             </w:r>
             <w:r>
               <w:rPr>
@@ -2566,7 +2566,7 @@
               <w14:ligatures w14:val="standardContextual"/>
             </w:rPr>
           </w:pPr>
-          <w:hyperlink w:anchor="_Toc244086432" w:history="1">
+          <w:hyperlink w:anchor="_Toc244090160" w:history="1">
             <w:r>
               <w:rPr>
                 <w:rStyle w:val="Hypertextovodkaz"/>
@@ -2590,7 +2590,7 @@
               <w:rPr>
                 <w:noProof/>
               </w:rPr>
-              <w:instrText xml:space="preserve"> PAGEREF _Toc244086432 \h </w:instrText>
+              <w:instrText xml:space="preserve"> PAGEREF _Toc244090160 \h </w:instrText>
             </w:r>
             <w:r>
               <w:rPr>
@@ -2607,7 +2607,7 @@
               <w:rPr>
                 <w:noProof/>
               </w:rPr>
-              <w:t>24</w:t>
+              <w:t>26</w:t>
             </w:r>
             <w:r>
               <w:rPr>
@@ -2633,7 +2633,7 @@
               <w14:ligatures w14:val="standardContextual"/>
             </w:rPr>
           </w:pPr>
-          <w:hyperlink w:anchor="_Toc244086433" w:history="1">
+          <w:hyperlink w:anchor="_Toc244090161" w:history="1">
             <w:r>
               <w:rPr>
                 <w:rStyle w:val="Hypertextovodkaz"/>
@@ -2657,7 +2657,7 @@
               <w:rPr>
                 <w:noProof/>
               </w:rPr>
-              <w:instrText xml:space="preserve"> PAGEREF _Toc244086433 \h </w:instrText>
+              <w:instrText xml:space="preserve"> PAGEREF _Toc244090161 \h </w:instrText>
             </w:r>
             <w:r>
               <w:rPr>
@@ -2674,7 +2674,7 @@
               <w:rPr>
                 <w:noProof/>
               </w:rPr>
-              <w:t>25</w:t>
+              <w:t>27</w:t>
             </w:r>
             <w:r>
               <w:rPr>
@@ -2700,7 +2700,7 @@
               <w14:ligatures w14:val="standardContextual"/>
             </w:rPr>
           </w:pPr>
-          <w:hyperlink w:anchor="_Toc244086434" w:history="1">
+          <w:hyperlink w:anchor="_Toc244090162" w:history="1">
             <w:r>
               <w:rPr>
                 <w:rStyle w:val="Hypertextovodkaz"/>
@@ -2724,7 +2724,7 @@
               <w:rPr>
                 <w:noProof/>
               </w:rPr>
-              <w:instrText xml:space="preserve"> PAGEREF _Toc244086434 \h </w:instrText>
+              <w:instrText xml:space="preserve"> PAGEREF _Toc244090162 \h </w:instrText>
             </w:r>
             <w:r>
               <w:rPr>
@@ -2741,7 +2741,7 @@
               <w:rPr>
                 <w:noProof/>
               </w:rPr>
-              <w:t>25</w:t>
+              <w:t>27</w:t>
             </w:r>
             <w:r>
               <w:rPr>
@@ -2767,7 +2767,7 @@
               <w14:ligatures w14:val="standardContextual"/>
             </w:rPr>
           </w:pPr>
-          <w:hyperlink w:anchor="_Toc244086435" w:history="1">
+          <w:hyperlink w:anchor="_Toc244090163" w:history="1">
             <w:r>
               <w:rPr>
                 <w:rStyle w:val="Hypertextovodkaz"/>
@@ -2791,7 +2791,7 @@
               <w:rPr>
                 <w:noProof/>
               </w:rPr>
-              <w:instrText xml:space="preserve"> PAGEREF _Toc244086435 \h </w:instrText>
+              <w:instrText xml:space="preserve"> PAGEREF _Toc244090163 \h </w:instrText>
             </w:r>
             <w:r>
               <w:rPr>
@@ -2808,7 +2808,7 @@
               <w:rPr>
                 <w:noProof/>
               </w:rPr>
-              <w:t>26</w:t>
+              <w:t>28</w:t>
             </w:r>
             <w:r>
               <w:rPr>
@@ -2834,7 +2834,7 @@
               <w14:ligatures w14:val="standardContextual"/>
             </w:rPr>
           </w:pPr>
-          <w:hyperlink w:anchor="_Toc244086436" w:history="1">
+          <w:hyperlink w:anchor="_Toc244090164" w:history="1">
             <w:r>
               <w:rPr>
                 <w:rStyle w:val="Hypertextovodkaz"/>
@@ -2858,7 +2858,7 @@
               <w:rPr>
                 <w:noProof/>
               </w:rPr>
-              <w:instrText xml:space="preserve"> PAGEREF _Toc244086436 \h </w:instrText>
+              <w:instrText xml:space="preserve"> PAGEREF _Toc244090164 \h </w:instrText>
             </w:r>
             <w:r>
               <w:rPr>
@@ -2875,7 +2875,7 @@
               <w:rPr>
                 <w:noProof/>
               </w:rPr>
-              <w:t>28</w:t>
+              <w:t>30</w:t>
             </w:r>
             <w:r>
               <w:rPr>
@@ -2901,7 +2901,7 @@
               <w14:ligatures w14:val="standardContextual"/>
             </w:rPr>
           </w:pPr>
-          <w:hyperlink w:anchor="_Toc244086437" w:history="1">
+          <w:hyperlink w:anchor="_Toc244090165" w:history="1">
             <w:r>
               <w:rPr>
                 <w:rStyle w:val="Hypertextovodkaz"/>
@@ -2925,7 +2925,7 @@
               <w:rPr>
                 <w:noProof/>
               </w:rPr>
-              <w:instrText xml:space="preserve"> PAGEREF _Toc244086437 \h </w:instrText>
+              <w:instrText xml:space="preserve"> PAGEREF _Toc244090165 \h </w:instrText>
             </w:r>
             <w:r>
               <w:rPr>
@@ -2942,7 +2942,7 @@
               <w:rPr>
                 <w:noProof/>
               </w:rPr>
-              <w:t>29</w:t>
+              <w:t>31</w:t>
             </w:r>
             <w:r>
               <w:rPr>
@@ -2968,7 +2968,7 @@
               <w14:ligatures w14:val="standardContextual"/>
             </w:rPr>
           </w:pPr>
-          <w:hyperlink w:anchor="_Toc244086438" w:history="1">
+          <w:hyperlink w:anchor="_Toc244090166" w:history="1">
             <w:r>
               <w:rPr>
                 <w:rStyle w:val="Hypertextovodkaz"/>
@@ -2992,7 +2992,7 @@
               <w:rPr>
                 <w:noProof/>
               </w:rPr>
-              <w:instrText xml:space="preserve"> PAGEREF _Toc244086438 \h </w:instrText>
+              <w:instrText xml:space="preserve"> PAGEREF _Toc244090166 \h </w:instrText>
             </w:r>
             <w:r>
               <w:rPr>
@@ -3009,7 +3009,7 @@
               <w:rPr>
                 <w:noProof/>
               </w:rPr>
-              <w:t>32</w:t>
+              <w:t>34</w:t>
             </w:r>
             <w:r>
               <w:rPr>
@@ -3035,7 +3035,7 @@
               <w14:ligatures w14:val="standardContextual"/>
             </w:rPr>
           </w:pPr>
-          <w:hyperlink w:anchor="_Toc244086439" w:history="1">
+          <w:hyperlink w:anchor="_Toc244090167" w:history="1">
             <w:r>
               <w:rPr>
                 <w:rStyle w:val="Hypertextovodkaz"/>
@@ -3059,7 +3059,7 @@
               <w:rPr>
                 <w:noProof/>
               </w:rPr>
-              <w:instrText xml:space="preserve"> PAGEREF _Toc244086439 \h </w:instrText>
+              <w:instrText xml:space="preserve"> PAGEREF _Toc244090167 \h </w:instrText>
             </w:r>
             <w:r>
               <w:rPr>
@@ -3076,7 +3076,7 @@
               <w:rPr>
                 <w:noProof/>
               </w:rPr>
-              <w:t>33</w:t>
+              <w:t>35</w:t>
             </w:r>
             <w:r>
               <w:rPr>
@@ -3102,7 +3102,7 @@
               <w14:ligatures w14:val="standardContextual"/>
             </w:rPr>
           </w:pPr>
-          <w:hyperlink w:anchor="_Toc244086440" w:history="1">
+          <w:hyperlink w:anchor="_Toc244090168" w:history="1">
             <w:r>
               <w:rPr>
                 <w:rStyle w:val="Hypertextovodkaz"/>
@@ -3126,7 +3126,7 @@
               <w:rPr>
                 <w:noProof/>
               </w:rPr>
-              <w:instrText xml:space="preserve"> PAGEREF _Toc244086440 \h </w:instrText>
+              <w:instrText xml:space="preserve"> PAGEREF _Toc244090168 \h </w:instrText>
             </w:r>
             <w:r>
               <w:rPr>
@@ -3143,7 +3143,7 @@
               <w:rPr>
                 <w:noProof/>
               </w:rPr>
-              <w:t>33</w:t>
+              <w:t>35</w:t>
             </w:r>
             <w:r>
               <w:rPr>
@@ -3169,7 +3169,7 @@
               <w14:ligatures w14:val="standardContextual"/>
             </w:rPr>
           </w:pPr>
-          <w:hyperlink w:anchor="_Toc244086441" w:history="1">
+          <w:hyperlink w:anchor="_Toc244090169" w:history="1">
             <w:r>
               <w:rPr>
                 <w:rStyle w:val="Hypertextovodkaz"/>
@@ -3193,7 +3193,7 @@
               <w:rPr>
                 <w:noProof/>
               </w:rPr>
-              <w:instrText xml:space="preserve"> PAGEREF _Toc244086441 \h </w:instrText>
+              <w:instrText xml:space="preserve"> PAGEREF _Toc244090169 \h </w:instrText>
             </w:r>
             <w:r>
               <w:rPr>
@@ -3210,7 +3210,7 @@
               <w:rPr>
                 <w:noProof/>
               </w:rPr>
-              <w:t>33</w:t>
+              <w:t>35</w:t>
             </w:r>
             <w:r>
               <w:rPr>
@@ -3236,7 +3236,7 @@
               <w14:ligatures w14:val="standardContextual"/>
             </w:rPr>
           </w:pPr>
-          <w:hyperlink w:anchor="_Toc244086442" w:history="1">
+          <w:hyperlink w:anchor="_Toc244090170" w:history="1">
             <w:r>
               <w:rPr>
                 <w:rStyle w:val="Hypertextovodkaz"/>
@@ -3260,7 +3260,7 @@
               <w:rPr>
                 <w:noProof/>
               </w:rPr>
-              <w:instrText xml:space="preserve"> PAGEREF _Toc244086442 \h </w:instrText>
+              <w:instrText xml:space="preserve"> PAGEREF _Toc244090170 \h </w:instrText>
             </w:r>
             <w:r>
               <w:rPr>
@@ -3277,7 +3277,7 @@
               <w:rPr>
                 <w:noProof/>
               </w:rPr>
-              <w:t>34</w:t>
+              <w:t>36</w:t>
             </w:r>
             <w:r>
               <w:rPr>
@@ -3303,7 +3303,7 @@
               <w14:ligatures w14:val="standardContextual"/>
             </w:rPr>
           </w:pPr>
-          <w:hyperlink w:anchor="_Toc244086443" w:history="1">
+          <w:hyperlink w:anchor="_Toc244090171" w:history="1">
             <w:r>
               <w:rPr>
                 <w:rStyle w:val="Hypertextovodkaz"/>
@@ -3327,7 +3327,7 @@
               <w:rPr>
                 <w:noProof/>
               </w:rPr>
-              <w:instrText xml:space="preserve"> PAGEREF _Toc244086443 \h </w:instrText>
+              <w:instrText xml:space="preserve"> PAGEREF _Toc244090171 \h </w:instrText>
             </w:r>
             <w:r>
               <w:rPr>
@@ -3344,7 +3344,7 @@
               <w:rPr>
                 <w:noProof/>
               </w:rPr>
-              <w:t>35</w:t>
+              <w:t>37</w:t>
             </w:r>
             <w:r>
               <w:rPr>
@@ -3370,7 +3370,7 @@
               <w14:ligatures w14:val="standardContextual"/>
             </w:rPr>
           </w:pPr>
-          <w:hyperlink w:anchor="_Toc244086444" w:history="1">
+          <w:hyperlink w:anchor="_Toc244090172" w:history="1">
             <w:r>
               <w:rPr>
                 <w:rStyle w:val="Hypertextovodkaz"/>
@@ -3394,7 +3394,7 @@
               <w:rPr>
                 <w:noProof/>
               </w:rPr>
-              <w:instrText xml:space="preserve"> PAGEREF _Toc244086444 \h </w:instrText>
+              <w:instrText xml:space="preserve"> PAGEREF _Toc244090172 \h </w:instrText>
             </w:r>
             <w:r>
               <w:rPr>
@@ -3411,7 +3411,7 @@
               <w:rPr>
                 <w:noProof/>
               </w:rPr>
-              <w:t>36</w:t>
+              <w:t>38</w:t>
             </w:r>
             <w:r>
               <w:rPr>
@@ -3437,7 +3437,7 @@
               <w14:ligatures w14:val="standardContextual"/>
             </w:rPr>
           </w:pPr>
-          <w:hyperlink w:anchor="_Toc244086445" w:history="1">
+          <w:hyperlink w:anchor="_Toc244090173" w:history="1">
             <w:r>
               <w:rPr>
                 <w:rStyle w:val="Hypertextovodkaz"/>
@@ -3461,7 +3461,7 @@
               <w:rPr>
                 <w:noProof/>
               </w:rPr>
-              <w:instrText xml:space="preserve"> PAGEREF _Toc244086445 \h </w:instrText>
+              <w:instrText xml:space="preserve"> PAGEREF _Toc244090173 \h </w:instrText>
             </w:r>
             <w:r>
               <w:rPr>
@@ -3478,7 +3478,7 @@
               <w:rPr>
                 <w:noProof/>
               </w:rPr>
-              <w:t>37</w:t>
+              <w:t>39</w:t>
             </w:r>
             <w:r>
               <w:rPr>
@@ -3504,7 +3504,7 @@
               <w14:ligatures w14:val="standardContextual"/>
             </w:rPr>
           </w:pPr>
-          <w:hyperlink w:anchor="_Toc244086446" w:history="1">
+          <w:hyperlink w:anchor="_Toc244090174" w:history="1">
             <w:r>
               <w:rPr>
                 <w:rStyle w:val="Hypertextovodkaz"/>
@@ -3528,7 +3528,7 @@
               <w:rPr>
                 <w:noProof/>
               </w:rPr>
-              <w:instrText xml:space="preserve"> PAGEREF _Toc244086446 \h </w:instrText>
+              <w:instrText xml:space="preserve"> PAGEREF _Toc244090174 \h </w:instrText>
             </w:r>
             <w:r>
               <w:rPr>
@@ -3545,7 +3545,7 @@
               <w:rPr>
                 <w:noProof/>
               </w:rPr>
-              <w:t>38</w:t>
+              <w:t>40</w:t>
             </w:r>
             <w:r>
               <w:rPr>
@@ -3571,7 +3571,7 @@
               <w14:ligatures w14:val="standardContextual"/>
             </w:rPr>
           </w:pPr>
-          <w:hyperlink w:anchor="_Toc244086447" w:history="1">
+          <w:hyperlink w:anchor="_Toc244090175" w:history="1">
             <w:r>
               <w:rPr>
                 <w:rStyle w:val="Hypertextovodkaz"/>
@@ -3595,7 +3595,7 @@
               <w:rPr>
                 <w:noProof/>
               </w:rPr>
-              <w:instrText xml:space="preserve"> PAGEREF _Toc244086447 \h </w:instrText>
+              <w:instrText xml:space="preserve"> PAGEREF _Toc244090175 \h </w:instrText>
             </w:r>
             <w:r>
               <w:rPr>
@@ -3612,7 +3612,7 @@
               <w:rPr>
                 <w:noProof/>
               </w:rPr>
-              <w:t>41</w:t>
+              <w:t>43</w:t>
             </w:r>
             <w:r>
               <w:rPr>
@@ -3644,7 +3644,7 @@
         <w:pStyle w:val="Nadpis1"/>
         <w:pageBreakBefore/>
       </w:pPr>
-      <w:bookmarkStart w:id="0" w:name="_Toc244086400"/>
+      <w:bookmarkStart w:id="0" w:name="_Toc244090128"/>
       <w:r>
         <w:t>1  Úvod</w:t>
       </w:r>
@@ -3654,7 +3654,7 @@
       <w:pPr>
         <w:pStyle w:val="Nadpis2"/>
       </w:pPr>
-      <w:bookmarkStart w:id="1" w:name="_Toc244086401"/>
+      <w:bookmarkStart w:id="1" w:name="_Toc244090129"/>
       <w:r>
         <w:t>1.1  Účel aplikace</w:t>
       </w:r>
@@ -3700,6 +3700,7 @@
     </w:p>
     <w:p>
       <w:pPr>
+        <w:keepNext/>
         <w:spacing w:after="120" w:line="288" w:lineRule="auto"/>
       </w:pPr>
       <w:r>
@@ -3863,7 +3864,7 @@
       <w:pPr>
         <w:pStyle w:val="Nadpis2"/>
       </w:pPr>
-      <w:bookmarkStart w:id="2" w:name="_Toc244086402"/>
+      <w:bookmarkStart w:id="2" w:name="_Toc244090130"/>
       <w:r>
         <w:t>1.2  Tok dat a stavy souboru</w:t>
       </w:r>
@@ -3871,6 +3872,7 @@
     </w:p>
     <w:p>
       <w:pPr>
+        <w:keepNext/>
         <w:spacing w:after="120" w:line="288" w:lineRule="auto"/>
       </w:pPr>
       <w:r>
@@ -3986,6 +3988,8 @@
           </w:tcPr>
           <w:p>
             <w:pPr>
+              <w:keepNext/>
+              <w:keepLines/>
               <w:spacing w:line="252" w:lineRule="auto"/>
             </w:pPr>
             <w:r>
@@ -4020,6 +4024,8 @@
           </w:tcPr>
           <w:p>
             <w:pPr>
+              <w:keepNext/>
+              <w:keepLines/>
               <w:spacing w:line="252" w:lineRule="auto"/>
             </w:pPr>
             <w:r>
@@ -4054,6 +4060,8 @@
           </w:tcPr>
           <w:p>
             <w:pPr>
+              <w:keepNext/>
+              <w:keepLines/>
               <w:spacing w:line="252" w:lineRule="auto"/>
             </w:pPr>
             <w:r>
@@ -4092,6 +4100,8 @@
           </w:tcPr>
           <w:p>
             <w:pPr>
+              <w:keepNext/>
+              <w:keepLines/>
               <w:spacing w:line="252" w:lineRule="auto"/>
             </w:pPr>
             <w:r>
@@ -4122,6 +4132,8 @@
           </w:tcPr>
           <w:p>
             <w:pPr>
+              <w:keepNext/>
+              <w:keepLines/>
               <w:spacing w:line="252" w:lineRule="auto"/>
             </w:pPr>
             <w:r>
@@ -4153,6 +4165,8 @@
           </w:tcPr>
           <w:p>
             <w:pPr>
+              <w:keepNext/>
+              <w:keepLines/>
               <w:spacing w:line="252" w:lineRule="auto"/>
             </w:pPr>
             <w:r>
@@ -4188,6 +4202,8 @@
           </w:tcPr>
           <w:p>
             <w:pPr>
+              <w:keepNext/>
+              <w:keepLines/>
               <w:spacing w:line="252" w:lineRule="auto"/>
             </w:pPr>
             <w:r>
@@ -4218,6 +4234,8 @@
           </w:tcPr>
           <w:p>
             <w:pPr>
+              <w:keepNext/>
+              <w:keepLines/>
               <w:spacing w:line="252" w:lineRule="auto"/>
             </w:pPr>
             <w:r>
@@ -4249,6 +4267,8 @@
           </w:tcPr>
           <w:p>
             <w:pPr>
+              <w:keepNext/>
+              <w:keepLines/>
               <w:spacing w:line="252" w:lineRule="auto"/>
             </w:pPr>
             <w:r>
@@ -4300,6 +4320,7 @@
           </w:tcPr>
           <w:p>
             <w:pPr>
+              <w:keepLines/>
               <w:spacing w:line="252" w:lineRule="auto"/>
             </w:pPr>
             <w:r>
@@ -4330,6 +4351,7 @@
           </w:tcPr>
           <w:p>
             <w:pPr>
+              <w:keepLines/>
               <w:spacing w:line="252" w:lineRule="auto"/>
             </w:pPr>
             <w:r>
@@ -4361,6 +4383,7 @@
           </w:tcPr>
           <w:p>
             <w:pPr>
+              <w:keepLines/>
               <w:spacing w:line="252" w:lineRule="auto"/>
             </w:pPr>
             <w:r>
@@ -4454,7 +4477,7 @@
       <w:pPr>
         <w:pStyle w:val="Nadpis2"/>
       </w:pPr>
-      <w:bookmarkStart w:id="3" w:name="_Toc244086403"/>
+      <w:bookmarkStart w:id="3" w:name="_Toc244090131"/>
       <w:r>
         <w:t>1.3  Kde aplikace běží a jak ji otevřít</w:t>
       </w:r>
@@ -4462,6 +4485,7 @@
     </w:p>
     <w:p>
       <w:pPr>
+        <w:keepNext/>
         <w:spacing w:after="120" w:line="288" w:lineRule="auto"/>
       </w:pPr>
       <w:r>
@@ -4524,7 +4548,7 @@
       <w:pPr>
         <w:pStyle w:val="Nadpis2"/>
       </w:pPr>
-      <w:bookmarkStart w:id="4" w:name="_Toc244086404"/>
+      <w:bookmarkStart w:id="4" w:name="_Toc244090132"/>
       <w:r>
         <w:t>1.4  Uživatelské role a oprávnění</w:t>
       </w:r>
@@ -4627,6 +4651,8 @@
           </w:tcPr>
           <w:p>
             <w:pPr>
+              <w:keepNext/>
+              <w:keepLines/>
               <w:spacing w:line="252" w:lineRule="auto"/>
             </w:pPr>
             <w:r>
@@ -4661,6 +4687,8 @@
           </w:tcPr>
           <w:p>
             <w:pPr>
+              <w:keepNext/>
+              <w:keepLines/>
               <w:spacing w:line="252" w:lineRule="auto"/>
             </w:pPr>
             <w:r>
@@ -4695,6 +4723,8 @@
           </w:tcPr>
           <w:p>
             <w:pPr>
+              <w:keepNext/>
+              <w:keepLines/>
               <w:spacing w:line="252" w:lineRule="auto"/>
             </w:pPr>
             <w:r>
@@ -4729,6 +4759,8 @@
           </w:tcPr>
           <w:p>
             <w:pPr>
+              <w:keepNext/>
+              <w:keepLines/>
               <w:spacing w:line="252" w:lineRule="auto"/>
             </w:pPr>
             <w:r>
@@ -4763,6 +4795,8 @@
           </w:tcPr>
           <w:p>
             <w:pPr>
+              <w:keepNext/>
+              <w:keepLines/>
               <w:spacing w:line="252" w:lineRule="auto"/>
             </w:pPr>
             <w:r>
@@ -4797,6 +4831,8 @@
           </w:tcPr>
           <w:p>
             <w:pPr>
+              <w:keepNext/>
+              <w:keepLines/>
               <w:spacing w:line="252" w:lineRule="auto"/>
             </w:pPr>
             <w:r>
@@ -4835,6 +4871,8 @@
           </w:tcPr>
           <w:p>
             <w:pPr>
+              <w:keepNext/>
+              <w:keepLines/>
               <w:spacing w:line="252" w:lineRule="auto"/>
             </w:pPr>
             <w:r>
@@ -4865,6 +4903,8 @@
           </w:tcPr>
           <w:p>
             <w:pPr>
+              <w:keepNext/>
+              <w:keepLines/>
               <w:spacing w:line="252" w:lineRule="auto"/>
             </w:pPr>
             <w:r>
@@ -4895,6 +4935,8 @@
           </w:tcPr>
           <w:p>
             <w:pPr>
+              <w:keepNext/>
+              <w:keepLines/>
               <w:spacing w:line="252" w:lineRule="auto"/>
             </w:pPr>
             <w:r>
@@ -4925,6 +4967,8 @@
           </w:tcPr>
           <w:p>
             <w:pPr>
+              <w:keepNext/>
+              <w:keepLines/>
               <w:spacing w:line="252" w:lineRule="auto"/>
             </w:pPr>
             <w:r>
@@ -4955,6 +4999,8 @@
           </w:tcPr>
           <w:p>
             <w:pPr>
+              <w:keepNext/>
+              <w:keepLines/>
               <w:spacing w:line="252" w:lineRule="auto"/>
             </w:pPr>
             <w:r>
@@ -4985,6 +5031,8 @@
           </w:tcPr>
           <w:p>
             <w:pPr>
+              <w:keepNext/>
+              <w:keepLines/>
               <w:spacing w:line="252" w:lineRule="auto"/>
             </w:pPr>
             <w:r>
@@ -5020,6 +5068,8 @@
           </w:tcPr>
           <w:p>
             <w:pPr>
+              <w:keepNext/>
+              <w:keepLines/>
               <w:spacing w:line="252" w:lineRule="auto"/>
             </w:pPr>
             <w:r>
@@ -5050,6 +5100,8 @@
           </w:tcPr>
           <w:p>
             <w:pPr>
+              <w:keepNext/>
+              <w:keepLines/>
               <w:spacing w:line="252" w:lineRule="auto"/>
             </w:pPr>
             <w:r>
@@ -5080,6 +5132,8 @@
           </w:tcPr>
           <w:p>
             <w:pPr>
+              <w:keepNext/>
+              <w:keepLines/>
               <w:spacing w:line="252" w:lineRule="auto"/>
             </w:pPr>
             <w:r>
@@ -5110,6 +5164,8 @@
           </w:tcPr>
           <w:p>
             <w:pPr>
+              <w:keepNext/>
+              <w:keepLines/>
               <w:spacing w:line="252" w:lineRule="auto"/>
             </w:pPr>
             <w:r>
@@ -5147,6 +5203,8 @@
           </w:tcPr>
           <w:p>
             <w:pPr>
+              <w:keepNext/>
+              <w:keepLines/>
               <w:spacing w:line="252" w:lineRule="auto"/>
             </w:pPr>
             <w:r>
@@ -5184,6 +5242,8 @@
           </w:tcPr>
           <w:p>
             <w:pPr>
+              <w:keepNext/>
+              <w:keepLines/>
               <w:spacing w:line="252" w:lineRule="auto"/>
             </w:pPr>
             <w:r>
@@ -5226,6 +5286,8 @@
           </w:tcPr>
           <w:p>
             <w:pPr>
+              <w:keepNext/>
+              <w:keepLines/>
               <w:spacing w:line="252" w:lineRule="auto"/>
             </w:pPr>
             <w:r>
@@ -5256,6 +5318,8 @@
           </w:tcPr>
           <w:p>
             <w:pPr>
+              <w:keepNext/>
+              <w:keepLines/>
               <w:spacing w:line="252" w:lineRule="auto"/>
             </w:pPr>
             <w:r>
@@ -5286,6 +5350,8 @@
           </w:tcPr>
           <w:p>
             <w:pPr>
+              <w:keepNext/>
+              <w:keepLines/>
               <w:spacing w:line="252" w:lineRule="auto"/>
             </w:pPr>
             <w:r>
@@ -5316,6 +5382,8 @@
           </w:tcPr>
           <w:p>
             <w:pPr>
+              <w:keepNext/>
+              <w:keepLines/>
               <w:spacing w:line="252" w:lineRule="auto"/>
             </w:pPr>
             <w:r>
@@ -5346,6 +5414,8 @@
           </w:tcPr>
           <w:p>
             <w:pPr>
+              <w:keepNext/>
+              <w:keepLines/>
               <w:spacing w:line="252" w:lineRule="auto"/>
             </w:pPr>
             <w:r>
@@ -5376,6 +5446,8 @@
           </w:tcPr>
           <w:p>
             <w:pPr>
+              <w:keepNext/>
+              <w:keepLines/>
               <w:spacing w:line="252" w:lineRule="auto"/>
             </w:pPr>
             <w:r>
@@ -5411,6 +5483,8 @@
           </w:tcPr>
           <w:p>
             <w:pPr>
+              <w:keepNext/>
+              <w:keepLines/>
               <w:spacing w:line="252" w:lineRule="auto"/>
             </w:pPr>
             <w:r>
@@ -5441,6 +5515,8 @@
           </w:tcPr>
           <w:p>
             <w:pPr>
+              <w:keepNext/>
+              <w:keepLines/>
               <w:spacing w:line="252" w:lineRule="auto"/>
             </w:pPr>
             <w:r>
@@ -5471,6 +5547,8 @@
           </w:tcPr>
           <w:p>
             <w:pPr>
+              <w:keepNext/>
+              <w:keepLines/>
               <w:spacing w:line="252" w:lineRule="auto"/>
             </w:pPr>
             <w:r>
@@ -5501,6 +5579,8 @@
           </w:tcPr>
           <w:p>
             <w:pPr>
+              <w:keepNext/>
+              <w:keepLines/>
               <w:spacing w:line="252" w:lineRule="auto"/>
             </w:pPr>
             <w:r>
@@ -5531,6 +5611,8 @@
           </w:tcPr>
           <w:p>
             <w:pPr>
+              <w:keepNext/>
+              <w:keepLines/>
               <w:spacing w:line="252" w:lineRule="auto"/>
             </w:pPr>
             <w:r>
@@ -5561,6 +5643,8 @@
           </w:tcPr>
           <w:p>
             <w:pPr>
+              <w:keepNext/>
+              <w:keepLines/>
               <w:spacing w:line="252" w:lineRule="auto"/>
             </w:pPr>
             <w:r>
@@ -5596,6 +5680,8 @@
           </w:tcPr>
           <w:p>
             <w:pPr>
+              <w:keepNext/>
+              <w:keepLines/>
               <w:spacing w:line="252" w:lineRule="auto"/>
             </w:pPr>
             <w:r>
@@ -5626,6 +5712,8 @@
           </w:tcPr>
           <w:p>
             <w:pPr>
+              <w:keepNext/>
+              <w:keepLines/>
               <w:spacing w:line="252" w:lineRule="auto"/>
             </w:pPr>
             <w:r>
@@ -5656,6 +5744,8 @@
           </w:tcPr>
           <w:p>
             <w:pPr>
+              <w:keepNext/>
+              <w:keepLines/>
               <w:spacing w:line="252" w:lineRule="auto"/>
             </w:pPr>
             <w:r>
@@ -5686,6 +5776,8 @@
           </w:tcPr>
           <w:p>
             <w:pPr>
+              <w:keepNext/>
+              <w:keepLines/>
               <w:spacing w:line="252" w:lineRule="auto"/>
             </w:pPr>
             <w:r>
@@ -5716,6 +5808,8 @@
           </w:tcPr>
           <w:p>
             <w:pPr>
+              <w:keepNext/>
+              <w:keepLines/>
               <w:spacing w:line="252" w:lineRule="auto"/>
             </w:pPr>
             <w:r>
@@ -5746,6 +5840,8 @@
           </w:tcPr>
           <w:p>
             <w:pPr>
+              <w:keepNext/>
+              <w:keepLines/>
               <w:spacing w:line="252" w:lineRule="auto"/>
             </w:pPr>
             <w:r>
@@ -5781,6 +5877,8 @@
           </w:tcPr>
           <w:p>
             <w:pPr>
+              <w:keepNext/>
+              <w:keepLines/>
               <w:spacing w:line="252" w:lineRule="auto"/>
             </w:pPr>
             <w:r>
@@ -5811,6 +5909,8 @@
           </w:tcPr>
           <w:p>
             <w:pPr>
+              <w:keepNext/>
+              <w:keepLines/>
               <w:spacing w:line="252" w:lineRule="auto"/>
             </w:pPr>
             <w:r>
@@ -5841,6 +5941,8 @@
           </w:tcPr>
           <w:p>
             <w:pPr>
+              <w:keepNext/>
+              <w:keepLines/>
               <w:spacing w:line="252" w:lineRule="auto"/>
             </w:pPr>
             <w:r>
@@ -5871,6 +5973,8 @@
           </w:tcPr>
           <w:p>
             <w:pPr>
+              <w:keepNext/>
+              <w:keepLines/>
               <w:spacing w:line="252" w:lineRule="auto"/>
             </w:pPr>
             <w:r>
@@ -5901,6 +6005,8 @@
           </w:tcPr>
           <w:p>
             <w:pPr>
+              <w:keepNext/>
+              <w:keepLines/>
               <w:spacing w:line="252" w:lineRule="auto"/>
             </w:pPr>
             <w:r>
@@ -5931,6 +6037,8 @@
           </w:tcPr>
           <w:p>
             <w:pPr>
+              <w:keepNext/>
+              <w:keepLines/>
               <w:spacing w:line="252" w:lineRule="auto"/>
             </w:pPr>
             <w:r>
@@ -5966,6 +6074,8 @@
           </w:tcPr>
           <w:p>
             <w:pPr>
+              <w:keepNext/>
+              <w:keepLines/>
               <w:spacing w:line="252" w:lineRule="auto"/>
             </w:pPr>
             <w:r>
@@ -5996,6 +6106,8 @@
           </w:tcPr>
           <w:p>
             <w:pPr>
+              <w:keepNext/>
+              <w:keepLines/>
               <w:spacing w:line="252" w:lineRule="auto"/>
             </w:pPr>
             <w:r>
@@ -6026,6 +6138,8 @@
           </w:tcPr>
           <w:p>
             <w:pPr>
+              <w:keepNext/>
+              <w:keepLines/>
               <w:spacing w:line="252" w:lineRule="auto"/>
             </w:pPr>
             <w:r>
@@ -6056,6 +6170,8 @@
           </w:tcPr>
           <w:p>
             <w:pPr>
+              <w:keepNext/>
+              <w:keepLines/>
               <w:spacing w:line="252" w:lineRule="auto"/>
             </w:pPr>
             <w:r>
@@ -6086,6 +6202,8 @@
           </w:tcPr>
           <w:p>
             <w:pPr>
+              <w:keepNext/>
+              <w:keepLines/>
               <w:spacing w:line="252" w:lineRule="auto"/>
             </w:pPr>
             <w:r>
@@ -6116,6 +6234,8 @@
           </w:tcPr>
           <w:p>
             <w:pPr>
+              <w:keepNext/>
+              <w:keepLines/>
               <w:spacing w:line="252" w:lineRule="auto"/>
             </w:pPr>
             <w:r>
@@ -6151,6 +6271,8 @@
           </w:tcPr>
           <w:p>
             <w:pPr>
+              <w:keepNext/>
+              <w:keepLines/>
               <w:spacing w:line="252" w:lineRule="auto"/>
             </w:pPr>
             <w:r>
@@ -6181,6 +6303,8 @@
           </w:tcPr>
           <w:p>
             <w:pPr>
+              <w:keepNext/>
+              <w:keepLines/>
               <w:spacing w:line="252" w:lineRule="auto"/>
             </w:pPr>
             <w:r>
@@ -6211,6 +6335,8 @@
           </w:tcPr>
           <w:p>
             <w:pPr>
+              <w:keepNext/>
+              <w:keepLines/>
               <w:spacing w:line="252" w:lineRule="auto"/>
             </w:pPr>
             <w:r>
@@ -6241,6 +6367,8 @@
           </w:tcPr>
           <w:p>
             <w:pPr>
+              <w:keepNext/>
+              <w:keepLines/>
               <w:spacing w:line="252" w:lineRule="auto"/>
             </w:pPr>
             <w:r>
@@ -6271,6 +6399,8 @@
           </w:tcPr>
           <w:p>
             <w:pPr>
+              <w:keepNext/>
+              <w:keepLines/>
               <w:spacing w:line="252" w:lineRule="auto"/>
             </w:pPr>
             <w:r>
@@ -6301,6 +6431,8 @@
           </w:tcPr>
           <w:p>
             <w:pPr>
+              <w:keepNext/>
+              <w:keepLines/>
               <w:spacing w:line="252" w:lineRule="auto"/>
             </w:pPr>
             <w:r>
@@ -6336,6 +6468,8 @@
           </w:tcPr>
           <w:p>
             <w:pPr>
+              <w:keepNext/>
+              <w:keepLines/>
               <w:spacing w:line="252" w:lineRule="auto"/>
             </w:pPr>
             <w:r>
@@ -6366,6 +6500,8 @@
           </w:tcPr>
           <w:p>
             <w:pPr>
+              <w:keepNext/>
+              <w:keepLines/>
               <w:spacing w:line="252" w:lineRule="auto"/>
             </w:pPr>
             <w:r>
@@ -6396,6 +6532,8 @@
           </w:tcPr>
           <w:p>
             <w:pPr>
+              <w:keepNext/>
+              <w:keepLines/>
               <w:spacing w:line="252" w:lineRule="auto"/>
             </w:pPr>
             <w:r>
@@ -6426,6 +6564,8 @@
           </w:tcPr>
           <w:p>
             <w:pPr>
+              <w:keepNext/>
+              <w:keepLines/>
               <w:spacing w:line="252" w:lineRule="auto"/>
             </w:pPr>
             <w:r>
@@ -6456,6 +6596,8 @@
           </w:tcPr>
           <w:p>
             <w:pPr>
+              <w:keepNext/>
+              <w:keepLines/>
               <w:spacing w:line="252" w:lineRule="auto"/>
             </w:pPr>
             <w:r>
@@ -6486,6 +6628,8 @@
           </w:tcPr>
           <w:p>
             <w:pPr>
+              <w:keepNext/>
+              <w:keepLines/>
               <w:spacing w:line="252" w:lineRule="auto"/>
             </w:pPr>
             <w:r>
@@ -6521,6 +6665,7 @@
           </w:tcPr>
           <w:p>
             <w:pPr>
+              <w:keepLines/>
               <w:spacing w:line="252" w:lineRule="auto"/>
             </w:pPr>
             <w:r>
@@ -6551,6 +6696,7 @@
           </w:tcPr>
           <w:p>
             <w:pPr>
+              <w:keepLines/>
               <w:spacing w:line="252" w:lineRule="auto"/>
             </w:pPr>
             <w:r>
@@ -6581,6 +6727,7 @@
           </w:tcPr>
           <w:p>
             <w:pPr>
+              <w:keepLines/>
               <w:spacing w:line="252" w:lineRule="auto"/>
             </w:pPr>
             <w:r>
@@ -6611,6 +6758,7 @@
           </w:tcPr>
           <w:p>
             <w:pPr>
+              <w:keepLines/>
               <w:spacing w:line="252" w:lineRule="auto"/>
             </w:pPr>
             <w:r>
@@ -6648,6 +6796,7 @@
           </w:tcPr>
           <w:p>
             <w:pPr>
+              <w:keepLines/>
               <w:spacing w:line="252" w:lineRule="auto"/>
             </w:pPr>
             <w:r>
@@ -6685,6 +6834,7 @@
           </w:tcPr>
           <w:p>
             <w:pPr>
+              <w:keepLines/>
               <w:spacing w:line="252" w:lineRule="auto"/>
             </w:pPr>
             <w:r>
@@ -6736,7 +6886,7 @@
       <w:pPr>
         <w:pStyle w:val="Nadpis2"/>
       </w:pPr>
-      <w:bookmarkStart w:id="5" w:name="_Toc244086405"/>
+      <w:bookmarkStart w:id="5" w:name="_Toc244090133"/>
       <w:r>
         <w:t>1.5  O tomto dokumentu</w:t>
       </w:r>
@@ -6755,7 +6905,7 @@
         <w:pStyle w:val="Nadpis1"/>
         <w:pageBreakBefore/>
       </w:pPr>
-      <w:bookmarkStart w:id="6" w:name="_Toc244086406"/>
+      <w:bookmarkStart w:id="6" w:name="_Toc244090134"/>
       <w:r>
         <w:t>2  Přihlášení a ovládání</w:t>
       </w:r>
@@ -6765,7 +6915,7 @@
       <w:pPr>
         <w:pStyle w:val="Nadpis2"/>
       </w:pPr>
-      <w:bookmarkStart w:id="7" w:name="_Toc244086407"/>
+      <w:bookmarkStart w:id="7" w:name="_Toc244090135"/>
       <w:r>
         <w:t>2.1  Přihlášení</w:t>
       </w:r>
@@ -6782,7 +6932,7 @@
           <w:noProof/>
         </w:rPr>
         <w:drawing>
-          <wp:inline distT="0" distB="0" distL="0" distR="0" wp14:anchorId="4A0D50E2" wp14:editId="7BE4C371">
+          <wp:inline distT="0" distB="0" distL="0" distR="0" wp14:anchorId="1396E264" wp14:editId="1E77CD07">
             <wp:extent cx="3676650" cy="2066925"/>
             <wp:effectExtent l="0" t="0" r="0" b="0"/>
             <wp:docPr id="1" name="01_login" descr="Přihlašovací obrazovka na PC testeru" title="Přihlašovací obrazovka na PC testeru"/>
@@ -6847,6 +6997,7 @@
     </w:p>
     <w:p>
       <w:pPr>
+        <w:keepNext/>
         <w:spacing w:after="120" w:line="288" w:lineRule="auto"/>
       </w:pPr>
       <w:r>
@@ -6977,7 +7128,7 @@
       <w:pPr>
         <w:pStyle w:val="Nadpis2"/>
       </w:pPr>
-      <w:bookmarkStart w:id="8" w:name="_Toc244086408"/>
+      <w:bookmarkStart w:id="8" w:name="_Toc244090136"/>
       <w:r>
         <w:t>2.2  Horní lišta</w:t>
       </w:r>
@@ -6994,7 +7145,7 @@
           <w:noProof/>
         </w:rPr>
         <w:drawing>
-          <wp:inline distT="0" distB="0" distL="0" distR="0" wp14:anchorId="122AC1FC" wp14:editId="0D60A4CF">
+          <wp:inline distT="0" distB="0" distL="0" distR="0" wp14:anchorId="75014FF2" wp14:editId="4E64DEEA">
             <wp:extent cx="6124575" cy="285750"/>
             <wp:effectExtent l="0" t="0" r="0" b="0"/>
             <wp:docPr id="2" name="02b_topbar_c" descr="Horní lišta při přihlášení heslem u testeru (střední prázdná část vynechána)" title="Horní lišta při přihlášení heslem u testeru (střední prázdná část vynechána)"/>
@@ -7122,6 +7273,8 @@
           </w:tcPr>
           <w:p>
             <w:pPr>
+              <w:keepNext/>
+              <w:keepLines/>
               <w:spacing w:line="252" w:lineRule="auto"/>
             </w:pPr>
             <w:r>
@@ -7156,6 +7309,8 @@
           </w:tcPr>
           <w:p>
             <w:pPr>
+              <w:keepNext/>
+              <w:keepLines/>
               <w:spacing w:line="252" w:lineRule="auto"/>
             </w:pPr>
             <w:r>
@@ -7194,6 +7349,8 @@
           </w:tcPr>
           <w:p>
             <w:pPr>
+              <w:keepNext/>
+              <w:keepLines/>
               <w:spacing w:line="252" w:lineRule="auto"/>
             </w:pPr>
             <w:r>
@@ -7224,6 +7381,8 @@
           </w:tcPr>
           <w:p>
             <w:pPr>
+              <w:keepNext/>
+              <w:keepLines/>
               <w:spacing w:line="252" w:lineRule="auto"/>
             </w:pPr>
             <w:r>
@@ -7259,6 +7418,8 @@
           </w:tcPr>
           <w:p>
             <w:pPr>
+              <w:keepNext/>
+              <w:keepLines/>
               <w:spacing w:line="252" w:lineRule="auto"/>
             </w:pPr>
             <w:r>
@@ -7289,6 +7450,8 @@
           </w:tcPr>
           <w:p>
             <w:pPr>
+              <w:keepNext/>
+              <w:keepLines/>
               <w:spacing w:line="252" w:lineRule="auto"/>
             </w:pPr>
             <w:r>
@@ -7324,6 +7487,8 @@
           </w:tcPr>
           <w:p>
             <w:pPr>
+              <w:keepNext/>
+              <w:keepLines/>
               <w:spacing w:line="252" w:lineRule="auto"/>
             </w:pPr>
             <w:r>
@@ -7354,6 +7519,8 @@
           </w:tcPr>
           <w:p>
             <w:pPr>
+              <w:keepNext/>
+              <w:keepLines/>
               <w:spacing w:line="252" w:lineRule="auto"/>
             </w:pPr>
             <w:r>
@@ -7389,6 +7556,8 @@
           </w:tcPr>
           <w:p>
             <w:pPr>
+              <w:keepNext/>
+              <w:keepLines/>
               <w:spacing w:line="252" w:lineRule="auto"/>
             </w:pPr>
             <w:r>
@@ -7419,6 +7588,8 @@
           </w:tcPr>
           <w:p>
             <w:pPr>
+              <w:keepNext/>
+              <w:keepLines/>
               <w:spacing w:line="252" w:lineRule="auto"/>
             </w:pPr>
             <w:r>
@@ -7454,6 +7625,8 @@
           </w:tcPr>
           <w:p>
             <w:pPr>
+              <w:keepNext/>
+              <w:keepLines/>
               <w:spacing w:line="252" w:lineRule="auto"/>
             </w:pPr>
             <w:r>
@@ -7484,6 +7657,8 @@
           </w:tcPr>
           <w:p>
             <w:pPr>
+              <w:keepNext/>
+              <w:keepLines/>
               <w:spacing w:line="252" w:lineRule="auto"/>
             </w:pPr>
             <w:r>
@@ -7519,6 +7694,8 @@
           </w:tcPr>
           <w:p>
             <w:pPr>
+              <w:keepNext/>
+              <w:keepLines/>
               <w:spacing w:line="252" w:lineRule="auto"/>
             </w:pPr>
             <w:r>
@@ -7549,6 +7726,8 @@
           </w:tcPr>
           <w:p>
             <w:pPr>
+              <w:keepNext/>
+              <w:keepLines/>
               <w:spacing w:line="252" w:lineRule="auto"/>
             </w:pPr>
             <w:r>
@@ -7584,6 +7763,8 @@
           </w:tcPr>
           <w:p>
             <w:pPr>
+              <w:keepNext/>
+              <w:keepLines/>
               <w:spacing w:line="252" w:lineRule="auto"/>
             </w:pPr>
             <w:r>
@@ -7614,6 +7795,8 @@
           </w:tcPr>
           <w:p>
             <w:pPr>
+              <w:keepNext/>
+              <w:keepLines/>
               <w:spacing w:line="252" w:lineRule="auto"/>
             </w:pPr>
             <w:r>
@@ -7649,6 +7832,7 @@
           </w:tcPr>
           <w:p>
             <w:pPr>
+              <w:keepLines/>
               <w:spacing w:line="252" w:lineRule="auto"/>
             </w:pPr>
             <w:r>
@@ -7679,6 +7863,7 @@
           </w:tcPr>
           <w:p>
             <w:pPr>
+              <w:keepLines/>
               <w:spacing w:line="252" w:lineRule="auto"/>
             </w:pPr>
             <w:r>
@@ -7701,7 +7886,7 @@
       <w:pPr>
         <w:pStyle w:val="Nadpis2"/>
       </w:pPr>
-      <w:bookmarkStart w:id="9" w:name="_Toc244086409"/>
+      <w:bookmarkStart w:id="9" w:name="_Toc244090137"/>
       <w:r>
         <w:t>2.3  Menu, nápověda a klávesové zkratky</w:t>
       </w:r>
@@ -7756,7 +7941,7 @@
           <w:noProof/>
         </w:rPr>
         <w:drawing>
-          <wp:inline distT="0" distB="0" distL="0" distR="0" wp14:anchorId="4F9F5EE2" wp14:editId="3007DB18">
+          <wp:inline distT="0" distB="0" distL="0" distR="0" wp14:anchorId="0EC89559" wp14:editId="40161EBF">
             <wp:extent cx="1038225" cy="4676775"/>
             <wp:effectExtent l="0" t="0" r="0" b="0"/>
             <wp:docPr id="3" name="02c_sidebar" descr="Levé menu" title="Levé menu"/>
@@ -7848,7 +8033,7 @@
           <w:noProof/>
         </w:rPr>
         <w:drawing>
-          <wp:inline distT="0" distB="0" distL="0" distR="0" wp14:anchorId="386CFD23" wp14:editId="48380440">
+          <wp:inline distT="0" distB="0" distL="0" distR="0" wp14:anchorId="2BA64DB2" wp14:editId="25FF6402">
             <wp:extent cx="3800475" cy="4410075"/>
             <wp:effectExtent l="0" t="0" r="0" b="0"/>
             <wp:docPr id="4" name="02e_help" descr="Nápověda stránky Databáze" title="Nápověda stránky Databáze"/>
@@ -7968,7 +8153,7 @@
       <w:pPr>
         <w:pStyle w:val="Nadpis2"/>
       </w:pPr>
-      <w:bookmarkStart w:id="10" w:name="_Toc244086410"/>
+      <w:bookmarkStart w:id="10" w:name="_Toc244090138"/>
       <w:r>
         <w:t>2.4  Klávesnice na obrazovce</w:t>
       </w:r>
@@ -8013,7 +8198,7 @@
           <w:noProof/>
         </w:rPr>
         <w:drawing>
-          <wp:inline distT="0" distB="0" distL="0" distR="0" wp14:anchorId="2807F19B" wp14:editId="53CC7F6E">
+          <wp:inline distT="0" distB="0" distL="0" distR="0" wp14:anchorId="51AC58FF" wp14:editId="5BDF1849">
             <wp:extent cx="6124575" cy="3448050"/>
             <wp:effectExtent l="0" t="0" r="0" b="0"/>
             <wp:docPr id="5" name="21b_osk" descr="Klávesnice na obrazovce u pole Hledat zakázku" title="Klávesnice na obrazovce u pole Hledat zakázku"/>
@@ -8081,7 +8266,7 @@
         <w:pStyle w:val="Nadpis1"/>
         <w:pageBreakBefore/>
       </w:pPr>
-      <w:bookmarkStart w:id="11" w:name="_Toc244086411"/>
+      <w:bookmarkStart w:id="11" w:name="_Toc244090139"/>
       <w:r>
         <w:t>3  Databáze</w:t>
       </w:r>
@@ -8106,7 +8291,7 @@
           <w:noProof/>
         </w:rPr>
         <w:drawing>
-          <wp:inline distT="0" distB="0" distL="0" distR="0" wp14:anchorId="67417AAC" wp14:editId="560BFEE9">
+          <wp:inline distT="0" distB="0" distL="0" distR="0" wp14:anchorId="18B386B5" wp14:editId="3A438D98">
             <wp:extent cx="6124575" cy="3448050"/>
             <wp:effectExtent l="0" t="0" r="0" b="0"/>
             <wp:docPr id="6" name="02_database" descr="Databáze — zakázky na PC testeru" title="Databáze — zakázky na PC testeru"/>
@@ -8173,7 +8358,7 @@
       <w:pPr>
         <w:pStyle w:val="Nadpis2"/>
       </w:pPr>
-      <w:bookmarkStart w:id="12" w:name="_Toc244086412"/>
+      <w:bookmarkStart w:id="12" w:name="_Toc244090140"/>
       <w:r>
         <w:t>3.1  Seznam zakázek</w:t>
       </w:r>
@@ -8244,6 +8429,8 @@
           </w:tcPr>
           <w:p>
             <w:pPr>
+              <w:keepNext/>
+              <w:keepLines/>
               <w:spacing w:line="252" w:lineRule="auto"/>
             </w:pPr>
             <w:r>
@@ -8278,6 +8465,8 @@
           </w:tcPr>
           <w:p>
             <w:pPr>
+              <w:keepNext/>
+              <w:keepLines/>
               <w:spacing w:line="252" w:lineRule="auto"/>
             </w:pPr>
             <w:r>
@@ -8316,6 +8505,8 @@
           </w:tcPr>
           <w:p>
             <w:pPr>
+              <w:keepNext/>
+              <w:keepLines/>
               <w:spacing w:line="252" w:lineRule="auto"/>
             </w:pPr>
             <w:r>
@@ -8346,6 +8537,8 @@
           </w:tcPr>
           <w:p>
             <w:pPr>
+              <w:keepNext/>
+              <w:keepLines/>
               <w:spacing w:line="252" w:lineRule="auto"/>
             </w:pPr>
             <w:r>
@@ -8381,6 +8574,8 @@
           </w:tcPr>
           <w:p>
             <w:pPr>
+              <w:keepNext/>
+              <w:keepLines/>
               <w:spacing w:line="252" w:lineRule="auto"/>
             </w:pPr>
             <w:r>
@@ -8411,6 +8606,8 @@
           </w:tcPr>
           <w:p>
             <w:pPr>
+              <w:keepNext/>
+              <w:keepLines/>
               <w:spacing w:line="252" w:lineRule="auto"/>
             </w:pPr>
             <w:r>
@@ -8446,6 +8643,8 @@
           </w:tcPr>
           <w:p>
             <w:pPr>
+              <w:keepNext/>
+              <w:keepLines/>
               <w:spacing w:line="252" w:lineRule="auto"/>
             </w:pPr>
             <w:r>
@@ -8476,6 +8675,8 @@
           </w:tcPr>
           <w:p>
             <w:pPr>
+              <w:keepNext/>
+              <w:keepLines/>
               <w:spacing w:line="252" w:lineRule="auto"/>
             </w:pPr>
             <w:r>
@@ -8511,6 +8712,8 @@
           </w:tcPr>
           <w:p>
             <w:pPr>
+              <w:keepNext/>
+              <w:keepLines/>
               <w:spacing w:line="252" w:lineRule="auto"/>
             </w:pPr>
             <w:r>
@@ -8541,6 +8744,8 @@
           </w:tcPr>
           <w:p>
             <w:pPr>
+              <w:keepNext/>
+              <w:keepLines/>
               <w:spacing w:line="252" w:lineRule="auto"/>
             </w:pPr>
             <w:r>
@@ -8576,6 +8781,8 @@
           </w:tcPr>
           <w:p>
             <w:pPr>
+              <w:keepNext/>
+              <w:keepLines/>
               <w:spacing w:line="252" w:lineRule="auto"/>
             </w:pPr>
             <w:r>
@@ -8606,6 +8813,8 @@
           </w:tcPr>
           <w:p>
             <w:pPr>
+              <w:keepNext/>
+              <w:keepLines/>
               <w:spacing w:line="252" w:lineRule="auto"/>
             </w:pPr>
             <w:r>
@@ -8641,6 +8850,8 @@
           </w:tcPr>
           <w:p>
             <w:pPr>
+              <w:keepNext/>
+              <w:keepLines/>
               <w:spacing w:line="252" w:lineRule="auto"/>
             </w:pPr>
             <w:r>
@@ -8671,6 +8882,8 @@
           </w:tcPr>
           <w:p>
             <w:pPr>
+              <w:keepNext/>
+              <w:keepLines/>
               <w:spacing w:line="252" w:lineRule="auto"/>
             </w:pPr>
             <w:r>
@@ -8706,6 +8919,8 @@
           </w:tcPr>
           <w:p>
             <w:pPr>
+              <w:keepNext/>
+              <w:keepLines/>
               <w:spacing w:line="252" w:lineRule="auto"/>
             </w:pPr>
             <w:r>
@@ -8736,6 +8951,8 @@
           </w:tcPr>
           <w:p>
             <w:pPr>
+              <w:keepNext/>
+              <w:keepLines/>
               <w:spacing w:line="252" w:lineRule="auto"/>
             </w:pPr>
             <w:r>
@@ -8771,6 +8988,8 @@
           </w:tcPr>
           <w:p>
             <w:pPr>
+              <w:keepNext/>
+              <w:keepLines/>
               <w:spacing w:line="252" w:lineRule="auto"/>
             </w:pPr>
             <w:r>
@@ -8801,6 +9020,8 @@
           </w:tcPr>
           <w:p>
             <w:pPr>
+              <w:keepNext/>
+              <w:keepLines/>
               <w:spacing w:line="252" w:lineRule="auto"/>
             </w:pPr>
             <w:r>
@@ -8836,6 +9057,8 @@
           </w:tcPr>
           <w:p>
             <w:pPr>
+              <w:keepNext/>
+              <w:keepLines/>
               <w:spacing w:line="252" w:lineRule="auto"/>
             </w:pPr>
             <w:r>
@@ -8866,6 +9089,8 @@
           </w:tcPr>
           <w:p>
             <w:pPr>
+              <w:keepNext/>
+              <w:keepLines/>
               <w:spacing w:line="252" w:lineRule="auto"/>
             </w:pPr>
             <w:r>
@@ -8901,6 +9126,8 @@
           </w:tcPr>
           <w:p>
             <w:pPr>
+              <w:keepNext/>
+              <w:keepLines/>
               <w:spacing w:line="252" w:lineRule="auto"/>
             </w:pPr>
             <w:r>
@@ -8931,6 +9158,8 @@
           </w:tcPr>
           <w:p>
             <w:pPr>
+              <w:keepNext/>
+              <w:keepLines/>
               <w:spacing w:line="252" w:lineRule="auto"/>
             </w:pPr>
             <w:r>
@@ -8966,6 +9195,8 @@
           </w:tcPr>
           <w:p>
             <w:pPr>
+              <w:keepNext/>
+              <w:keepLines/>
               <w:spacing w:line="252" w:lineRule="auto"/>
             </w:pPr>
             <w:r>
@@ -8996,6 +9227,8 @@
           </w:tcPr>
           <w:p>
             <w:pPr>
+              <w:keepNext/>
+              <w:keepLines/>
               <w:spacing w:line="252" w:lineRule="auto"/>
             </w:pPr>
             <w:r>
@@ -9031,6 +9264,8 @@
           </w:tcPr>
           <w:p>
             <w:pPr>
+              <w:keepNext/>
+              <w:keepLines/>
               <w:spacing w:line="252" w:lineRule="auto"/>
             </w:pPr>
             <w:r>
@@ -9061,6 +9296,8 @@
           </w:tcPr>
           <w:p>
             <w:pPr>
+              <w:keepNext/>
+              <w:keepLines/>
               <w:spacing w:line="252" w:lineRule="auto"/>
             </w:pPr>
             <w:r>
@@ -9096,6 +9333,7 @@
           </w:tcPr>
           <w:p>
             <w:pPr>
+              <w:keepLines/>
               <w:spacing w:line="252" w:lineRule="auto"/>
             </w:pPr>
             <w:r>
@@ -9126,6 +9364,7 @@
           </w:tcPr>
           <w:p>
             <w:pPr>
+              <w:keepLines/>
               <w:spacing w:line="252" w:lineRule="auto"/>
             </w:pPr>
             <w:r>
@@ -9165,7 +9404,7 @@
       <w:pPr>
         <w:pStyle w:val="Nadpis2"/>
       </w:pPr>
-      <w:bookmarkStart w:id="13" w:name="_Toc244086413"/>
+      <w:bookmarkStart w:id="13" w:name="_Toc244090141"/>
       <w:r>
         <w:t>3.2  Přepínače, filtr data a řazení</w:t>
       </w:r>
@@ -9182,7 +9421,7 @@
           <w:noProof/>
         </w:rPr>
         <w:drawing>
-          <wp:inline distT="0" distB="0" distL="0" distR="0" wp14:anchorId="253F1619" wp14:editId="003F94AD">
+          <wp:inline distT="0" distB="0" distL="0" distR="0" wp14:anchorId="4C9BD0C4" wp14:editId="10A4D329">
             <wp:extent cx="6124575" cy="609600"/>
             <wp:effectExtent l="0" t="0" r="0" b="0"/>
             <wp:docPr id="7" name="02d_controls" descr="Hlavička Databáze: ukazatele úložišť a přepínače" title="Hlavička Databáze: ukazatele úložišť a přepínače"/>
@@ -9359,7 +9598,7 @@
       <w:pPr>
         <w:pStyle w:val="Nadpis2"/>
       </w:pPr>
-      <w:bookmarkStart w:id="14" w:name="_Toc244086414"/>
+      <w:bookmarkStart w:id="14" w:name="_Toc244090142"/>
       <w:r>
         <w:t>3.3  Hledání zakázky</w:t>
       </w:r>
@@ -9404,7 +9643,7 @@
           <w:noProof/>
         </w:rPr>
         <w:drawing>
-          <wp:inline distT="0" distB="0" distL="0" distR="0" wp14:anchorId="2237714A" wp14:editId="4401DF74">
+          <wp:inline distT="0" distB="0" distL="0" distR="0" wp14:anchorId="1E458B36" wp14:editId="6CFA5CBF">
             <wp:extent cx="6124575" cy="1143000"/>
             <wp:effectExtent l="0" t="0" r="0" b="0"/>
             <wp:docPr id="8" name="03b_search" descr="Hledání zakázky podle části čísla" title="Hledání zakázky podle části čísla"/>
@@ -9471,7 +9710,7 @@
       <w:pPr>
         <w:pStyle w:val="Nadpis2"/>
       </w:pPr>
-      <w:bookmarkStart w:id="15" w:name="_Toc244086415"/>
+      <w:bookmarkStart w:id="15" w:name="_Toc244090143"/>
       <w:r>
         <w:t>3.4  Rozbalení zakázky</w:t>
       </w:r>
@@ -9516,7 +9755,7 @@
           <w:noProof/>
         </w:rPr>
         <w:drawing>
-          <wp:inline distT="0" distB="0" distL="0" distR="0" wp14:anchorId="16E63684" wp14:editId="18C62379">
+          <wp:inline distT="0" distB="0" distL="0" distR="0" wp14:anchorId="5BC50C30" wp14:editId="31717092">
             <wp:extent cx="6124575" cy="3448050"/>
             <wp:effectExtent l="0" t="0" r="0" b="0"/>
             <wp:docPr id="9" name="03_expanded" descr="Rozbalená zakázka v seznamu (tabulka kusů je posuvná)" title="Rozbalená zakázka v seznamu (tabulka kusů je posuvná)"/>
@@ -9583,7 +9822,7 @@
       <w:pPr>
         <w:pStyle w:val="Nadpis2"/>
       </w:pPr>
-      <w:bookmarkStart w:id="16" w:name="_Toc244086416"/>
+      <w:bookmarkStart w:id="16" w:name="_Toc244090144"/>
       <w:r>
         <w:t>3.5  Úložiště: lokální, NAS a flashka</w:t>
       </w:r>
@@ -9591,6 +9830,7 @@
     </w:p>
     <w:p>
       <w:pPr>
+        <w:keepNext/>
         <w:spacing w:after="120" w:line="288" w:lineRule="auto"/>
       </w:pPr>
       <w:r>
@@ -9608,7 +9848,7 @@
           <w:noProof/>
         </w:rPr>
         <w:drawing>
-          <wp:inline distT="0" distB="0" distL="0" distR="0" wp14:anchorId="044B914F" wp14:editId="62122797">
+          <wp:inline distT="0" distB="0" distL="0" distR="0" wp14:anchorId="67F8506D" wp14:editId="3C325910">
             <wp:extent cx="2200275" cy="323850"/>
             <wp:effectExtent l="0" t="0" r="0" b="0"/>
             <wp:docPr id="10" name="04a_storagebar" descr="Lokální úložiště" title="Lokální úložiště"/>
@@ -9752,7 +9992,7 @@
           <w:noProof/>
         </w:rPr>
         <w:drawing>
-          <wp:inline distT="0" distB="0" distL="0" distR="0" wp14:anchorId="6D85A5EB" wp14:editId="3B3B0EF3">
+          <wp:inline distT="0" distB="0" distL="0" distR="0" wp14:anchorId="728F9121" wp14:editId="08BF826C">
             <wp:extent cx="1885950" cy="323850"/>
             <wp:effectExtent l="0" t="0" r="0" b="0"/>
             <wp:docPr id="11" name="04b_nasbar" descr="Zaplnění NAS" title="Zaplnění NAS"/>
@@ -9826,7 +10066,7 @@
           <w:noProof/>
         </w:rPr>
         <w:drawing>
-          <wp:inline distT="0" distB="0" distL="0" distR="0" wp14:anchorId="63B94D60" wp14:editId="56DA588E">
+          <wp:inline distT="0" distB="0" distL="0" distR="0" wp14:anchorId="35FB1E36" wp14:editId="7DC2C133">
             <wp:extent cx="1524000" cy="323850"/>
             <wp:effectExtent l="0" t="0" r="0" b="0"/>
             <wp:docPr id="12" name="04c_usbbar" descr="Flashka u testeru s tlačítkem bezpečného odebrání" title="Flashka u testeru s tlačítkem bezpečného odebrání"/>
@@ -9899,6 +10139,7 @@
     </w:p>
     <w:p>
       <w:pPr>
+        <w:keepNext/>
         <w:spacing w:after="120" w:line="288" w:lineRule="auto"/>
       </w:pPr>
       <w:r>
@@ -9965,7 +10206,7 @@
           <w:noProof/>
         </w:rPr>
         <w:drawing>
-          <wp:inline distT="0" distB="0" distL="0" distR="0" wp14:anchorId="11842305" wp14:editId="15402BB8">
+          <wp:inline distT="0" distB="0" distL="0" distR="0" wp14:anchorId="337ABB96" wp14:editId="067B3F4A">
             <wp:extent cx="2647950" cy="1990725"/>
             <wp:effectExtent l="0" t="0" r="0" b="0"/>
             <wp:docPr id="13" name="04_storage" descr="Potvrzení čištění synchronizovaných souborů" title="Potvrzení čištění synchronizovaných souborů"/>
@@ -10053,7 +10294,7 @@
       <w:pPr>
         <w:pStyle w:val="Nadpis2"/>
       </w:pPr>
-      <w:bookmarkStart w:id="17" w:name="_Toc244086417"/>
+      <w:bookmarkStart w:id="17" w:name="_Toc244090145"/>
       <w:r>
         <w:t>3.6  Stažení dat (CSV, XLSX)</w:t>
       </w:r>
@@ -10165,7 +10406,7 @@
       <w:pPr>
         <w:pStyle w:val="Nadpis2"/>
       </w:pPr>
-      <w:bookmarkStart w:id="18" w:name="_Toc244086418"/>
+      <w:bookmarkStart w:id="18" w:name="_Toc244090146"/>
       <w:r>
         <w:t>3.7  Hromadné stažení</w:t>
       </w:r>
@@ -10220,7 +10461,7 @@
           <w:noProof/>
         </w:rPr>
         <w:drawing>
-          <wp:inline distT="0" distB="0" distL="0" distR="0" wp14:anchorId="59D9EE76" wp14:editId="189DFCB0">
+          <wp:inline distT="0" distB="0" distL="0" distR="0" wp14:anchorId="4137AC89" wp14:editId="0FE2D585">
             <wp:extent cx="6124575" cy="3190875"/>
             <wp:effectExtent l="0" t="0" r="0" b="0"/>
             <wp:docPr id="14" name="05_selection" descr="Výběr souborů — Stáhnout vybrané, Smazat vybrané" title="Výběr souborů — Stáhnout vybrané, Smazat vybrané"/>
@@ -10332,7 +10573,7 @@
           <w:noProof/>
         </w:rPr>
         <w:drawing>
-          <wp:inline distT="0" distB="0" distL="0" distR="0" wp14:anchorId="7FF39AEA" wp14:editId="3F8AFEF1">
+          <wp:inline distT="0" distB="0" distL="0" distR="0" wp14:anchorId="0C260950" wp14:editId="2A400C2B">
             <wp:extent cx="3000375" cy="2171700"/>
             <wp:effectExtent l="0" t="0" r="0" b="0"/>
             <wp:docPr id="15" name="05b_bulk" descr="Hromadné stažení všech zakázek období" title="Hromadné stažení všech zakázek období"/>
@@ -10520,7 +10761,7 @@
           <w:noProof/>
         </w:rPr>
         <w:drawing>
-          <wp:inline distT="0" distB="0" distL="0" distR="0" wp14:anchorId="526327CF" wp14:editId="40FB1C3F">
+          <wp:inline distT="0" distB="0" distL="0" distR="0" wp14:anchorId="761F99BF" wp14:editId="355A2335">
             <wp:extent cx="3000375" cy="1752600"/>
             <wp:effectExtent l="0" t="0" r="0" b="0"/>
             <wp:docPr id="16" name="05c_bulk_done" descr="Souhrn po uložení na flashku" title="Souhrn po uložení na flashku"/>
@@ -10587,7 +10828,7 @@
       <w:pPr>
         <w:pStyle w:val="Nadpis2"/>
       </w:pPr>
-      <w:bookmarkStart w:id="19" w:name="_Toc244086419"/>
+      <w:bookmarkStart w:id="19" w:name="_Toc244090147"/>
       <w:r>
         <w:t>3.8  Rozpracovaná zakázka: dokončení a smazání</w:t>
       </w:r>
@@ -10681,7 +10922,7 @@
           <w:noProof/>
         </w:rPr>
         <w:drawing>
-          <wp:inline distT="0" distB="0" distL="0" distR="0" wp14:anchorId="7C7773E0" wp14:editId="0DA55429">
+          <wp:inline distT="0" distB="0" distL="0" distR="0" wp14:anchorId="5E05749B" wp14:editId="12573BAC">
             <wp:extent cx="2647950" cy="2647950"/>
             <wp:effectExtent l="0" t="0" r="0" b="0"/>
             <wp:docPr id="17" name="05e_finish_wip" descr="Dokončení rozpracované zakázky bez spojení s PLC" title="Dokončení rozpracované zakázky bez spojení s PLC"/>
@@ -10783,7 +11024,7 @@
           <w:noProof/>
         </w:rPr>
         <w:drawing>
-          <wp:inline distT="0" distB="0" distL="0" distR="0" wp14:anchorId="1A9A5F12" wp14:editId="2F3DF587">
+          <wp:inline distT="0" distB="0" distL="0" distR="0" wp14:anchorId="3798F566" wp14:editId="020B2193">
             <wp:extent cx="2647950" cy="2381250"/>
             <wp:effectExtent l="0" t="0" r="0" b="0"/>
             <wp:docPr id="18" name="05d_delete_wip" descr="Smazání rozpracované zakázky — potvrzení rizika" title="Smazání rozpracované zakázky — potvrzení rizika"/>
@@ -10850,7 +11091,7 @@
       <w:pPr>
         <w:pStyle w:val="Nadpis2"/>
       </w:pPr>
-      <w:bookmarkStart w:id="20" w:name="_Toc244086420"/>
+      <w:bookmarkStart w:id="20" w:name="_Toc244090148"/>
       <w:r>
         <w:t>3.9  Mazání souborů</w:t>
       </w:r>
@@ -10858,6 +11099,7 @@
     </w:p>
     <w:p>
       <w:pPr>
+        <w:keepNext/>
         <w:spacing w:after="120" w:line="288" w:lineRule="auto"/>
       </w:pPr>
       <w:r>
@@ -10995,7 +11237,7 @@
       <w:pPr>
         <w:pStyle w:val="Nadpis2"/>
       </w:pPr>
-      <w:bookmarkStart w:id="21" w:name="_Toc244086421"/>
+      <w:bookmarkStart w:id="21" w:name="_Toc244090149"/>
       <w:r>
         <w:t>3.10  Vzdálené úložiště (NAS)</w:t>
       </w:r>
@@ -11030,7 +11272,7 @@
           <w:noProof/>
         </w:rPr>
         <w:drawing>
-          <wp:inline distT="0" distB="0" distL="0" distR="0" wp14:anchorId="77011A86" wp14:editId="006388C2">
+          <wp:inline distT="0" distB="0" distL="0" distR="0" wp14:anchorId="0013BDE0" wp14:editId="1067FA12">
             <wp:extent cx="6124575" cy="3448050"/>
             <wp:effectExtent l="0" t="0" r="0" b="0"/>
             <wp:docPr id="19" name="06_remote" descr="Archiv zakázek na NAS" title="Archiv zakázek na NAS"/>
@@ -11097,7 +11339,7 @@
       <w:pPr>
         <w:pStyle w:val="Nadpis2"/>
       </w:pPr>
-      <w:bookmarkStart w:id="22" w:name="_Toc244086422"/>
+      <w:bookmarkStart w:id="22" w:name="_Toc244090150"/>
       <w:r>
         <w:t>3.11  Testovací měření (Testing)</w:t>
       </w:r>
@@ -11132,7 +11374,7 @@
           <w:noProof/>
         </w:rPr>
         <w:drawing>
-          <wp:inline distT="0" distB="0" distL="0" distR="0" wp14:anchorId="05823A8B" wp14:editId="700CA596">
+          <wp:inline distT="0" distB="0" distL="0" distR="0" wp14:anchorId="7FF137C8" wp14:editId="63F5EC2D">
             <wp:extent cx="6124575" cy="3448050"/>
             <wp:effectExtent l="0" t="0" r="0" b="0"/>
             <wp:docPr id="20" name="07_testing_list" descr="Seznam testovacích měření" title="Seznam testovacích měření"/>
@@ -11200,7 +11442,7 @@
         <w:pStyle w:val="Nadpis1"/>
         <w:pageBreakBefore/>
       </w:pPr>
-      <w:bookmarkStart w:id="23" w:name="_Toc244086423"/>
+      <w:bookmarkStart w:id="23" w:name="_Toc244090151"/>
       <w:r>
         <w:t>4  Detail zakázky</w:t>
       </w:r>
@@ -11245,7 +11487,7 @@
           <w:noProof/>
         </w:rPr>
         <w:drawing>
-          <wp:inline distT="0" distB="0" distL="0" distR="0" wp14:anchorId="30395175" wp14:editId="21F6C0A9">
+          <wp:inline distT="0" distB="0" distL="0" distR="0" wp14:anchorId="6C726DF6" wp14:editId="7CF15A9E">
             <wp:extent cx="6124575" cy="3448050"/>
             <wp:effectExtent l="0" t="0" r="0" b="0"/>
             <wp:docPr id="21" name="08_order" descr="Detail zakázky — hlavička, údaje zakázky a rozložení kategorií" title="Detail zakázky — hlavička, údaje zakázky a rozložení kategorií"/>
@@ -11312,7 +11554,7 @@
       <w:pPr>
         <w:pStyle w:val="Nadpis2"/>
       </w:pPr>
-      <w:bookmarkStart w:id="24" w:name="_Toc244086424"/>
+      <w:bookmarkStart w:id="24" w:name="_Toc244090152"/>
       <w:r>
         <w:t>4.1  Hlavička zakázky</w:t>
       </w:r>
@@ -11329,7 +11571,7 @@
           <w:noProof/>
         </w:rPr>
         <w:drawing>
-          <wp:inline distT="0" distB="0" distL="0" distR="0" wp14:anchorId="1249CDFE" wp14:editId="34703E66">
+          <wp:inline distT="0" distB="0" distL="0" distR="0" wp14:anchorId="522E6119" wp14:editId="584FE61B">
             <wp:extent cx="6124575" cy="1000125"/>
             <wp:effectExtent l="0" t="0" r="0" b="0"/>
             <wp:docPr id="22" name="08b_hero" descr="Hlavička zakázky" title="Hlavička zakázky"/>
@@ -11404,7 +11646,7 @@
       <w:pPr>
         <w:pStyle w:val="Nadpis2"/>
       </w:pPr>
-      <w:bookmarkStart w:id="25" w:name="_Toc244086425"/>
+      <w:bookmarkStart w:id="25" w:name="_Toc244090153"/>
       <w:r>
         <w:t>4.2  Údaje zakázky</w:t>
       </w:r>
@@ -11412,6 +11654,7 @@
     </w:p>
     <w:p>
       <w:pPr>
+        <w:keepNext/>
         <w:spacing w:after="120" w:line="288" w:lineRule="auto"/>
       </w:pPr>
       <w:r>
@@ -11439,7 +11682,7 @@
           <w:noProof/>
         </w:rPr>
         <w:drawing>
-          <wp:inline distT="0" distB="0" distL="0" distR="0" wp14:anchorId="5116A093" wp14:editId="6C1B1937">
+          <wp:inline distT="0" distB="0" distL="0" distR="0" wp14:anchorId="0C3B747A" wp14:editId="5FF0178D">
             <wp:extent cx="6124575" cy="1238250"/>
             <wp:effectExtent l="0" t="0" r="0" b="0"/>
             <wp:docPr id="23" name="08d_orderinfo" descr="Údaje zakázky — sbalené řádky se souhrnem" title="Údaje zakázky — sbalené řádky se souhrnem"/>
@@ -11567,6 +11810,8 @@
           </w:tcPr>
           <w:p>
             <w:pPr>
+              <w:keepNext/>
+              <w:keepLines/>
               <w:spacing w:line="252" w:lineRule="auto"/>
             </w:pPr>
             <w:r>
@@ -11601,6 +11846,8 @@
           </w:tcPr>
           <w:p>
             <w:pPr>
+              <w:keepNext/>
+              <w:keepLines/>
               <w:spacing w:line="252" w:lineRule="auto"/>
             </w:pPr>
             <w:r>
@@ -11639,6 +11886,8 @@
           </w:tcPr>
           <w:p>
             <w:pPr>
+              <w:keepNext/>
+              <w:keepLines/>
               <w:spacing w:line="252" w:lineRule="auto"/>
             </w:pPr>
             <w:r>
@@ -11669,6 +11918,8 @@
           </w:tcPr>
           <w:p>
             <w:pPr>
+              <w:keepNext/>
+              <w:keepLines/>
               <w:spacing w:line="252" w:lineRule="auto"/>
             </w:pPr>
             <w:r>
@@ -11704,6 +11955,8 @@
           </w:tcPr>
           <w:p>
             <w:pPr>
+              <w:keepNext/>
+              <w:keepLines/>
               <w:spacing w:line="252" w:lineRule="auto"/>
             </w:pPr>
             <w:r>
@@ -11734,6 +11987,8 @@
           </w:tcPr>
           <w:p>
             <w:pPr>
+              <w:keepNext/>
+              <w:keepLines/>
               <w:spacing w:line="252" w:lineRule="auto"/>
             </w:pPr>
             <w:r>
@@ -11769,6 +12024,8 @@
           </w:tcPr>
           <w:p>
             <w:pPr>
+              <w:keepNext/>
+              <w:keepLines/>
               <w:spacing w:line="252" w:lineRule="auto"/>
             </w:pPr>
             <w:r>
@@ -11799,6 +12056,8 @@
           </w:tcPr>
           <w:p>
             <w:pPr>
+              <w:keepNext/>
+              <w:keepLines/>
               <w:spacing w:line="252" w:lineRule="auto"/>
             </w:pPr>
             <w:r>
@@ -11834,6 +12093,7 @@
           </w:tcPr>
           <w:p>
             <w:pPr>
+              <w:keepLines/>
               <w:spacing w:line="252" w:lineRule="auto"/>
             </w:pPr>
             <w:r>
@@ -11864,6 +12124,7 @@
           </w:tcPr>
           <w:p>
             <w:pPr>
+              <w:keepLines/>
               <w:spacing w:line="252" w:lineRule="auto"/>
             </w:pPr>
             <w:r>
@@ -11941,7 +12202,7 @@
           <w:noProof/>
         </w:rPr>
         <w:drawing>
-          <wp:inline distT="0" distB="0" distL="0" distR="0" wp14:anchorId="66A34FCF" wp14:editId="2239A9B8">
+          <wp:inline distT="0" distB="0" distL="0" distR="0" wp14:anchorId="18C47503" wp14:editId="43C9A013">
             <wp:extent cx="6124575" cy="2828925"/>
             <wp:effectExtent l="0" t="0" r="0" b="0"/>
             <wp:docPr id="24" name="08e_orderinfo_cats" descr="Kategorie třídění podle MD" title="Kategorie třídění podle MD"/>
@@ -12015,7 +12276,7 @@
           <w:noProof/>
         </w:rPr>
         <w:drawing>
-          <wp:inline distT="0" distB="0" distL="0" distR="0" wp14:anchorId="1930B271" wp14:editId="7C3A4E2C">
+          <wp:inline distT="0" distB="0" distL="0" distR="0" wp14:anchorId="290EC448" wp14:editId="368CCDA8">
             <wp:extent cx="6124575" cy="3829050"/>
             <wp:effectExtent l="0" t="0" r="0" b="0"/>
             <wp:docPr id="25" name="08f_orderinfo_limits" descr="Limity třídění — jen aktivní (výřez)" title="Limity třídění — jen aktivní (výřez)"/>
@@ -12082,7 +12343,7 @@
       <w:pPr>
         <w:pStyle w:val="Nadpis2"/>
       </w:pPr>
-      <w:bookmarkStart w:id="26" w:name="_Toc244086426"/>
+      <w:bookmarkStart w:id="26" w:name="_Toc244090154"/>
       <w:r>
         <w:t>4.3  Rozložení kategorií</w:t>
       </w:r>
@@ -12107,7 +12368,7 @@
           <w:noProof/>
         </w:rPr>
         <w:drawing>
-          <wp:inline distT="0" distB="0" distL="0" distR="0" wp14:anchorId="63D5E5DE" wp14:editId="1FE06777">
+          <wp:inline distT="0" distB="0" distL="0" distR="0" wp14:anchorId="52BA7528" wp14:editId="562D522D">
             <wp:extent cx="6124575" cy="1971675"/>
             <wp:effectExtent l="0" t="0" r="0" b="0"/>
             <wp:docPr id="26" name="08c_categories" descr="Rozložení kategorií zakázky" title="Rozložení kategorií zakázky"/>
@@ -12236,6 +12497,8 @@
           </w:tcPr>
           <w:p>
             <w:pPr>
+              <w:keepNext/>
+              <w:keepLines/>
               <w:spacing w:line="252" w:lineRule="auto"/>
             </w:pPr>
             <w:r>
@@ -12270,6 +12533,8 @@
           </w:tcPr>
           <w:p>
             <w:pPr>
+              <w:keepNext/>
+              <w:keepLines/>
               <w:spacing w:line="252" w:lineRule="auto"/>
             </w:pPr>
             <w:r>
@@ -12304,6 +12569,8 @@
           </w:tcPr>
           <w:p>
             <w:pPr>
+              <w:keepNext/>
+              <w:keepLines/>
               <w:spacing w:line="252" w:lineRule="auto"/>
             </w:pPr>
             <w:r>
@@ -12342,6 +12609,8 @@
           </w:tcPr>
           <w:p>
             <w:pPr>
+              <w:keepNext/>
+              <w:keepLines/>
               <w:spacing w:line="252" w:lineRule="auto"/>
             </w:pPr>
             <w:r>
@@ -12372,6 +12641,8 @@
           </w:tcPr>
           <w:p>
             <w:pPr>
+              <w:keepNext/>
+              <w:keepLines/>
               <w:spacing w:line="252" w:lineRule="auto"/>
             </w:pPr>
             <w:r>
@@ -12402,6 +12673,8 @@
           </w:tcPr>
           <w:p>
             <w:pPr>
+              <w:keepNext/>
+              <w:keepLines/>
               <w:spacing w:line="252" w:lineRule="auto"/>
             </w:pPr>
             <w:r>
@@ -12437,6 +12710,8 @@
           </w:tcPr>
           <w:p>
             <w:pPr>
+              <w:keepNext/>
+              <w:keepLines/>
               <w:spacing w:line="252" w:lineRule="auto"/>
             </w:pPr>
             <w:r>
@@ -12467,6 +12742,8 @@
           </w:tcPr>
           <w:p>
             <w:pPr>
+              <w:keepNext/>
+              <w:keepLines/>
               <w:spacing w:line="252" w:lineRule="auto"/>
             </w:pPr>
             <w:r>
@@ -12497,6 +12774,8 @@
           </w:tcPr>
           <w:p>
             <w:pPr>
+              <w:keepNext/>
+              <w:keepLines/>
               <w:spacing w:line="252" w:lineRule="auto"/>
             </w:pPr>
             <w:r>
@@ -12532,6 +12811,7 @@
           </w:tcPr>
           <w:p>
             <w:pPr>
+              <w:keepLines/>
               <w:spacing w:line="252" w:lineRule="auto"/>
             </w:pPr>
             <w:r>
@@ -12562,6 +12842,7 @@
           </w:tcPr>
           <w:p>
             <w:pPr>
+              <w:keepLines/>
               <w:spacing w:line="252" w:lineRule="auto"/>
             </w:pPr>
             <w:r>
@@ -12592,6 +12873,7 @@
           </w:tcPr>
           <w:p>
             <w:pPr>
+              <w:keepLines/>
               <w:spacing w:line="252" w:lineRule="auto"/>
             </w:pPr>
             <w:r>
@@ -12614,7 +12896,7 @@
       <w:pPr>
         <w:pStyle w:val="Nadpis2"/>
       </w:pPr>
-      <w:bookmarkStart w:id="27" w:name="_Toc244086427"/>
+      <w:bookmarkStart w:id="27" w:name="_Toc244090155"/>
       <w:r>
         <w:t>4.4  Časový průběh</w:t>
       </w:r>
@@ -12622,6 +12904,7 @@
     </w:p>
     <w:p>
       <w:pPr>
+        <w:keepNext/>
         <w:spacing w:after="120" w:line="288" w:lineRule="auto"/>
       </w:pPr>
       <w:r>
@@ -12649,7 +12932,7 @@
           <w:noProof/>
         </w:rPr>
         <w:drawing>
-          <wp:inline distT="0" distB="0" distL="0" distR="0" wp14:anchorId="7EEE16B2" wp14:editId="0EE99C09">
+          <wp:inline distT="0" distB="0" distL="0" distR="0" wp14:anchorId="23B66F9A" wp14:editId="28E425F6">
             <wp:extent cx="6124575" cy="1971675"/>
             <wp:effectExtent l="0" t="0" r="0" b="0"/>
             <wp:docPr id="27" name="09_timeline" descr="Časový průběh zakázky" title="Časový průběh zakázky"/>
@@ -12777,6 +13060,8 @@
           </w:tcPr>
           <w:p>
             <w:pPr>
+              <w:keepNext/>
+              <w:keepLines/>
               <w:spacing w:line="252" w:lineRule="auto"/>
             </w:pPr>
             <w:r>
@@ -12811,6 +13096,8 @@
           </w:tcPr>
           <w:p>
             <w:pPr>
+              <w:keepNext/>
+              <w:keepLines/>
               <w:spacing w:line="252" w:lineRule="auto"/>
             </w:pPr>
             <w:r>
@@ -12849,6 +13136,8 @@
           </w:tcPr>
           <w:p>
             <w:pPr>
+              <w:keepNext/>
+              <w:keepLines/>
               <w:spacing w:line="252" w:lineRule="auto"/>
             </w:pPr>
             <w:r>
@@ -12879,6 +13168,8 @@
           </w:tcPr>
           <w:p>
             <w:pPr>
+              <w:keepNext/>
+              <w:keepLines/>
               <w:spacing w:line="252" w:lineRule="auto"/>
             </w:pPr>
             <w:r>
@@ -12914,6 +13205,8 @@
           </w:tcPr>
           <w:p>
             <w:pPr>
+              <w:keepNext/>
+              <w:keepLines/>
               <w:spacing w:line="252" w:lineRule="auto"/>
             </w:pPr>
             <w:r>
@@ -12944,6 +13237,8 @@
           </w:tcPr>
           <w:p>
             <w:pPr>
+              <w:keepNext/>
+              <w:keepLines/>
               <w:spacing w:line="252" w:lineRule="auto"/>
             </w:pPr>
             <w:r>
@@ -12979,6 +13274,8 @@
           </w:tcPr>
           <w:p>
             <w:pPr>
+              <w:keepNext/>
+              <w:keepLines/>
               <w:spacing w:line="252" w:lineRule="auto"/>
             </w:pPr>
             <w:r>
@@ -13009,6 +13306,8 @@
           </w:tcPr>
           <w:p>
             <w:pPr>
+              <w:keepNext/>
+              <w:keepLines/>
               <w:spacing w:line="252" w:lineRule="auto"/>
             </w:pPr>
             <w:r>
@@ -13044,6 +13343,8 @@
           </w:tcPr>
           <w:p>
             <w:pPr>
+              <w:keepNext/>
+              <w:keepLines/>
               <w:spacing w:line="252" w:lineRule="auto"/>
             </w:pPr>
             <w:r>
@@ -13074,6 +13375,8 @@
           </w:tcPr>
           <w:p>
             <w:pPr>
+              <w:keepNext/>
+              <w:keepLines/>
               <w:spacing w:line="252" w:lineRule="auto"/>
             </w:pPr>
             <w:r>
@@ -13109,6 +13412,8 @@
           </w:tcPr>
           <w:p>
             <w:pPr>
+              <w:keepNext/>
+              <w:keepLines/>
               <w:spacing w:line="252" w:lineRule="auto"/>
             </w:pPr>
             <w:r>
@@ -13139,6 +13444,8 @@
           </w:tcPr>
           <w:p>
             <w:pPr>
+              <w:keepNext/>
+              <w:keepLines/>
               <w:spacing w:line="252" w:lineRule="auto"/>
             </w:pPr>
             <w:r>
@@ -13174,6 +13481,7 @@
           </w:tcPr>
           <w:p>
             <w:pPr>
+              <w:keepLines/>
               <w:spacing w:line="252" w:lineRule="auto"/>
             </w:pPr>
             <w:r>
@@ -13204,6 +13512,7 @@
           </w:tcPr>
           <w:p>
             <w:pPr>
+              <w:keepLines/>
               <w:spacing w:line="252" w:lineRule="auto"/>
             </w:pPr>
             <w:r>
@@ -13234,7 +13543,7 @@
       <w:pPr>
         <w:pStyle w:val="Nadpis2"/>
       </w:pPr>
-      <w:bookmarkStart w:id="28" w:name="_Toc244086428"/>
+      <w:bookmarkStart w:id="28" w:name="_Toc244090156"/>
       <w:r>
         <w:t>4.5  Tabulka kusů a hodnoty mimo limity</w:t>
       </w:r>
@@ -13309,7 +13618,7 @@
           <w:noProof/>
         </w:rPr>
         <w:drawing>
-          <wp:inline distT="0" distB="0" distL="0" distR="0" wp14:anchorId="3313B201" wp14:editId="15A094B3">
+          <wp:inline distT="0" distB="0" distL="0" distR="0" wp14:anchorId="53911EFD" wp14:editId="015EBAD6">
             <wp:extent cx="6124575" cy="3829050"/>
             <wp:effectExtent l="0" t="0" r="0" b="0"/>
             <wp:docPr id="28" name="10b_tabs" descr="Tabulka kusů — skupina Positions" title="Tabulka kusů — skupina Positions"/>
@@ -13374,6 +13683,7 @@
     </w:p>
     <w:p>
       <w:pPr>
+        <w:keepNext/>
         <w:spacing w:after="120" w:line="288" w:lineRule="auto"/>
       </w:pPr>
       <w:r>
@@ -13445,6 +13755,8 @@
           </w:tcPr>
           <w:p>
             <w:pPr>
+              <w:keepNext/>
+              <w:keepLines/>
               <w:spacing w:line="252" w:lineRule="auto"/>
             </w:pPr>
             <w:r>
@@ -13479,6 +13791,8 @@
           </w:tcPr>
           <w:p>
             <w:pPr>
+              <w:keepNext/>
+              <w:keepLines/>
               <w:spacing w:line="252" w:lineRule="auto"/>
             </w:pPr>
             <w:r>
@@ -13517,6 +13831,8 @@
           </w:tcPr>
           <w:p>
             <w:pPr>
+              <w:keepNext/>
+              <w:keepLines/>
               <w:spacing w:line="252" w:lineRule="auto"/>
             </w:pPr>
             <w:r>
@@ -13547,6 +13863,8 @@
           </w:tcPr>
           <w:p>
             <w:pPr>
+              <w:keepNext/>
+              <w:keepLines/>
               <w:spacing w:line="252" w:lineRule="auto"/>
             </w:pPr>
             <w:r>
@@ -13582,6 +13900,8 @@
           </w:tcPr>
           <w:p>
             <w:pPr>
+              <w:keepNext/>
+              <w:keepLines/>
               <w:spacing w:line="252" w:lineRule="auto"/>
             </w:pPr>
             <w:r>
@@ -13612,6 +13932,8 @@
           </w:tcPr>
           <w:p>
             <w:pPr>
+              <w:keepNext/>
+              <w:keepLines/>
               <w:spacing w:line="252" w:lineRule="auto"/>
             </w:pPr>
             <w:r>
@@ -13647,6 +13969,7 @@
           </w:tcPr>
           <w:p>
             <w:pPr>
+              <w:keepLines/>
               <w:spacing w:line="252" w:lineRule="auto"/>
             </w:pPr>
             <w:r>
@@ -13677,6 +14000,7 @@
           </w:tcPr>
           <w:p>
             <w:pPr>
+              <w:keepLines/>
               <w:spacing w:line="252" w:lineRule="auto"/>
             </w:pPr>
             <w:r>
@@ -13699,7 +14023,7 @@
       <w:pPr>
         <w:pStyle w:val="Nadpis2"/>
       </w:pPr>
-      <w:bookmarkStart w:id="29" w:name="_Toc244086429"/>
+      <w:bookmarkStart w:id="29" w:name="_Toc244090157"/>
       <w:r>
         <w:t>4.6  Řazení a filtr kusů</w:t>
       </w:r>
@@ -13707,6 +14031,7 @@
     </w:p>
     <w:p>
       <w:pPr>
+        <w:keepNext/>
         <w:spacing w:after="120" w:line="288" w:lineRule="auto"/>
       </w:pPr>
       <w:r>
@@ -13827,7 +14152,7 @@
           <w:noProof/>
         </w:rPr>
         <w:drawing>
-          <wp:inline distT="0" distB="0" distL="0" distR="0" wp14:anchorId="4C7563AE" wp14:editId="4E7DDD15">
+          <wp:inline distT="0" distB="0" distL="0" distR="0" wp14:anchorId="2A325EF0" wp14:editId="6970E3B2">
             <wp:extent cx="6124575" cy="3829050"/>
             <wp:effectExtent l="0" t="0" r="0" b="0"/>
             <wp:docPr id="29" name="11_filter" descr="Filtr — jen NOK kusy, s podbarvením hodnot mimo limity" title="Filtr — jen NOK kusy, s podbarvením hodnot mimo limity"/>
@@ -13901,7 +14226,7 @@
           <w:noProof/>
         </w:rPr>
         <w:drawing>
-          <wp:inline distT="0" distB="0" distL="0" distR="0" wp14:anchorId="4D97446C" wp14:editId="3F28BC40">
+          <wp:inline distT="0" distB="0" distL="0" distR="0" wp14:anchorId="2ADC0616" wp14:editId="55E230B0">
             <wp:extent cx="6124575" cy="647700"/>
             <wp:effectExtent l="0" t="0" r="0" b="0"/>
             <wp:docPr id="30" name="11b_filter_nok" descr="Filtr NOK oblasti — kusy nevyhovující v poloze (Position)" title="Filtr NOK oblasti — kusy nevyhovující v poloze (Position)"/>
@@ -13968,7 +14293,7 @@
       <w:pPr>
         <w:pStyle w:val="Nadpis2"/>
       </w:pPr>
-      <w:bookmarkStart w:id="30" w:name="_Toc244086430"/>
+      <w:bookmarkStart w:id="30" w:name="_Toc244090158"/>
       <w:r>
         <w:t>4.7  Export a tisk zakázky</w:t>
       </w:r>
@@ -14027,7 +14352,7 @@
         <w:pStyle w:val="Nadpis1"/>
         <w:pageBreakBefore/>
       </w:pPr>
-      <w:bookmarkStart w:id="31" w:name="_Toc244086431"/>
+      <w:bookmarkStart w:id="31" w:name="_Toc244090159"/>
       <w:r>
         <w:t>5  Detail záznamu (kusu)</w:t>
       </w:r>
@@ -14062,7 +14387,7 @@
           <w:noProof/>
         </w:rPr>
         <w:drawing>
-          <wp:inline distT="0" distB="0" distL="0" distR="0" wp14:anchorId="18CAB500" wp14:editId="338E7AFF">
+          <wp:inline distT="0" distB="0" distL="0" distR="0" wp14:anchorId="6172C0B4" wp14:editId="0A57A165">
             <wp:extent cx="6124575" cy="3448050"/>
             <wp:effectExtent l="0" t="0" r="0" b="0"/>
             <wp:docPr id="31" name="13_record" descr="Detail záznamu — diagramy síla–dráha a spínací časy" title="Detail záznamu — diagramy síla–dráha a spínací časy"/>
@@ -14129,7 +14454,7 @@
       <w:pPr>
         <w:pStyle w:val="Nadpis2"/>
       </w:pPr>
-      <w:bookmarkStart w:id="32" w:name="_Toc244086432"/>
+      <w:bookmarkStart w:id="32" w:name="_Toc244090160"/>
       <w:r>
         <w:t>5.1  Diagram síla–dráha</w:t>
       </w:r>
@@ -14208,6 +14533,8 @@
           </w:tcPr>
           <w:p>
             <w:pPr>
+              <w:keepNext/>
+              <w:keepLines/>
               <w:spacing w:line="252" w:lineRule="auto"/>
             </w:pPr>
             <w:r>
@@ -14242,6 +14569,8 @@
           </w:tcPr>
           <w:p>
             <w:pPr>
+              <w:keepNext/>
+              <w:keepLines/>
               <w:spacing w:line="252" w:lineRule="auto"/>
             </w:pPr>
             <w:r>
@@ -14280,6 +14609,8 @@
           </w:tcPr>
           <w:p>
             <w:pPr>
+              <w:keepNext/>
+              <w:keepLines/>
               <w:spacing w:line="252" w:lineRule="auto"/>
             </w:pPr>
             <w:r>
@@ -14310,6 +14641,8 @@
           </w:tcPr>
           <w:p>
             <w:pPr>
+              <w:keepNext/>
+              <w:keepLines/>
               <w:spacing w:line="252" w:lineRule="auto"/>
             </w:pPr>
             <w:r>
@@ -14345,6 +14678,8 @@
           </w:tcPr>
           <w:p>
             <w:pPr>
+              <w:keepNext/>
+              <w:keepLines/>
               <w:spacing w:line="252" w:lineRule="auto"/>
             </w:pPr>
             <w:r>
@@ -14375,6 +14710,8 @@
           </w:tcPr>
           <w:p>
             <w:pPr>
+              <w:keepNext/>
+              <w:keepLines/>
               <w:spacing w:line="252" w:lineRule="auto"/>
             </w:pPr>
             <w:r>
@@ -14410,6 +14747,8 @@
           </w:tcPr>
           <w:p>
             <w:pPr>
+              <w:keepNext/>
+              <w:keepLines/>
               <w:spacing w:line="252" w:lineRule="auto"/>
             </w:pPr>
             <w:r>
@@ -14440,6 +14779,8 @@
           </w:tcPr>
           <w:p>
             <w:pPr>
+              <w:keepNext/>
+              <w:keepLines/>
               <w:spacing w:line="252" w:lineRule="auto"/>
             </w:pPr>
             <w:r>
@@ -14475,6 +14816,8 @@
           </w:tcPr>
           <w:p>
             <w:pPr>
+              <w:keepNext/>
+              <w:keepLines/>
               <w:spacing w:line="252" w:lineRule="auto"/>
             </w:pPr>
             <w:r>
@@ -14505,6 +14848,8 @@
           </w:tcPr>
           <w:p>
             <w:pPr>
+              <w:keepNext/>
+              <w:keepLines/>
               <w:spacing w:line="252" w:lineRule="auto"/>
             </w:pPr>
             <w:r>
@@ -14540,6 +14885,8 @@
           </w:tcPr>
           <w:p>
             <w:pPr>
+              <w:keepNext/>
+              <w:keepLines/>
               <w:spacing w:line="252" w:lineRule="auto"/>
             </w:pPr>
             <w:r>
@@ -14570,6 +14917,8 @@
           </w:tcPr>
           <w:p>
             <w:pPr>
+              <w:keepNext/>
+              <w:keepLines/>
               <w:spacing w:line="252" w:lineRule="auto"/>
             </w:pPr>
             <w:r>
@@ -14605,6 +14954,8 @@
           </w:tcPr>
           <w:p>
             <w:pPr>
+              <w:keepNext/>
+              <w:keepLines/>
               <w:spacing w:line="252" w:lineRule="auto"/>
             </w:pPr>
             <w:r>
@@ -14635,6 +14986,8 @@
           </w:tcPr>
           <w:p>
             <w:pPr>
+              <w:keepNext/>
+              <w:keepLines/>
               <w:spacing w:line="252" w:lineRule="auto"/>
             </w:pPr>
             <w:r>
@@ -14670,6 +15023,8 @@
           </w:tcPr>
           <w:p>
             <w:pPr>
+              <w:keepNext/>
+              <w:keepLines/>
               <w:spacing w:line="252" w:lineRule="auto"/>
             </w:pPr>
             <w:r>
@@ -14700,6 +15055,8 @@
           </w:tcPr>
           <w:p>
             <w:pPr>
+              <w:keepNext/>
+              <w:keepLines/>
               <w:spacing w:line="252" w:lineRule="auto"/>
             </w:pPr>
             <w:r>
@@ -14735,6 +15092,8 @@
           </w:tcPr>
           <w:p>
             <w:pPr>
+              <w:keepNext/>
+              <w:keepLines/>
               <w:spacing w:line="252" w:lineRule="auto"/>
             </w:pPr>
             <w:r>
@@ -14765,6 +15124,8 @@
           </w:tcPr>
           <w:p>
             <w:pPr>
+              <w:keepNext/>
+              <w:keepLines/>
               <w:spacing w:line="252" w:lineRule="auto"/>
             </w:pPr>
             <w:r>
@@ -14800,6 +15161,8 @@
           </w:tcPr>
           <w:p>
             <w:pPr>
+              <w:keepNext/>
+              <w:keepLines/>
               <w:spacing w:line="252" w:lineRule="auto"/>
             </w:pPr>
             <w:r>
@@ -14830,6 +15193,8 @@
           </w:tcPr>
           <w:p>
             <w:pPr>
+              <w:keepNext/>
+              <w:keepLines/>
               <w:spacing w:line="252" w:lineRule="auto"/>
             </w:pPr>
             <w:r>
@@ -14865,6 +15230,8 @@
           </w:tcPr>
           <w:p>
             <w:pPr>
+              <w:keepNext/>
+              <w:keepLines/>
               <w:spacing w:line="252" w:lineRule="auto"/>
             </w:pPr>
             <w:r>
@@ -14895,6 +15262,8 @@
           </w:tcPr>
           <w:p>
             <w:pPr>
+              <w:keepNext/>
+              <w:keepLines/>
               <w:spacing w:line="252" w:lineRule="auto"/>
             </w:pPr>
             <w:r>
@@ -14930,6 +15299,8 @@
           </w:tcPr>
           <w:p>
             <w:pPr>
+              <w:keepNext/>
+              <w:keepLines/>
               <w:spacing w:line="252" w:lineRule="auto"/>
             </w:pPr>
             <w:r>
@@ -14960,6 +15331,8 @@
           </w:tcPr>
           <w:p>
             <w:pPr>
+              <w:keepNext/>
+              <w:keepLines/>
               <w:spacing w:line="252" w:lineRule="auto"/>
             </w:pPr>
             <w:r>
@@ -14995,6 +15368,8 @@
           </w:tcPr>
           <w:p>
             <w:pPr>
+              <w:keepNext/>
+              <w:keepLines/>
               <w:spacing w:line="252" w:lineRule="auto"/>
             </w:pPr>
             <w:r>
@@ -15025,6 +15400,8 @@
           </w:tcPr>
           <w:p>
             <w:pPr>
+              <w:keepNext/>
+              <w:keepLines/>
               <w:spacing w:line="252" w:lineRule="auto"/>
             </w:pPr>
             <w:r>
@@ -15060,6 +15437,8 @@
           </w:tcPr>
           <w:p>
             <w:pPr>
+              <w:keepNext/>
+              <w:keepLines/>
               <w:spacing w:line="252" w:lineRule="auto"/>
             </w:pPr>
             <w:r>
@@ -15090,6 +15469,8 @@
           </w:tcPr>
           <w:p>
             <w:pPr>
+              <w:keepNext/>
+              <w:keepLines/>
               <w:spacing w:line="252" w:lineRule="auto"/>
             </w:pPr>
             <w:r>
@@ -15125,6 +15506,7 @@
           </w:tcPr>
           <w:p>
             <w:pPr>
+              <w:keepLines/>
               <w:spacing w:line="252" w:lineRule="auto"/>
             </w:pPr>
             <w:r>
@@ -15155,6 +15537,7 @@
           </w:tcPr>
           <w:p>
             <w:pPr>
+              <w:keepLines/>
               <w:spacing w:line="252" w:lineRule="auto"/>
             </w:pPr>
             <w:r>
@@ -15177,7 +15560,7 @@
       <w:pPr>
         <w:pStyle w:val="Nadpis2"/>
       </w:pPr>
-      <w:bookmarkStart w:id="33" w:name="_Toc244086433"/>
+      <w:bookmarkStart w:id="33" w:name="_Toc244090161"/>
       <w:r>
         <w:t>5.2  Spínací časy kontaktů</w:t>
       </w:r>
@@ -15185,6 +15568,7 @@
     </w:p>
     <w:p>
       <w:pPr>
+        <w:keepNext/>
         <w:spacing w:after="120" w:line="288" w:lineRule="auto"/>
       </w:pPr>
       <w:r>
@@ -15291,7 +15675,7 @@
       <w:pPr>
         <w:pStyle w:val="Nadpis2"/>
       </w:pPr>
-      <w:bookmarkStart w:id="34" w:name="_Toc244086434"/>
+      <w:bookmarkStart w:id="34" w:name="_Toc244090162"/>
       <w:r>
         <w:t>5.3  NOK kategorie a tabulka parametrů</w:t>
       </w:r>
@@ -15344,7 +15728,7 @@
           <w:noProof/>
         </w:rPr>
         <w:drawing>
-          <wp:inline distT="0" distB="0" distL="0" distR="0" wp14:anchorId="7C1152BD" wp14:editId="3FA00F27">
+          <wp:inline distT="0" distB="0" distL="0" distR="0" wp14:anchorId="5ED757A9" wp14:editId="064AE28A">
             <wp:extent cx="6124575" cy="4619625"/>
             <wp:effectExtent l="0" t="0" r="0" b="0"/>
             <wp:docPr id="32" name="13b_param_explain" descr="Grafická nápověda parametru RvT" title="Grafická nápověda parametru RvT"/>
@@ -15411,7 +15795,7 @@
       <w:pPr>
         <w:pStyle w:val="Nadpis2"/>
       </w:pPr>
-      <w:bookmarkStart w:id="35" w:name="_Toc244086435"/>
+      <w:bookmarkStart w:id="35" w:name="_Toc244090163"/>
       <w:r>
         <w:t>5.4  Tisk protokolu záznamu</w:t>
       </w:r>
@@ -15456,7 +15840,7 @@
           <w:noProof/>
         </w:rPr>
         <w:drawing>
-          <wp:inline distT="0" distB="0" distL="0" distR="0" wp14:anchorId="7A72139F" wp14:editId="0567AD68">
+          <wp:inline distT="0" distB="0" distL="0" distR="0" wp14:anchorId="01E16A14" wp14:editId="3FAF3F9B">
             <wp:extent cx="3800475" cy="5372100"/>
             <wp:effectExtent l="0" t="0" r="0" b="0"/>
             <wp:docPr id="33" name="12_print_record" descr="Tiskový protokol záznamu (1. strana)" title="Tiskový protokol záznamu (1. strana)"/>
@@ -15545,7 +15929,7 @@
         <w:pStyle w:val="Nadpis1"/>
         <w:pageBreakBefore/>
       </w:pPr>
-      <w:bookmarkStart w:id="36" w:name="_Toc244086436"/>
+      <w:bookmarkStart w:id="36" w:name="_Toc244090164"/>
       <w:r>
         <w:t>6  Detail měření (Testing)</w:t>
       </w:r>
@@ -15570,7 +15954,7 @@
           <w:noProof/>
         </w:rPr>
         <w:drawing>
-          <wp:inline distT="0" distB="0" distL="0" distR="0" wp14:anchorId="75741EF5" wp14:editId="02D49558">
+          <wp:inline distT="0" distB="0" distL="0" distR="0" wp14:anchorId="4127FBF2" wp14:editId="35F94D34">
             <wp:extent cx="6124575" cy="3448050"/>
             <wp:effectExtent l="0" t="0" r="0" b="0"/>
             <wp:docPr id="34" name="14_testing" descr="Detail měření — Nastavení testu" title="Detail měření — Nastavení testu"/>
@@ -15698,6 +16082,8 @@
           </w:tcPr>
           <w:p>
             <w:pPr>
+              <w:keepNext/>
+              <w:keepLines/>
               <w:spacing w:line="252" w:lineRule="auto"/>
             </w:pPr>
             <w:r>
@@ -15732,6 +16118,8 @@
           </w:tcPr>
           <w:p>
             <w:pPr>
+              <w:keepNext/>
+              <w:keepLines/>
               <w:spacing w:line="252" w:lineRule="auto"/>
             </w:pPr>
             <w:r>
@@ -15770,6 +16158,8 @@
           </w:tcPr>
           <w:p>
             <w:pPr>
+              <w:keepNext/>
+              <w:keepLines/>
               <w:spacing w:line="252" w:lineRule="auto"/>
             </w:pPr>
             <w:r>
@@ -15800,6 +16190,8 @@
           </w:tcPr>
           <w:p>
             <w:pPr>
+              <w:keepNext/>
+              <w:keepLines/>
               <w:spacing w:line="252" w:lineRule="auto"/>
             </w:pPr>
             <w:r>
@@ -15835,6 +16227,8 @@
           </w:tcPr>
           <w:p>
             <w:pPr>
+              <w:keepNext/>
+              <w:keepLines/>
               <w:spacing w:line="252" w:lineRule="auto"/>
             </w:pPr>
             <w:r>
@@ -15865,6 +16259,8 @@
           </w:tcPr>
           <w:p>
             <w:pPr>
+              <w:keepNext/>
+              <w:keepLines/>
               <w:spacing w:line="252" w:lineRule="auto"/>
             </w:pPr>
             <w:r>
@@ -15900,6 +16296,8 @@
           </w:tcPr>
           <w:p>
             <w:pPr>
+              <w:keepNext/>
+              <w:keepLines/>
               <w:spacing w:line="252" w:lineRule="auto"/>
             </w:pPr>
             <w:r>
@@ -15930,6 +16328,8 @@
           </w:tcPr>
           <w:p>
             <w:pPr>
+              <w:keepNext/>
+              <w:keepLines/>
               <w:spacing w:line="252" w:lineRule="auto"/>
             </w:pPr>
             <w:r>
@@ -15965,6 +16365,8 @@
           </w:tcPr>
           <w:p>
             <w:pPr>
+              <w:keepNext/>
+              <w:keepLines/>
               <w:spacing w:line="252" w:lineRule="auto"/>
             </w:pPr>
             <w:r>
@@ -15995,6 +16397,8 @@
           </w:tcPr>
           <w:p>
             <w:pPr>
+              <w:keepNext/>
+              <w:keepLines/>
               <w:spacing w:line="252" w:lineRule="auto"/>
             </w:pPr>
             <w:r>
@@ -16030,6 +16434,7 @@
           </w:tcPr>
           <w:p>
             <w:pPr>
+              <w:keepLines/>
               <w:spacing w:line="252" w:lineRule="auto"/>
             </w:pPr>
             <w:r>
@@ -16060,6 +16465,7 @@
           </w:tcPr>
           <w:p>
             <w:pPr>
+              <w:keepLines/>
               <w:spacing w:line="252" w:lineRule="auto"/>
             </w:pPr>
             <w:r>
@@ -16089,7 +16495,7 @@
           <w:noProof/>
         </w:rPr>
         <w:drawing>
-          <wp:inline distT="0" distB="0" distL="0" distR="0" wp14:anchorId="3071F9A8" wp14:editId="1F836DB7">
+          <wp:inline distT="0" distB="0" distL="0" distR="0" wp14:anchorId="38139903" wp14:editId="62E1C8C0">
             <wp:extent cx="6124575" cy="3448050"/>
             <wp:effectExtent l="0" t="0" r="0" b="0"/>
             <wp:docPr id="35" name="17_test_results" descr="Výsledky měření" title="Výsledky měření"/>
@@ -16163,7 +16569,7 @@
           <w:noProof/>
         </w:rPr>
         <w:drawing>
-          <wp:inline distT="0" distB="0" distL="0" distR="0" wp14:anchorId="1014BB22" wp14:editId="065BBCEE">
+          <wp:inline distT="0" distB="0" distL="0" distR="0" wp14:anchorId="0ADF6497" wp14:editId="3722AB7B">
             <wp:extent cx="6124575" cy="3448050"/>
             <wp:effectExtent l="0" t="0" r="0" b="0"/>
             <wp:docPr id="36" name="18_test_nok" descr="NOK hodnocení — měření nevyhovělo v oblasti Times" title="NOK hodnocení — měření nevyhovělo v oblasti Times"/>
@@ -16230,7 +16636,7 @@
       <w:pPr>
         <w:pStyle w:val="Nadpis2"/>
       </w:pPr>
-      <w:bookmarkStart w:id="37" w:name="_Toc244086437"/>
+      <w:bookmarkStart w:id="37" w:name="_Toc244090165"/>
       <w:r>
         <w:t>6.1  Signálová data</w:t>
       </w:r>
@@ -16238,6 +16644,7 @@
     </w:p>
     <w:p>
       <w:pPr>
+        <w:keepNext/>
         <w:spacing w:after="120" w:line="288" w:lineRule="auto"/>
       </w:pPr>
       <w:r>
@@ -16319,6 +16726,8 @@
           </w:tcPr>
           <w:p>
             <w:pPr>
+              <w:keepNext/>
+              <w:keepLines/>
               <w:spacing w:line="252" w:lineRule="auto"/>
             </w:pPr>
             <w:r>
@@ -16353,6 +16762,8 @@
           </w:tcPr>
           <w:p>
             <w:pPr>
+              <w:keepNext/>
+              <w:keepLines/>
               <w:spacing w:line="252" w:lineRule="auto"/>
             </w:pPr>
             <w:r>
@@ -16391,6 +16802,8 @@
           </w:tcPr>
           <w:p>
             <w:pPr>
+              <w:keepNext/>
+              <w:keepLines/>
               <w:spacing w:line="252" w:lineRule="auto"/>
             </w:pPr>
             <w:r>
@@ -16421,6 +16834,8 @@
           </w:tcPr>
           <w:p>
             <w:pPr>
+              <w:keepNext/>
+              <w:keepLines/>
               <w:spacing w:line="252" w:lineRule="auto"/>
             </w:pPr>
             <w:r>
@@ -16456,6 +16871,8 @@
           </w:tcPr>
           <w:p>
             <w:pPr>
+              <w:keepNext/>
+              <w:keepLines/>
               <w:spacing w:line="252" w:lineRule="auto"/>
             </w:pPr>
             <w:r>
@@ -16486,6 +16903,8 @@
           </w:tcPr>
           <w:p>
             <w:pPr>
+              <w:keepNext/>
+              <w:keepLines/>
               <w:spacing w:line="252" w:lineRule="auto"/>
             </w:pPr>
             <w:r>
@@ -16521,6 +16940,8 @@
           </w:tcPr>
           <w:p>
             <w:pPr>
+              <w:keepNext/>
+              <w:keepLines/>
               <w:spacing w:line="252" w:lineRule="auto"/>
             </w:pPr>
             <w:r>
@@ -16551,6 +16972,8 @@
           </w:tcPr>
           <w:p>
             <w:pPr>
+              <w:keepNext/>
+              <w:keepLines/>
               <w:spacing w:line="252" w:lineRule="auto"/>
             </w:pPr>
             <w:r>
@@ -16586,6 +17009,8 @@
           </w:tcPr>
           <w:p>
             <w:pPr>
+              <w:keepNext/>
+              <w:keepLines/>
               <w:spacing w:line="252" w:lineRule="auto"/>
             </w:pPr>
             <w:r>
@@ -16616,6 +17041,8 @@
           </w:tcPr>
           <w:p>
             <w:pPr>
+              <w:keepNext/>
+              <w:keepLines/>
               <w:spacing w:line="252" w:lineRule="auto"/>
             </w:pPr>
             <w:r>
@@ -16651,6 +17078,7 @@
           </w:tcPr>
           <w:p>
             <w:pPr>
+              <w:keepLines/>
               <w:spacing w:line="252" w:lineRule="auto"/>
             </w:pPr>
             <w:r>
@@ -16681,6 +17109,7 @@
           </w:tcPr>
           <w:p>
             <w:pPr>
+              <w:keepLines/>
               <w:spacing w:line="252" w:lineRule="auto"/>
             </w:pPr>
             <w:r>
@@ -16710,7 +17139,7 @@
           <w:noProof/>
         </w:rPr>
         <w:drawing>
-          <wp:inline distT="0" distB="0" distL="0" distR="0" wp14:anchorId="086BA512" wp14:editId="24A85644">
+          <wp:inline distT="0" distB="0" distL="0" distR="0" wp14:anchorId="4819511E" wp14:editId="0E49D806">
             <wp:extent cx="6124575" cy="3448050"/>
             <wp:effectExtent l="0" t="0" r="0" b="0"/>
             <wp:docPr id="37" name="20a_sig_overview" descr="Signálová data — Přehled" title="Signálová data — Přehled"/>
@@ -16784,7 +17213,7 @@
           <w:noProof/>
         </w:rPr>
         <w:drawing>
-          <wp:inline distT="0" distB="0" distL="0" distR="0" wp14:anchorId="6902476B" wp14:editId="177AB01C">
+          <wp:inline distT="0" distB="0" distL="0" distR="0" wp14:anchorId="41F115C7" wp14:editId="58DD4497">
             <wp:extent cx="6124575" cy="3448050"/>
             <wp:effectExtent l="0" t="0" r="0" b="0"/>
             <wp:docPr id="38" name="20c_sig_hysteresis" descr="Signálová data — Hystereze" title="Signálová data — Hystereze"/>
@@ -16858,7 +17287,7 @@
           <w:noProof/>
         </w:rPr>
         <w:drawing>
-          <wp:inline distT="0" distB="0" distL="0" distR="0" wp14:anchorId="58C2ECA6" wp14:editId="48FD8B46">
+          <wp:inline distT="0" distB="0" distL="0" distR="0" wp14:anchorId="3B9D31C4" wp14:editId="188B0F09">
             <wp:extent cx="6124575" cy="3448050"/>
             <wp:effectExtent l="0" t="0" r="0" b="0"/>
             <wp:docPr id="39" name="20d_sig_switching" descr="Signálová data — Detail spínání" title="Signálová data — Detail spínání"/>
@@ -16932,7 +17361,7 @@
           <w:noProof/>
         </w:rPr>
         <w:drawing>
-          <wp:inline distT="0" distB="0" distL="0" distR="0" wp14:anchorId="41D4D6A5" wp14:editId="1D3B4618">
+          <wp:inline distT="0" distB="0" distL="0" distR="0" wp14:anchorId="29CC9627" wp14:editId="28A90D64">
             <wp:extent cx="6124575" cy="3448050"/>
             <wp:effectExtent l="0" t="0" r="0" b="0"/>
             <wp:docPr id="40" name="20e_sig_timing" descr="Signálová data — Časování (UT, RevT, BT, OpT; definice v kapitole 5.2)" title="Signálová data — Časování (UT, RevT, BT, OpT; definice v kapitole 5.2)"/>
@@ -17107,7 +17536,7 @@
       <w:pPr>
         <w:pStyle w:val="Nadpis2"/>
       </w:pPr>
-      <w:bookmarkStart w:id="38" w:name="_Toc244086438"/>
+      <w:bookmarkStart w:id="38" w:name="_Toc244090166"/>
       <w:r>
         <w:t>6.2  Tisk protokolu měření</w:t>
       </w:r>
@@ -17146,7 +17575,7 @@
         <w:pStyle w:val="Nadpis1"/>
         <w:pageBreakBefore/>
       </w:pPr>
-      <w:bookmarkStart w:id="39" w:name="_Toc244086439"/>
+      <w:bookmarkStart w:id="39" w:name="_Toc244090167"/>
       <w:r>
         <w:t>7  Nastavení</w:t>
       </w:r>
@@ -17164,7 +17593,7 @@
       <w:pPr>
         <w:pStyle w:val="Nadpis2"/>
       </w:pPr>
-      <w:bookmarkStart w:id="40" w:name="_Toc244086440"/>
+      <w:bookmarkStart w:id="40" w:name="_Toc244090168"/>
       <w:r>
         <w:t>7.1  Předvolby</w:t>
       </w:r>
@@ -17235,6 +17664,8 @@
           </w:tcPr>
           <w:p>
             <w:pPr>
+              <w:keepNext/>
+              <w:keepLines/>
               <w:spacing w:line="252" w:lineRule="auto"/>
             </w:pPr>
             <w:r>
@@ -17269,6 +17700,8 @@
           </w:tcPr>
           <w:p>
             <w:pPr>
+              <w:keepNext/>
+              <w:keepLines/>
               <w:spacing w:line="252" w:lineRule="auto"/>
             </w:pPr>
             <w:r>
@@ -17307,6 +17740,8 @@
           </w:tcPr>
           <w:p>
             <w:pPr>
+              <w:keepNext/>
+              <w:keepLines/>
               <w:spacing w:line="252" w:lineRule="auto"/>
             </w:pPr>
             <w:r>
@@ -17337,6 +17772,8 @@
           </w:tcPr>
           <w:p>
             <w:pPr>
+              <w:keepNext/>
+              <w:keepLines/>
               <w:spacing w:line="252" w:lineRule="auto"/>
             </w:pPr>
             <w:r>
@@ -17372,6 +17809,8 @@
           </w:tcPr>
           <w:p>
             <w:pPr>
+              <w:keepNext/>
+              <w:keepLines/>
               <w:spacing w:line="252" w:lineRule="auto"/>
             </w:pPr>
             <w:r>
@@ -17402,6 +17841,8 @@
           </w:tcPr>
           <w:p>
             <w:pPr>
+              <w:keepNext/>
+              <w:keepLines/>
               <w:spacing w:line="252" w:lineRule="auto"/>
             </w:pPr>
             <w:r>
@@ -17437,6 +17878,8 @@
           </w:tcPr>
           <w:p>
             <w:pPr>
+              <w:keepNext/>
+              <w:keepLines/>
               <w:spacing w:line="252" w:lineRule="auto"/>
             </w:pPr>
             <w:r>
@@ -17467,6 +17910,8 @@
           </w:tcPr>
           <w:p>
             <w:pPr>
+              <w:keepNext/>
+              <w:keepLines/>
               <w:spacing w:line="252" w:lineRule="auto"/>
             </w:pPr>
             <w:r>
@@ -17502,6 +17947,8 @@
           </w:tcPr>
           <w:p>
             <w:pPr>
+              <w:keepNext/>
+              <w:keepLines/>
               <w:spacing w:line="252" w:lineRule="auto"/>
             </w:pPr>
             <w:r>
@@ -17532,6 +17979,8 @@
           </w:tcPr>
           <w:p>
             <w:pPr>
+              <w:keepNext/>
+              <w:keepLines/>
               <w:spacing w:line="252" w:lineRule="auto"/>
             </w:pPr>
             <w:r>
@@ -17567,6 +18016,7 @@
           </w:tcPr>
           <w:p>
             <w:pPr>
+              <w:keepLines/>
               <w:spacing w:line="252" w:lineRule="auto"/>
             </w:pPr>
             <w:r>
@@ -17597,6 +18047,7 @@
           </w:tcPr>
           <w:p>
             <w:pPr>
+              <w:keepLines/>
               <w:spacing w:line="252" w:lineRule="auto"/>
             </w:pPr>
             <w:r>
@@ -17634,7 +18085,7 @@
           <w:noProof/>
         </w:rPr>
         <w:drawing>
-          <wp:inline distT="0" distB="0" distL="0" distR="0" wp14:anchorId="05FCCB82" wp14:editId="4E17E3F6">
+          <wp:inline distT="0" distB="0" distL="0" distR="0" wp14:anchorId="78738A25" wp14:editId="03879EF6">
             <wp:extent cx="6124575" cy="2133600"/>
             <wp:effectExtent l="0" t="0" r="0" b="0"/>
             <wp:docPr id="41" name="21_settings_prefs" descr="Nastavení — Předvolby" title="Nastavení — Předvolby"/>
@@ -17701,7 +18152,7 @@
       <w:pPr>
         <w:pStyle w:val="Nadpis2"/>
       </w:pPr>
-      <w:bookmarkStart w:id="41" w:name="_Toc244086441"/>
+      <w:bookmarkStart w:id="41" w:name="_Toc244090169"/>
       <w:r>
         <w:t>7.2  Připojení</w:t>
       </w:r>
@@ -17736,7 +18187,7 @@
           <w:noProof/>
         </w:rPr>
         <w:drawing>
-          <wp:inline distT="0" distB="0" distL="0" distR="0" wp14:anchorId="059134E1" wp14:editId="2EA64D6B">
+          <wp:inline distT="0" distB="0" distL="0" distR="0" wp14:anchorId="04E9FE0A" wp14:editId="1FC381BA">
             <wp:extent cx="6124575" cy="3495675"/>
             <wp:effectExtent l="0" t="0" r="0" b="0"/>
             <wp:docPr id="42" name="22_settings_conn" descr="Nastavení — Připojení" title="Nastavení — Připojení"/>
@@ -17803,7 +18254,7 @@
       <w:pPr>
         <w:pStyle w:val="Nadpis2"/>
       </w:pPr>
-      <w:bookmarkStart w:id="42" w:name="_Toc244086442"/>
+      <w:bookmarkStart w:id="42" w:name="_Toc244090170"/>
       <w:r>
         <w:t>7.3  Čas / NTP</w:t>
       </w:r>
@@ -17859,7 +18310,7 @@
           <w:noProof/>
         </w:rPr>
         <w:drawing>
-          <wp:inline distT="0" distB="0" distL="0" distR="0" wp14:anchorId="3CF4C5C2" wp14:editId="15536CAF">
+          <wp:inline distT="0" distB="0" distL="0" distR="0" wp14:anchorId="2A5489F9" wp14:editId="083DE14A">
             <wp:extent cx="6124575" cy="2400300"/>
             <wp:effectExtent l="0" t="0" r="0" b="0"/>
             <wp:docPr id="43" name="22b_settings_time" descr="Nastavení — Čas / NTP" title="Nastavení — Čas / NTP"/>
@@ -17992,7 +18443,7 @@
       <w:pPr>
         <w:pStyle w:val="Nadpis2"/>
       </w:pPr>
-      <w:bookmarkStart w:id="43" w:name="_Toc244086443"/>
+      <w:bookmarkStart w:id="43" w:name="_Toc244090171"/>
       <w:r>
         <w:t>7.4  Uživatelé</w:t>
       </w:r>
@@ -18000,6 +18451,7 @@
     </w:p>
     <w:p>
       <w:pPr>
+        <w:keepNext/>
         <w:spacing w:after="120" w:line="288" w:lineRule="auto"/>
       </w:pPr>
       <w:r>
@@ -18113,7 +18565,7 @@
           <w:noProof/>
         </w:rPr>
         <w:drawing>
-          <wp:inline distT="0" distB="0" distL="0" distR="0" wp14:anchorId="3C7D3ACF" wp14:editId="2B45EABF">
+          <wp:inline distT="0" distB="0" distL="0" distR="0" wp14:anchorId="48F88077" wp14:editId="006531FF">
             <wp:extent cx="6124575" cy="1724025"/>
             <wp:effectExtent l="0" t="0" r="0" b="0"/>
             <wp:docPr id="44" name="23_settings_users" descr="Nastavení — Uživatelé" title="Nastavení — Uživatelé"/>
@@ -18181,7 +18633,7 @@
         <w:pStyle w:val="Nadpis1"/>
         <w:pageBreakBefore/>
       </w:pPr>
-      <w:bookmarkStart w:id="44" w:name="_Toc244086444"/>
+      <w:bookmarkStart w:id="44" w:name="_Toc244090172"/>
       <w:r>
         <w:t>8  Info</w:t>
       </w:r>
@@ -18206,7 +18658,7 @@
           <w:noProof/>
         </w:rPr>
         <w:drawing>
-          <wp:inline distT="0" distB="0" distL="0" distR="0" wp14:anchorId="344B692B" wp14:editId="4C0E70E9">
+          <wp:inline distT="0" distB="0" distL="0" distR="0" wp14:anchorId="453BB22B" wp14:editId="1E2EEDBF">
             <wp:extent cx="6124575" cy="1685925"/>
             <wp:effectExtent l="0" t="0" r="0" b="0"/>
             <wp:docPr id="45" name="24_info" descr="Stránka Info" title="Stránka Info"/>
@@ -18274,7 +18726,7 @@
         <w:pStyle w:val="Nadpis1"/>
         <w:pageBreakBefore/>
       </w:pPr>
-      <w:bookmarkStart w:id="45" w:name="_Toc244086445"/>
+      <w:bookmarkStart w:id="45" w:name="_Toc244090173"/>
       <w:r>
         <w:t>9  Řešení problémů</w:t>
       </w:r>
@@ -18345,6 +18797,8 @@
           </w:tcPr>
           <w:p>
             <w:pPr>
+              <w:keepNext/>
+              <w:keepLines/>
               <w:spacing w:line="252" w:lineRule="auto"/>
             </w:pPr>
             <w:r>
@@ -18379,6 +18833,8 @@
           </w:tcPr>
           <w:p>
             <w:pPr>
+              <w:keepNext/>
+              <w:keepLines/>
               <w:spacing w:line="252" w:lineRule="auto"/>
             </w:pPr>
             <w:r>
@@ -18417,6 +18873,8 @@
           </w:tcPr>
           <w:p>
             <w:pPr>
+              <w:keepNext/>
+              <w:keepLines/>
               <w:spacing w:line="252" w:lineRule="auto"/>
             </w:pPr>
             <w:r>
@@ -18447,6 +18905,8 @@
           </w:tcPr>
           <w:p>
             <w:pPr>
+              <w:keepNext/>
+              <w:keepLines/>
               <w:spacing w:line="252" w:lineRule="auto"/>
             </w:pPr>
             <w:r>
@@ -18482,6 +18942,8 @@
           </w:tcPr>
           <w:p>
             <w:pPr>
+              <w:keepNext/>
+              <w:keepLines/>
               <w:spacing w:line="252" w:lineRule="auto"/>
             </w:pPr>
             <w:r>
@@ -18512,6 +18974,8 @@
           </w:tcPr>
           <w:p>
             <w:pPr>
+              <w:keepNext/>
+              <w:keepLines/>
               <w:spacing w:line="252" w:lineRule="auto"/>
             </w:pPr>
             <w:r>
@@ -18547,6 +19011,8 @@
           </w:tcPr>
           <w:p>
             <w:pPr>
+              <w:keepNext/>
+              <w:keepLines/>
               <w:spacing w:line="252" w:lineRule="auto"/>
             </w:pPr>
             <w:r>
@@ -18577,6 +19043,8 @@
           </w:tcPr>
           <w:p>
             <w:pPr>
+              <w:keepNext/>
+              <w:keepLines/>
               <w:spacing w:line="252" w:lineRule="auto"/>
             </w:pPr>
             <w:r>
@@ -18612,6 +19080,8 @@
           </w:tcPr>
           <w:p>
             <w:pPr>
+              <w:keepNext/>
+              <w:keepLines/>
               <w:spacing w:line="252" w:lineRule="auto"/>
             </w:pPr>
             <w:r>
@@ -18642,6 +19112,8 @@
           </w:tcPr>
           <w:p>
             <w:pPr>
+              <w:keepNext/>
+              <w:keepLines/>
               <w:spacing w:line="252" w:lineRule="auto"/>
             </w:pPr>
             <w:r>
@@ -18677,6 +19149,8 @@
           </w:tcPr>
           <w:p>
             <w:pPr>
+              <w:keepNext/>
+              <w:keepLines/>
               <w:spacing w:line="252" w:lineRule="auto"/>
             </w:pPr>
             <w:r>
@@ -18707,6 +19181,8 @@
           </w:tcPr>
           <w:p>
             <w:pPr>
+              <w:keepNext/>
+              <w:keepLines/>
               <w:spacing w:line="252" w:lineRule="auto"/>
             </w:pPr>
             <w:r>
@@ -18742,6 +19218,8 @@
           </w:tcPr>
           <w:p>
             <w:pPr>
+              <w:keepNext/>
+              <w:keepLines/>
               <w:spacing w:line="252" w:lineRule="auto"/>
             </w:pPr>
             <w:r>
@@ -18772,6 +19250,8 @@
           </w:tcPr>
           <w:p>
             <w:pPr>
+              <w:keepNext/>
+              <w:keepLines/>
               <w:spacing w:line="252" w:lineRule="auto"/>
             </w:pPr>
             <w:r>
@@ -18807,6 +19287,8 @@
           </w:tcPr>
           <w:p>
             <w:pPr>
+              <w:keepNext/>
+              <w:keepLines/>
               <w:spacing w:line="252" w:lineRule="auto"/>
             </w:pPr>
             <w:r>
@@ -18837,6 +19319,8 @@
           </w:tcPr>
           <w:p>
             <w:pPr>
+              <w:keepNext/>
+              <w:keepLines/>
               <w:spacing w:line="252" w:lineRule="auto"/>
             </w:pPr>
             <w:r>
@@ -18872,6 +19356,8 @@
           </w:tcPr>
           <w:p>
             <w:pPr>
+              <w:keepNext/>
+              <w:keepLines/>
               <w:spacing w:line="252" w:lineRule="auto"/>
             </w:pPr>
             <w:r>
@@ -18902,6 +19388,8 @@
           </w:tcPr>
           <w:p>
             <w:pPr>
+              <w:keepNext/>
+              <w:keepLines/>
               <w:spacing w:line="252" w:lineRule="auto"/>
             </w:pPr>
             <w:r>
@@ -18937,6 +19425,8 @@
           </w:tcPr>
           <w:p>
             <w:pPr>
+              <w:keepNext/>
+              <w:keepLines/>
               <w:spacing w:line="252" w:lineRule="auto"/>
             </w:pPr>
             <w:r>
@@ -18967,6 +19457,8 @@
           </w:tcPr>
           <w:p>
             <w:pPr>
+              <w:keepNext/>
+              <w:keepLines/>
               <w:spacing w:line="252" w:lineRule="auto"/>
             </w:pPr>
             <w:r>
@@ -19002,6 +19494,8 @@
           </w:tcPr>
           <w:p>
             <w:pPr>
+              <w:keepNext/>
+              <w:keepLines/>
               <w:spacing w:line="252" w:lineRule="auto"/>
             </w:pPr>
             <w:r>
@@ -19032,6 +19526,8 @@
           </w:tcPr>
           <w:p>
             <w:pPr>
+              <w:keepNext/>
+              <w:keepLines/>
               <w:spacing w:line="252" w:lineRule="auto"/>
             </w:pPr>
             <w:r>
@@ -19067,6 +19563,8 @@
           </w:tcPr>
           <w:p>
             <w:pPr>
+              <w:keepNext/>
+              <w:keepLines/>
               <w:spacing w:line="252" w:lineRule="auto"/>
             </w:pPr>
             <w:r>
@@ -19097,6 +19595,8 @@
           </w:tcPr>
           <w:p>
             <w:pPr>
+              <w:keepNext/>
+              <w:keepLines/>
               <w:spacing w:line="252" w:lineRule="auto"/>
             </w:pPr>
             <w:r>
@@ -19148,6 +19648,8 @@
           </w:tcPr>
           <w:p>
             <w:pPr>
+              <w:keepNext/>
+              <w:keepLines/>
               <w:spacing w:line="252" w:lineRule="auto"/>
             </w:pPr>
             <w:r>
@@ -19178,6 +19680,8 @@
           </w:tcPr>
           <w:p>
             <w:pPr>
+              <w:keepNext/>
+              <w:keepLines/>
               <w:spacing w:line="252" w:lineRule="auto"/>
             </w:pPr>
             <w:r>
@@ -19213,6 +19717,8 @@
           </w:tcPr>
           <w:p>
             <w:pPr>
+              <w:keepNext/>
+              <w:keepLines/>
               <w:spacing w:line="252" w:lineRule="auto"/>
             </w:pPr>
             <w:r>
@@ -19243,6 +19749,8 @@
           </w:tcPr>
           <w:p>
             <w:pPr>
+              <w:keepNext/>
+              <w:keepLines/>
               <w:spacing w:line="252" w:lineRule="auto"/>
             </w:pPr>
             <w:r>
@@ -19278,6 +19786,8 @@
           </w:tcPr>
           <w:p>
             <w:pPr>
+              <w:keepNext/>
+              <w:keepLines/>
               <w:spacing w:line="252" w:lineRule="auto"/>
             </w:pPr>
             <w:r>
@@ -19308,6 +19818,8 @@
           </w:tcPr>
           <w:p>
             <w:pPr>
+              <w:keepNext/>
+              <w:keepLines/>
               <w:spacing w:line="252" w:lineRule="auto"/>
             </w:pPr>
             <w:r>
@@ -19343,6 +19855,8 @@
           </w:tcPr>
           <w:p>
             <w:pPr>
+              <w:keepNext/>
+              <w:keepLines/>
               <w:spacing w:line="252" w:lineRule="auto"/>
             </w:pPr>
             <w:r>
@@ -19373,6 +19887,8 @@
           </w:tcPr>
           <w:p>
             <w:pPr>
+              <w:keepNext/>
+              <w:keepLines/>
               <w:spacing w:line="252" w:lineRule="auto"/>
             </w:pPr>
             <w:r>
@@ -19408,6 +19924,7 @@
           </w:tcPr>
           <w:p>
             <w:pPr>
+              <w:keepLines/>
               <w:spacing w:line="252" w:lineRule="auto"/>
             </w:pPr>
             <w:r>
@@ -19438,6 +19955,7 @@
           </w:tcPr>
           <w:p>
             <w:pPr>
+              <w:keepLines/>
               <w:spacing w:line="252" w:lineRule="auto"/>
             </w:pPr>
             <w:r>
@@ -19461,7 +19979,7 @@
         <w:pStyle w:val="Nadpis1"/>
         <w:pageBreakBefore/>
       </w:pPr>
-      <w:bookmarkStart w:id="46" w:name="_Toc244086446"/>
+      <w:bookmarkStart w:id="46" w:name="_Toc244090174"/>
       <w:r>
         <w:t>Příloha A  Přehled parametrů</w:t>
       </w:r>
@@ -19541,6 +20059,8 @@
           </w:tcPr>
           <w:p>
             <w:pPr>
+              <w:keepNext/>
+              <w:keepLines/>
               <w:spacing w:line="252" w:lineRule="auto"/>
             </w:pPr>
             <w:r>
@@ -19575,6 +20095,8 @@
           </w:tcPr>
           <w:p>
             <w:pPr>
+              <w:keepNext/>
+              <w:keepLines/>
               <w:spacing w:line="252" w:lineRule="auto"/>
             </w:pPr>
             <w:r>
@@ -19609,6 +20131,8 @@
           </w:tcPr>
           <w:p>
             <w:pPr>
+              <w:keepNext/>
+              <w:keepLines/>
               <w:spacing w:line="252" w:lineRule="auto"/>
             </w:pPr>
             <w:r>
@@ -19647,6 +20171,8 @@
           </w:tcPr>
           <w:p>
             <w:pPr>
+              <w:keepNext/>
+              <w:keepLines/>
               <w:spacing w:line="252" w:lineRule="auto"/>
             </w:pPr>
             <w:r>
@@ -19677,6 +20203,8 @@
           </w:tcPr>
           <w:p>
             <w:pPr>
+              <w:keepNext/>
+              <w:keepLines/>
               <w:spacing w:line="252" w:lineRule="auto"/>
             </w:pPr>
             <w:r>
@@ -19707,6 +20235,8 @@
           </w:tcPr>
           <w:p>
             <w:pPr>
+              <w:keepNext/>
+              <w:keepLines/>
               <w:spacing w:line="252" w:lineRule="auto"/>
             </w:pPr>
             <w:r>
@@ -19742,6 +20272,8 @@
           </w:tcPr>
           <w:p>
             <w:pPr>
+              <w:keepNext/>
+              <w:keepLines/>
               <w:spacing w:line="252" w:lineRule="auto"/>
             </w:pPr>
             <w:r>
@@ -19772,6 +20304,8 @@
           </w:tcPr>
           <w:p>
             <w:pPr>
+              <w:keepNext/>
+              <w:keepLines/>
               <w:spacing w:line="252" w:lineRule="auto"/>
             </w:pPr>
             <w:r>
@@ -19802,6 +20336,8 @@
           </w:tcPr>
           <w:p>
             <w:pPr>
+              <w:keepNext/>
+              <w:keepLines/>
               <w:spacing w:line="252" w:lineRule="auto"/>
             </w:pPr>
             <w:r>
@@ -19837,6 +20373,8 @@
           </w:tcPr>
           <w:p>
             <w:pPr>
+              <w:keepNext/>
+              <w:keepLines/>
               <w:spacing w:line="252" w:lineRule="auto"/>
             </w:pPr>
             <w:r>
@@ -19867,6 +20405,8 @@
           </w:tcPr>
           <w:p>
             <w:pPr>
+              <w:keepNext/>
+              <w:keepLines/>
               <w:spacing w:line="252" w:lineRule="auto"/>
             </w:pPr>
             <w:r>
@@ -19897,6 +20437,8 @@
           </w:tcPr>
           <w:p>
             <w:pPr>
+              <w:keepNext/>
+              <w:keepLines/>
               <w:spacing w:line="252" w:lineRule="auto"/>
             </w:pPr>
             <w:r>
@@ -19932,6 +20474,7 @@
           </w:tcPr>
           <w:p>
             <w:pPr>
+              <w:keepLines/>
               <w:spacing w:line="252" w:lineRule="auto"/>
             </w:pPr>
             <w:r>
@@ -19962,6 +20505,7 @@
           </w:tcPr>
           <w:p>
             <w:pPr>
+              <w:keepLines/>
               <w:spacing w:line="252" w:lineRule="auto"/>
             </w:pPr>
             <w:r>
@@ -19992,6 +20536,7 @@
           </w:tcPr>
           <w:p>
             <w:pPr>
+              <w:keepLines/>
               <w:spacing w:line="252" w:lineRule="auto"/>
             </w:pPr>
             <w:r>
@@ -20076,6 +20621,8 @@
           </w:tcPr>
           <w:p>
             <w:pPr>
+              <w:keepNext/>
+              <w:keepLines/>
               <w:spacing w:line="252" w:lineRule="auto"/>
             </w:pPr>
             <w:r>
@@ -20110,6 +20657,8 @@
           </w:tcPr>
           <w:p>
             <w:pPr>
+              <w:keepNext/>
+              <w:keepLines/>
               <w:spacing w:line="252" w:lineRule="auto"/>
             </w:pPr>
             <w:r>
@@ -20144,6 +20693,8 @@
           </w:tcPr>
           <w:p>
             <w:pPr>
+              <w:keepNext/>
+              <w:keepLines/>
               <w:spacing w:line="252" w:lineRule="auto"/>
             </w:pPr>
             <w:r>
@@ -20182,6 +20733,8 @@
           </w:tcPr>
           <w:p>
             <w:pPr>
+              <w:keepNext/>
+              <w:keepLines/>
               <w:spacing w:line="252" w:lineRule="auto"/>
             </w:pPr>
             <w:r>
@@ -20212,6 +20765,8 @@
           </w:tcPr>
           <w:p>
             <w:pPr>
+              <w:keepNext/>
+              <w:keepLines/>
               <w:spacing w:line="252" w:lineRule="auto"/>
             </w:pPr>
             <w:r>
@@ -20242,6 +20797,8 @@
           </w:tcPr>
           <w:p>
             <w:pPr>
+              <w:keepNext/>
+              <w:keepLines/>
               <w:spacing w:line="252" w:lineRule="auto"/>
             </w:pPr>
             <w:r>
@@ -20277,6 +20834,8 @@
           </w:tcPr>
           <w:p>
             <w:pPr>
+              <w:keepNext/>
+              <w:keepLines/>
               <w:spacing w:line="252" w:lineRule="auto"/>
             </w:pPr>
             <w:r>
@@ -20307,6 +20866,8 @@
           </w:tcPr>
           <w:p>
             <w:pPr>
+              <w:keepNext/>
+              <w:keepLines/>
               <w:spacing w:line="252" w:lineRule="auto"/>
             </w:pPr>
             <w:r>
@@ -20337,6 +20898,8 @@
           </w:tcPr>
           <w:p>
             <w:pPr>
+              <w:keepNext/>
+              <w:keepLines/>
               <w:spacing w:line="252" w:lineRule="auto"/>
             </w:pPr>
             <w:r>
@@ -20372,6 +20935,8 @@
           </w:tcPr>
           <w:p>
             <w:pPr>
+              <w:keepNext/>
+              <w:keepLines/>
               <w:spacing w:line="252" w:lineRule="auto"/>
             </w:pPr>
             <w:r>
@@ -20402,6 +20967,8 @@
           </w:tcPr>
           <w:p>
             <w:pPr>
+              <w:keepNext/>
+              <w:keepLines/>
               <w:spacing w:line="252" w:lineRule="auto"/>
             </w:pPr>
             <w:r>
@@ -20432,6 +20999,8 @@
           </w:tcPr>
           <w:p>
             <w:pPr>
+              <w:keepNext/>
+              <w:keepLines/>
               <w:spacing w:line="252" w:lineRule="auto"/>
             </w:pPr>
             <w:r>
@@ -20467,6 +21036,8 @@
           </w:tcPr>
           <w:p>
             <w:pPr>
+              <w:keepNext/>
+              <w:keepLines/>
               <w:spacing w:line="252" w:lineRule="auto"/>
             </w:pPr>
             <w:r>
@@ -20497,6 +21068,8 @@
           </w:tcPr>
           <w:p>
             <w:pPr>
+              <w:keepNext/>
+              <w:keepLines/>
               <w:spacing w:line="252" w:lineRule="auto"/>
             </w:pPr>
             <w:r>
@@ -20527,6 +21100,8 @@
           </w:tcPr>
           <w:p>
             <w:pPr>
+              <w:keepNext/>
+              <w:keepLines/>
               <w:spacing w:line="252" w:lineRule="auto"/>
             </w:pPr>
             <w:r>
@@ -20562,6 +21137,7 @@
           </w:tcPr>
           <w:p>
             <w:pPr>
+              <w:keepLines/>
               <w:spacing w:line="252" w:lineRule="auto"/>
             </w:pPr>
             <w:r>
@@ -20592,6 +21168,7 @@
           </w:tcPr>
           <w:p>
             <w:pPr>
+              <w:keepLines/>
               <w:spacing w:line="252" w:lineRule="auto"/>
             </w:pPr>
             <w:r>
@@ -20622,6 +21199,7 @@
           </w:tcPr>
           <w:p>
             <w:pPr>
+              <w:keepLines/>
               <w:spacing w:line="252" w:lineRule="auto"/>
             </w:pPr>
             <w:r>
@@ -20706,6 +21284,8 @@
           </w:tcPr>
           <w:p>
             <w:pPr>
+              <w:keepNext/>
+              <w:keepLines/>
               <w:spacing w:line="252" w:lineRule="auto"/>
             </w:pPr>
             <w:r>
@@ -20740,6 +21320,8 @@
           </w:tcPr>
           <w:p>
             <w:pPr>
+              <w:keepNext/>
+              <w:keepLines/>
               <w:spacing w:line="252" w:lineRule="auto"/>
             </w:pPr>
             <w:r>
@@ -20774,6 +21356,8 @@
           </w:tcPr>
           <w:p>
             <w:pPr>
+              <w:keepNext/>
+              <w:keepLines/>
               <w:spacing w:line="252" w:lineRule="auto"/>
             </w:pPr>
             <w:r>
@@ -20812,6 +21396,8 @@
           </w:tcPr>
           <w:p>
             <w:pPr>
+              <w:keepNext/>
+              <w:keepLines/>
               <w:spacing w:line="252" w:lineRule="auto"/>
             </w:pPr>
             <w:r>
@@ -20842,6 +21428,8 @@
           </w:tcPr>
           <w:p>
             <w:pPr>
+              <w:keepNext/>
+              <w:keepLines/>
               <w:spacing w:line="252" w:lineRule="auto"/>
             </w:pPr>
             <w:r>
@@ -20872,6 +21460,8 @@
           </w:tcPr>
           <w:p>
             <w:pPr>
+              <w:keepNext/>
+              <w:keepLines/>
               <w:spacing w:line="252" w:lineRule="auto"/>
             </w:pPr>
             <w:r>
@@ -20907,6 +21497,8 @@
           </w:tcPr>
           <w:p>
             <w:pPr>
+              <w:keepNext/>
+              <w:keepLines/>
               <w:spacing w:line="252" w:lineRule="auto"/>
             </w:pPr>
             <w:r>
@@ -20937,6 +21529,8 @@
           </w:tcPr>
           <w:p>
             <w:pPr>
+              <w:keepNext/>
+              <w:keepLines/>
               <w:spacing w:line="252" w:lineRule="auto"/>
             </w:pPr>
             <w:r>
@@ -20967,6 +21561,8 @@
           </w:tcPr>
           <w:p>
             <w:pPr>
+              <w:keepNext/>
+              <w:keepLines/>
               <w:spacing w:line="252" w:lineRule="auto"/>
             </w:pPr>
             <w:r>
@@ -21002,6 +21598,8 @@
           </w:tcPr>
           <w:p>
             <w:pPr>
+              <w:keepNext/>
+              <w:keepLines/>
               <w:spacing w:line="252" w:lineRule="auto"/>
             </w:pPr>
             <w:r>
@@ -21032,6 +21630,8 @@
           </w:tcPr>
           <w:p>
             <w:pPr>
+              <w:keepNext/>
+              <w:keepLines/>
               <w:spacing w:line="252" w:lineRule="auto"/>
             </w:pPr>
             <w:r>
@@ -21062,6 +21662,8 @@
           </w:tcPr>
           <w:p>
             <w:pPr>
+              <w:keepNext/>
+              <w:keepLines/>
               <w:spacing w:line="252" w:lineRule="auto"/>
             </w:pPr>
             <w:r>
@@ -21097,6 +21699,8 @@
           </w:tcPr>
           <w:p>
             <w:pPr>
+              <w:keepNext/>
+              <w:keepLines/>
               <w:spacing w:line="252" w:lineRule="auto"/>
             </w:pPr>
             <w:r>
@@ -21127,6 +21731,8 @@
           </w:tcPr>
           <w:p>
             <w:pPr>
+              <w:keepNext/>
+              <w:keepLines/>
               <w:spacing w:line="252" w:lineRule="auto"/>
             </w:pPr>
             <w:r>
@@ -21157,6 +21763,8 @@
           </w:tcPr>
           <w:p>
             <w:pPr>
+              <w:keepNext/>
+              <w:keepLines/>
               <w:spacing w:line="252" w:lineRule="auto"/>
             </w:pPr>
             <w:r>
@@ -21192,6 +21800,7 @@
           </w:tcPr>
           <w:p>
             <w:pPr>
+              <w:keepLines/>
               <w:spacing w:line="252" w:lineRule="auto"/>
             </w:pPr>
             <w:r>
@@ -21222,6 +21831,7 @@
           </w:tcPr>
           <w:p>
             <w:pPr>
+              <w:keepLines/>
               <w:spacing w:line="252" w:lineRule="auto"/>
             </w:pPr>
             <w:r>
@@ -21252,6 +21862,7 @@
           </w:tcPr>
           <w:p>
             <w:pPr>
+              <w:keepLines/>
               <w:spacing w:line="252" w:lineRule="auto"/>
             </w:pPr>
             <w:r>
@@ -21336,6 +21947,8 @@
           </w:tcPr>
           <w:p>
             <w:pPr>
+              <w:keepNext/>
+              <w:keepLines/>
               <w:spacing w:line="252" w:lineRule="auto"/>
             </w:pPr>
             <w:r>
@@ -21370,6 +21983,8 @@
           </w:tcPr>
           <w:p>
             <w:pPr>
+              <w:keepNext/>
+              <w:keepLines/>
               <w:spacing w:line="252" w:lineRule="auto"/>
             </w:pPr>
             <w:r>
@@ -21404,6 +22019,8 @@
           </w:tcPr>
           <w:p>
             <w:pPr>
+              <w:keepNext/>
+              <w:keepLines/>
               <w:spacing w:line="252" w:lineRule="auto"/>
             </w:pPr>
             <w:r>
@@ -21442,6 +22059,8 @@
           </w:tcPr>
           <w:p>
             <w:pPr>
+              <w:keepNext/>
+              <w:keepLines/>
               <w:spacing w:line="252" w:lineRule="auto"/>
             </w:pPr>
             <w:r>
@@ -21472,6 +22091,8 @@
           </w:tcPr>
           <w:p>
             <w:pPr>
+              <w:keepNext/>
+              <w:keepLines/>
               <w:spacing w:line="252" w:lineRule="auto"/>
             </w:pPr>
             <w:r>
@@ -21502,6 +22123,8 @@
           </w:tcPr>
           <w:p>
             <w:pPr>
+              <w:keepNext/>
+              <w:keepLines/>
               <w:spacing w:line="252" w:lineRule="auto"/>
             </w:pPr>
             <w:r>
@@ -21537,6 +22160,8 @@
           </w:tcPr>
           <w:p>
             <w:pPr>
+              <w:keepNext/>
+              <w:keepLines/>
               <w:spacing w:line="252" w:lineRule="auto"/>
             </w:pPr>
             <w:r>
@@ -21567,6 +22192,8 @@
           </w:tcPr>
           <w:p>
             <w:pPr>
+              <w:keepNext/>
+              <w:keepLines/>
               <w:spacing w:line="252" w:lineRule="auto"/>
             </w:pPr>
             <w:r>
@@ -21597,6 +22224,8 @@
           </w:tcPr>
           <w:p>
             <w:pPr>
+              <w:keepNext/>
+              <w:keepLines/>
               <w:spacing w:line="252" w:lineRule="auto"/>
             </w:pPr>
             <w:r>
@@ -21632,6 +22261,8 @@
           </w:tcPr>
           <w:p>
             <w:pPr>
+              <w:keepNext/>
+              <w:keepLines/>
               <w:spacing w:line="252" w:lineRule="auto"/>
             </w:pPr>
             <w:r>
@@ -21662,6 +22293,8 @@
           </w:tcPr>
           <w:p>
             <w:pPr>
+              <w:keepNext/>
+              <w:keepLines/>
               <w:spacing w:line="252" w:lineRule="auto"/>
             </w:pPr>
             <w:r>
@@ -21692,6 +22325,8 @@
           </w:tcPr>
           <w:p>
             <w:pPr>
+              <w:keepNext/>
+              <w:keepLines/>
               <w:spacing w:line="252" w:lineRule="auto"/>
             </w:pPr>
             <w:r>
@@ -21727,6 +22362,7 @@
           </w:tcPr>
           <w:p>
             <w:pPr>
+              <w:keepLines/>
               <w:spacing w:line="252" w:lineRule="auto"/>
             </w:pPr>
             <w:r>
@@ -21757,6 +22393,7 @@
           </w:tcPr>
           <w:p>
             <w:pPr>
+              <w:keepLines/>
               <w:spacing w:line="252" w:lineRule="auto"/>
             </w:pPr>
             <w:r>
@@ -21787,6 +22424,7 @@
           </w:tcPr>
           <w:p>
             <w:pPr>
+              <w:keepLines/>
               <w:spacing w:line="252" w:lineRule="auto"/>
             </w:pPr>
             <w:r>
@@ -21871,6 +22509,8 @@
           </w:tcPr>
           <w:p>
             <w:pPr>
+              <w:keepNext/>
+              <w:keepLines/>
               <w:spacing w:line="252" w:lineRule="auto"/>
             </w:pPr>
             <w:r>
@@ -21905,6 +22545,8 @@
           </w:tcPr>
           <w:p>
             <w:pPr>
+              <w:keepNext/>
+              <w:keepLines/>
               <w:spacing w:line="252" w:lineRule="auto"/>
             </w:pPr>
             <w:r>
@@ -21939,6 +22581,8 @@
           </w:tcPr>
           <w:p>
             <w:pPr>
+              <w:keepNext/>
+              <w:keepLines/>
               <w:spacing w:line="252" w:lineRule="auto"/>
             </w:pPr>
             <w:r>
@@ -21977,6 +22621,8 @@
           </w:tcPr>
           <w:p>
             <w:pPr>
+              <w:keepNext/>
+              <w:keepLines/>
               <w:spacing w:line="252" w:lineRule="auto"/>
             </w:pPr>
             <w:r>
@@ -22007,6 +22653,8 @@
           </w:tcPr>
           <w:p>
             <w:pPr>
+              <w:keepNext/>
+              <w:keepLines/>
               <w:spacing w:line="252" w:lineRule="auto"/>
             </w:pPr>
             <w:r>
@@ -22037,6 +22685,8 @@
           </w:tcPr>
           <w:p>
             <w:pPr>
+              <w:keepNext/>
+              <w:keepLines/>
               <w:spacing w:line="252" w:lineRule="auto"/>
             </w:pPr>
             <w:r>
@@ -22072,6 +22722,8 @@
           </w:tcPr>
           <w:p>
             <w:pPr>
+              <w:keepNext/>
+              <w:keepLines/>
               <w:spacing w:line="252" w:lineRule="auto"/>
             </w:pPr>
             <w:r>
@@ -22102,6 +22754,8 @@
           </w:tcPr>
           <w:p>
             <w:pPr>
+              <w:keepNext/>
+              <w:keepLines/>
               <w:spacing w:line="252" w:lineRule="auto"/>
             </w:pPr>
             <w:r>
@@ -22132,6 +22786,8 @@
           </w:tcPr>
           <w:p>
             <w:pPr>
+              <w:keepNext/>
+              <w:keepLines/>
               <w:spacing w:line="252" w:lineRule="auto"/>
             </w:pPr>
             <w:r>
@@ -22167,6 +22823,8 @@
           </w:tcPr>
           <w:p>
             <w:pPr>
+              <w:keepNext/>
+              <w:keepLines/>
               <w:spacing w:line="252" w:lineRule="auto"/>
             </w:pPr>
             <w:r>
@@ -22197,6 +22855,8 @@
           </w:tcPr>
           <w:p>
             <w:pPr>
+              <w:keepNext/>
+              <w:keepLines/>
               <w:spacing w:line="252" w:lineRule="auto"/>
             </w:pPr>
             <w:r>
@@ -22227,6 +22887,8 @@
           </w:tcPr>
           <w:p>
             <w:pPr>
+              <w:keepNext/>
+              <w:keepLines/>
               <w:spacing w:line="252" w:lineRule="auto"/>
             </w:pPr>
             <w:r>
@@ -22262,6 +22924,8 @@
           </w:tcPr>
           <w:p>
             <w:pPr>
+              <w:keepNext/>
+              <w:keepLines/>
               <w:spacing w:line="252" w:lineRule="auto"/>
             </w:pPr>
             <w:r>
@@ -22292,6 +22956,8 @@
           </w:tcPr>
           <w:p>
             <w:pPr>
+              <w:keepNext/>
+              <w:keepLines/>
               <w:spacing w:line="252" w:lineRule="auto"/>
             </w:pPr>
             <w:r>
@@ -22322,6 +22988,8 @@
           </w:tcPr>
           <w:p>
             <w:pPr>
+              <w:keepNext/>
+              <w:keepLines/>
               <w:spacing w:line="252" w:lineRule="auto"/>
             </w:pPr>
             <w:r>
@@ -22357,6 +23025,8 @@
           </w:tcPr>
           <w:p>
             <w:pPr>
+              <w:keepNext/>
+              <w:keepLines/>
               <w:spacing w:line="252" w:lineRule="auto"/>
             </w:pPr>
             <w:r>
@@ -22387,6 +23057,8 @@
           </w:tcPr>
           <w:p>
             <w:pPr>
+              <w:keepNext/>
+              <w:keepLines/>
               <w:spacing w:line="252" w:lineRule="auto"/>
             </w:pPr>
             <w:r>
@@ -22417,6 +23089,8 @@
           </w:tcPr>
           <w:p>
             <w:pPr>
+              <w:keepNext/>
+              <w:keepLines/>
               <w:spacing w:line="252" w:lineRule="auto"/>
             </w:pPr>
             <w:r>
@@ -22452,6 +23126,8 @@
           </w:tcPr>
           <w:p>
             <w:pPr>
+              <w:keepNext/>
+              <w:keepLines/>
               <w:spacing w:line="252" w:lineRule="auto"/>
             </w:pPr>
             <w:r>
@@ -22482,6 +23158,8 @@
           </w:tcPr>
           <w:p>
             <w:pPr>
+              <w:keepNext/>
+              <w:keepLines/>
               <w:spacing w:line="252" w:lineRule="auto"/>
             </w:pPr>
             <w:r>
@@ -22512,6 +23190,8 @@
           </w:tcPr>
           <w:p>
             <w:pPr>
+              <w:keepNext/>
+              <w:keepLines/>
               <w:spacing w:line="252" w:lineRule="auto"/>
             </w:pPr>
             <w:r>
@@ -22547,6 +23227,8 @@
           </w:tcPr>
           <w:p>
             <w:pPr>
+              <w:keepNext/>
+              <w:keepLines/>
               <w:spacing w:line="252" w:lineRule="auto"/>
             </w:pPr>
             <w:r>
@@ -22577,6 +23259,8 @@
           </w:tcPr>
           <w:p>
             <w:pPr>
+              <w:keepNext/>
+              <w:keepLines/>
               <w:spacing w:line="252" w:lineRule="auto"/>
             </w:pPr>
             <w:r>
@@ -22607,6 +23291,8 @@
           </w:tcPr>
           <w:p>
             <w:pPr>
+              <w:keepNext/>
+              <w:keepLines/>
               <w:spacing w:line="252" w:lineRule="auto"/>
             </w:pPr>
             <w:r>
@@ -22642,6 +23328,8 @@
           </w:tcPr>
           <w:p>
             <w:pPr>
+              <w:keepNext/>
+              <w:keepLines/>
               <w:spacing w:line="252" w:lineRule="auto"/>
             </w:pPr>
             <w:r>
@@ -22672,6 +23360,8 @@
           </w:tcPr>
           <w:p>
             <w:pPr>
+              <w:keepNext/>
+              <w:keepLines/>
               <w:spacing w:line="252" w:lineRule="auto"/>
             </w:pPr>
             <w:r>
@@ -22702,6 +23392,8 @@
           </w:tcPr>
           <w:p>
             <w:pPr>
+              <w:keepNext/>
+              <w:keepLines/>
               <w:spacing w:line="252" w:lineRule="auto"/>
             </w:pPr>
             <w:r>
@@ -22737,6 +23429,8 @@
           </w:tcPr>
           <w:p>
             <w:pPr>
+              <w:keepNext/>
+              <w:keepLines/>
               <w:spacing w:line="252" w:lineRule="auto"/>
             </w:pPr>
             <w:r>
@@ -22767,6 +23461,8 @@
           </w:tcPr>
           <w:p>
             <w:pPr>
+              <w:keepNext/>
+              <w:keepLines/>
               <w:spacing w:line="252" w:lineRule="auto"/>
             </w:pPr>
             <w:r>
@@ -22797,6 +23493,8 @@
           </w:tcPr>
           <w:p>
             <w:pPr>
+              <w:keepNext/>
+              <w:keepLines/>
               <w:spacing w:line="252" w:lineRule="auto"/>
             </w:pPr>
             <w:r>
@@ -22832,6 +23530,7 @@
           </w:tcPr>
           <w:p>
             <w:pPr>
+              <w:keepLines/>
               <w:spacing w:line="252" w:lineRule="auto"/>
             </w:pPr>
             <w:r>
@@ -22862,6 +23561,7 @@
           </w:tcPr>
           <w:p>
             <w:pPr>
+              <w:keepLines/>
               <w:spacing w:line="252" w:lineRule="auto"/>
             </w:pPr>
             <w:r>
@@ -22892,6 +23592,7 @@
           </w:tcPr>
           <w:p>
             <w:pPr>
+              <w:keepLines/>
               <w:spacing w:line="252" w:lineRule="auto"/>
             </w:pPr>
             <w:r>
@@ -22915,7 +23616,7 @@
         <w:pStyle w:val="Nadpis1"/>
         <w:pageBreakBefore/>
       </w:pPr>
-      <w:bookmarkStart w:id="47" w:name="_Toc244086447"/>
+      <w:bookmarkStart w:id="47" w:name="_Toc244090175"/>
       <w:r>
         <w:t>Příloha B  Pojmy a zkratky</w:t>
       </w:r>
@@ -22986,6 +23687,8 @@
           </w:tcPr>
           <w:p>
             <w:pPr>
+              <w:keepNext/>
+              <w:keepLines/>
               <w:spacing w:line="252" w:lineRule="auto"/>
             </w:pPr>
             <w:r>
@@ -23020,6 +23723,8 @@
           </w:tcPr>
           <w:p>
             <w:pPr>
+              <w:keepNext/>
+              <w:keepLines/>
               <w:spacing w:line="252" w:lineRule="auto"/>
             </w:pPr>
             <w:r>
@@ -23058,6 +23763,8 @@
           </w:tcPr>
           <w:p>
             <w:pPr>
+              <w:keepNext/>
+              <w:keepLines/>
               <w:spacing w:line="252" w:lineRule="auto"/>
             </w:pPr>
             <w:r>
@@ -23088,6 +23795,8 @@
           </w:tcPr>
           <w:p>
             <w:pPr>
+              <w:keepNext/>
+              <w:keepLines/>
               <w:spacing w:line="252" w:lineRule="auto"/>
             </w:pPr>
             <w:r>
@@ -23123,6 +23832,8 @@
           </w:tcPr>
           <w:p>
             <w:pPr>
+              <w:keepNext/>
+              <w:keepLines/>
               <w:spacing w:line="252" w:lineRule="auto"/>
             </w:pPr>
             <w:r>
@@ -23153,6 +23864,8 @@
           </w:tcPr>
           <w:p>
             <w:pPr>
+              <w:keepNext/>
+              <w:keepLines/>
               <w:spacing w:line="252" w:lineRule="auto"/>
             </w:pPr>
             <w:r>
@@ -23188,6 +23901,8 @@
           </w:tcPr>
           <w:p>
             <w:pPr>
+              <w:keepNext/>
+              <w:keepLines/>
               <w:spacing w:line="252" w:lineRule="auto"/>
             </w:pPr>
             <w:r>
@@ -23218,6 +23933,8 @@
           </w:tcPr>
           <w:p>
             <w:pPr>
+              <w:keepNext/>
+              <w:keepLines/>
               <w:spacing w:line="252" w:lineRule="auto"/>
             </w:pPr>
             <w:r>
@@ -23253,6 +23970,8 @@
           </w:tcPr>
           <w:p>
             <w:pPr>
+              <w:keepNext/>
+              <w:keepLines/>
               <w:spacing w:line="252" w:lineRule="auto"/>
             </w:pPr>
             <w:r>
@@ -23283,6 +24002,8 @@
           </w:tcPr>
           <w:p>
             <w:pPr>
+              <w:keepNext/>
+              <w:keepLines/>
               <w:spacing w:line="252" w:lineRule="auto"/>
             </w:pPr>
             <w:r>
@@ -23318,6 +24039,8 @@
           </w:tcPr>
           <w:p>
             <w:pPr>
+              <w:keepNext/>
+              <w:keepLines/>
               <w:spacing w:line="252" w:lineRule="auto"/>
             </w:pPr>
             <w:r>
@@ -23348,6 +24071,8 @@
           </w:tcPr>
           <w:p>
             <w:pPr>
+              <w:keepNext/>
+              <w:keepLines/>
               <w:spacing w:line="252" w:lineRule="auto"/>
             </w:pPr>
             <w:r>
@@ -23383,6 +24108,8 @@
           </w:tcPr>
           <w:p>
             <w:pPr>
+              <w:keepNext/>
+              <w:keepLines/>
               <w:spacing w:line="252" w:lineRule="auto"/>
             </w:pPr>
             <w:r>
@@ -23413,6 +24140,8 @@
           </w:tcPr>
           <w:p>
             <w:pPr>
+              <w:keepNext/>
+              <w:keepLines/>
               <w:spacing w:line="252" w:lineRule="auto"/>
             </w:pPr>
             <w:r>
@@ -23463,6 +24192,8 @@
           </w:tcPr>
           <w:p>
             <w:pPr>
+              <w:keepNext/>
+              <w:keepLines/>
               <w:spacing w:line="252" w:lineRule="auto"/>
             </w:pPr>
             <w:r>
@@ -23493,6 +24224,8 @@
           </w:tcPr>
           <w:p>
             <w:pPr>
+              <w:keepNext/>
+              <w:keepLines/>
               <w:spacing w:line="252" w:lineRule="auto"/>
             </w:pPr>
             <w:r>
@@ -23528,6 +24261,8 @@
           </w:tcPr>
           <w:p>
             <w:pPr>
+              <w:keepNext/>
+              <w:keepLines/>
               <w:spacing w:line="252" w:lineRule="auto"/>
             </w:pPr>
             <w:r>
@@ -23558,6 +24293,8 @@
           </w:tcPr>
           <w:p>
             <w:pPr>
+              <w:keepNext/>
+              <w:keepLines/>
               <w:spacing w:line="252" w:lineRule="auto"/>
             </w:pPr>
             <w:r>
@@ -23593,6 +24330,8 @@
           </w:tcPr>
           <w:p>
             <w:pPr>
+              <w:keepNext/>
+              <w:keepLines/>
               <w:spacing w:line="252" w:lineRule="auto"/>
             </w:pPr>
             <w:r>
@@ -23623,6 +24362,8 @@
           </w:tcPr>
           <w:p>
             <w:pPr>
+              <w:keepNext/>
+              <w:keepLines/>
               <w:spacing w:line="252" w:lineRule="auto"/>
             </w:pPr>
             <w:r>
@@ -23658,6 +24399,8 @@
           </w:tcPr>
           <w:p>
             <w:pPr>
+              <w:keepNext/>
+              <w:keepLines/>
               <w:spacing w:line="252" w:lineRule="auto"/>
             </w:pPr>
             <w:r>
@@ -23688,6 +24431,8 @@
           </w:tcPr>
           <w:p>
             <w:pPr>
+              <w:keepNext/>
+              <w:keepLines/>
               <w:spacing w:line="252" w:lineRule="auto"/>
             </w:pPr>
             <w:r>
@@ -23723,6 +24468,8 @@
           </w:tcPr>
           <w:p>
             <w:pPr>
+              <w:keepNext/>
+              <w:keepLines/>
               <w:spacing w:line="252" w:lineRule="auto"/>
             </w:pPr>
             <w:r>
@@ -23753,6 +24500,8 @@
           </w:tcPr>
           <w:p>
             <w:pPr>
+              <w:keepNext/>
+              <w:keepLines/>
               <w:spacing w:line="252" w:lineRule="auto"/>
             </w:pPr>
             <w:r>
@@ -23788,6 +24537,8 @@
           </w:tcPr>
           <w:p>
             <w:pPr>
+              <w:keepNext/>
+              <w:keepLines/>
               <w:spacing w:line="252" w:lineRule="auto"/>
             </w:pPr>
             <w:r>
@@ -23818,6 +24569,8 @@
           </w:tcPr>
           <w:p>
             <w:pPr>
+              <w:keepNext/>
+              <w:keepLines/>
               <w:spacing w:line="252" w:lineRule="auto"/>
             </w:pPr>
             <w:r>
@@ -23853,6 +24606,8 @@
           </w:tcPr>
           <w:p>
             <w:pPr>
+              <w:keepNext/>
+              <w:keepLines/>
               <w:spacing w:line="252" w:lineRule="auto"/>
             </w:pPr>
             <w:r>
@@ -23883,6 +24638,8 @@
           </w:tcPr>
           <w:p>
             <w:pPr>
+              <w:keepNext/>
+              <w:keepLines/>
               <w:spacing w:line="252" w:lineRule="auto"/>
             </w:pPr>
             <w:r>
@@ -23918,6 +24675,8 @@
           </w:tcPr>
           <w:p>
             <w:pPr>
+              <w:keepNext/>
+              <w:keepLines/>
               <w:spacing w:line="252" w:lineRule="auto"/>
             </w:pPr>
             <w:r>
@@ -23948,6 +24707,8 @@
           </w:tcPr>
           <w:p>
             <w:pPr>
+              <w:keepNext/>
+              <w:keepLines/>
               <w:spacing w:line="252" w:lineRule="auto"/>
             </w:pPr>
             <w:r>
@@ -23983,6 +24744,8 @@
           </w:tcPr>
           <w:p>
             <w:pPr>
+              <w:keepNext/>
+              <w:keepLines/>
               <w:spacing w:line="252" w:lineRule="auto"/>
             </w:pPr>
             <w:r>
@@ -24013,6 +24776,8 @@
           </w:tcPr>
           <w:p>
             <w:pPr>
+              <w:keepNext/>
+              <w:keepLines/>
               <w:spacing w:line="252" w:lineRule="auto"/>
             </w:pPr>
             <w:r>
@@ -24048,6 +24813,8 @@
           </w:tcPr>
           <w:p>
             <w:pPr>
+              <w:keepNext/>
+              <w:keepLines/>
               <w:spacing w:line="252" w:lineRule="auto"/>
             </w:pPr>
             <w:r>
@@ -24078,6 +24845,8 @@
           </w:tcPr>
           <w:p>
             <w:pPr>
+              <w:keepNext/>
+              <w:keepLines/>
               <w:spacing w:line="252" w:lineRule="auto"/>
             </w:pPr>
             <w:r>
@@ -24113,6 +24882,8 @@
           </w:tcPr>
           <w:p>
             <w:pPr>
+              <w:keepNext/>
+              <w:keepLines/>
               <w:spacing w:line="252" w:lineRule="auto"/>
             </w:pPr>
             <w:r>
@@ -24143,6 +24914,8 @@
           </w:tcPr>
           <w:p>
             <w:pPr>
+              <w:keepNext/>
+              <w:keepLines/>
               <w:spacing w:line="252" w:lineRule="auto"/>
             </w:pPr>
             <w:r>
@@ -24178,6 +24951,8 @@
           </w:tcPr>
           <w:p>
             <w:pPr>
+              <w:keepNext/>
+              <w:keepLines/>
               <w:spacing w:line="252" w:lineRule="auto"/>
             </w:pPr>
             <w:r>
@@ -24208,6 +24983,8 @@
           </w:tcPr>
           <w:p>
             <w:pPr>
+              <w:keepNext/>
+              <w:keepLines/>
               <w:spacing w:line="252" w:lineRule="auto"/>
             </w:pPr>
             <w:r>
@@ -24243,6 +25020,8 @@
           </w:tcPr>
           <w:p>
             <w:pPr>
+              <w:keepNext/>
+              <w:keepLines/>
               <w:spacing w:line="252" w:lineRule="auto"/>
             </w:pPr>
             <w:r>
@@ -24273,6 +25052,8 @@
           </w:tcPr>
           <w:p>
             <w:pPr>
+              <w:keepNext/>
+              <w:keepLines/>
               <w:spacing w:line="252" w:lineRule="auto"/>
             </w:pPr>
             <w:r>
@@ -24308,6 +25089,8 @@
           </w:tcPr>
           <w:p>
             <w:pPr>
+              <w:keepNext/>
+              <w:keepLines/>
               <w:spacing w:line="252" w:lineRule="auto"/>
             </w:pPr>
             <w:r>
@@ -24338,6 +25121,8 @@
           </w:tcPr>
           <w:p>
             <w:pPr>
+              <w:keepNext/>
+              <w:keepLines/>
               <w:spacing w:line="252" w:lineRule="auto"/>
             </w:pPr>
             <w:r>
@@ -24373,6 +25158,8 @@
           </w:tcPr>
           <w:p>
             <w:pPr>
+              <w:keepNext/>
+              <w:keepLines/>
               <w:spacing w:line="252" w:lineRule="auto"/>
             </w:pPr>
             <w:r>
@@ -24403,6 +25190,8 @@
           </w:tcPr>
           <w:p>
             <w:pPr>
+              <w:keepNext/>
+              <w:keepLines/>
               <w:spacing w:line="252" w:lineRule="auto"/>
             </w:pPr>
             <w:r>
@@ -24438,6 +25227,8 @@
           </w:tcPr>
           <w:p>
             <w:pPr>
+              <w:keepNext/>
+              <w:keepLines/>
               <w:spacing w:line="252" w:lineRule="auto"/>
             </w:pPr>
             <w:r>
@@ -24468,6 +25259,8 @@
           </w:tcPr>
           <w:p>
             <w:pPr>
+              <w:keepNext/>
+              <w:keepLines/>
               <w:spacing w:line="252" w:lineRule="auto"/>
             </w:pPr>
             <w:r>
@@ -24503,6 +25296,8 @@
           </w:tcPr>
           <w:p>
             <w:pPr>
+              <w:keepNext/>
+              <w:keepLines/>
               <w:spacing w:line="252" w:lineRule="auto"/>
             </w:pPr>
             <w:r>
@@ -24533,6 +25328,8 @@
           </w:tcPr>
           <w:p>
             <w:pPr>
+              <w:keepNext/>
+              <w:keepLines/>
               <w:spacing w:line="252" w:lineRule="auto"/>
             </w:pPr>
             <w:r>
@@ -24568,6 +25365,8 @@
           </w:tcPr>
           <w:p>
             <w:pPr>
+              <w:keepNext/>
+              <w:keepLines/>
               <w:spacing w:line="252" w:lineRule="auto"/>
             </w:pPr>
             <w:r>
@@ -24598,6 +25397,8 @@
           </w:tcPr>
           <w:p>
             <w:pPr>
+              <w:keepNext/>
+              <w:keepLines/>
               <w:spacing w:line="252" w:lineRule="auto"/>
             </w:pPr>
             <w:r>
@@ -24633,6 +25434,8 @@
           </w:tcPr>
           <w:p>
             <w:pPr>
+              <w:keepNext/>
+              <w:keepLines/>
               <w:spacing w:line="252" w:lineRule="auto"/>
             </w:pPr>
             <w:r>
@@ -24663,6 +25466,8 @@
           </w:tcPr>
           <w:p>
             <w:pPr>
+              <w:keepNext/>
+              <w:keepLines/>
               <w:spacing w:line="252" w:lineRule="auto"/>
             </w:pPr>
             <w:r>
@@ -24713,6 +25518,8 @@
           </w:tcPr>
           <w:p>
             <w:pPr>
+              <w:keepNext/>
+              <w:keepLines/>
               <w:spacing w:line="252" w:lineRule="auto"/>
             </w:pPr>
             <w:r>
@@ -24743,6 +25550,8 @@
           </w:tcPr>
           <w:p>
             <w:pPr>
+              <w:keepNext/>
+              <w:keepLines/>
               <w:spacing w:line="252" w:lineRule="auto"/>
             </w:pPr>
             <w:r>
@@ -24778,6 +25587,8 @@
           </w:tcPr>
           <w:p>
             <w:pPr>
+              <w:keepNext/>
+              <w:keepLines/>
               <w:spacing w:line="252" w:lineRule="auto"/>
             </w:pPr>
             <w:r>
@@ -24808,6 +25619,8 @@
           </w:tcPr>
           <w:p>
             <w:pPr>
+              <w:keepNext/>
+              <w:keepLines/>
               <w:spacing w:line="252" w:lineRule="auto"/>
             </w:pPr>
             <w:r>
@@ -24843,6 +25656,7 @@
           </w:tcPr>
           <w:p>
             <w:pPr>
+              <w:keepLines/>
               <w:spacing w:line="252" w:lineRule="auto"/>
             </w:pPr>
             <w:r>
@@ -24873,6 +25687,7 @@
           </w:tcPr>
           <w:p>
             <w:pPr>
+              <w:keepLines/>
               <w:spacing w:line="252" w:lineRule="auto"/>
             </w:pPr>
             <w:r>
@@ -25094,10 +25909,10 @@
 <file path=word/numbering.xml><?xml version="1.0" encoding="utf-8"?>
 <w:numbering xmlns:wpc="http://schemas.microsoft.com/office/word/2010/wordprocessingCanvas" xmlns:cx="http://schemas.microsoft.com/office/drawing/2014/chartex" xmlns:cx1="http://schemas.microsoft.com/office/drawing/2015/9/8/chartex" xmlns:cx2="http://schemas.microsoft.com/office/drawing/2015/10/21/chartex" xmlns:cx3="http://schemas.microsoft.com/office/drawing/2016/5/9/chartex" xmlns:cx4="http://schemas.microsoft.com/office/drawing/2016/5/10/chartex" xmlns:cx5="http://schemas.microsoft.com/office/drawing/2016/5/11/chartex" xmlns:cx6="http://schemas.microsoft.com/office/drawing/2016/5/12/chartex" xmlns:cx7="http://schemas.microsoft.com/office/drawing/2016/5/13/chartex" xmlns:cx8="http://schemas.microsoft.com/office/drawing/2016/5/14/chartex" xmlns:mc="http://schemas.openxmlformats.org/markup-compatibility/2006" xmlns:aink="http://schemas.microsoft.com/office/drawing/2016/ink" xmlns:am3d="http://schemas.microsoft.com/office/drawing/2017/model3d" xmlns:o="urn:schemas-microsoft-com:office:office" xmlns:oel="http://schemas.microsoft.com/office/2019/extlst" xmlns:r="http://schemas.openxmlformats.org/officeDocument/2006/relationships" xmlns:m="http://schemas.openxmlformats.org/officeDocument/2006/math" xmlns:v="urn:schemas-microsoft-com:vml" xmlns:wp14="http://schemas.microsoft.com/office/word/2010/wordprocessingDrawing" xmlns:wp="http://schemas.openxmlformats.org/drawingml/2006/wordprocessingDrawing" xmlns:w10="urn:schemas-microsoft-com:office:word" xmlns:w="http://schemas.openxmlformats.org/wordprocessingml/2006/main" xmlns:w14="http://schemas.microsoft.com/office/word/2010/wordml" xmlns:w15="http://schemas.microsoft.com/office/word/2012/wordml" xmlns:w16cex="http://schemas.microsoft.com/office/word/2018/wordml/cex" xmlns:w16cid="http://schemas.microsoft.com/office/word/2016/wordml/cid" xmlns:w16="http://schemas.microsoft.com/office/word/2018/wordml" xmlns:w16du="http://schemas.microsoft.com/office/word/2023/wordml/word16du" xmlns:w16sdtdh="http://schemas.microsoft.com/office/word/2020/wordml/sdtdatahash" xmlns:w16sdtfl="http://schemas.microsoft.com/office/word/2024/wordml/sdtformatlock" xmlns:w16se="http://schemas.microsoft.com/office/word/2015/wordml/symex" xmlns:wpg="http://schemas.microsoft.com/office/word/2010/wordprocessingGroup" xmlns:wpi="http://schemas.microsoft.com/office/word/2010/wordprocessingInk" xmlns:wne="http://schemas.microsoft.com/office/word/2006/wordml" xmlns:wps="http://schemas.microsoft.com/office/word/2010/wordprocessingShape" mc:Ignorable="w14 w15 w16se w16cid w16 w16cex w16sdtdh w16sdtfl w16du wp14">
   <w:abstractNum w:abstractNumId="0" w15:restartNumberingAfterBreak="0">
-    <w:nsid w:val="439E54F4"/>
+    <w:nsid w:val="1A7B09C5"/>
     <w:multiLevelType w:val="hybridMultilevel"/>
-    <w:tmpl w:val="2EC46D32"/>
-    <w:lvl w:ilvl="0" w:tplc="87624BD2" w:tentative="1">
+    <w:tmpl w:val="E1FE7B80"/>
+    <w:lvl w:ilvl="0" w:tplc="637E41A8" w:tentative="1">
       <w:start w:val="1"/>
       <w:numFmt w:val="bullet"/>
       <w:lvlText w:val="●"/>
@@ -25106,7 +25921,7 @@
         <w:ind w:left="720" w:hanging="360"/>
       </w:pPr>
     </w:lvl>
-    <w:lvl w:ilvl="1" w:tplc="279C1002" w:tentative="1">
+    <w:lvl w:ilvl="1" w:tplc="35402728" w:tentative="1">
       <w:start w:val="1"/>
       <w:numFmt w:val="bullet"/>
       <w:lvlText w:val="○"/>
@@ -25115,7 +25930,7 @@
         <w:ind w:left="1440" w:hanging="360"/>
       </w:pPr>
     </w:lvl>
-    <w:lvl w:ilvl="2" w:tplc="6E82D71E" w:tentative="1">
+    <w:lvl w:ilvl="2" w:tplc="AD507BCC" w:tentative="1">
       <w:start w:val="1"/>
       <w:numFmt w:val="bullet"/>
       <w:lvlText w:val="■"/>
@@ -25124,7 +25939,7 @@
         <w:ind w:left="2160" w:hanging="360"/>
       </w:pPr>
     </w:lvl>
-    <w:lvl w:ilvl="3" w:tplc="534886DC" w:tentative="1">
+    <w:lvl w:ilvl="3" w:tplc="D96A3CC0" w:tentative="1">
       <w:start w:val="1"/>
       <w:numFmt w:val="bullet"/>
       <w:lvlText w:val="●"/>
@@ -25133,7 +25948,7 @@
         <w:ind w:left="2880" w:hanging="360"/>
       </w:pPr>
     </w:lvl>
-    <w:lvl w:ilvl="4" w:tplc="25DCE7AE" w:tentative="1">
+    <w:lvl w:ilvl="4" w:tplc="F3AEFD3C" w:tentative="1">
       <w:start w:val="1"/>
       <w:numFmt w:val="bullet"/>
       <w:lvlText w:val="○"/>
@@ -25142,7 +25957,7 @@
         <w:ind w:left="3600" w:hanging="360"/>
       </w:pPr>
     </w:lvl>
-    <w:lvl w:ilvl="5" w:tplc="92069938" w:tentative="1">
+    <w:lvl w:ilvl="5" w:tplc="82D6D7A6" w:tentative="1">
       <w:start w:val="1"/>
       <w:numFmt w:val="bullet"/>
       <w:lvlText w:val="■"/>
@@ -25151,7 +25966,7 @@
         <w:ind w:left="4320" w:hanging="360"/>
       </w:pPr>
     </w:lvl>
-    <w:lvl w:ilvl="6" w:tplc="82F0D208" w:tentative="1">
+    <w:lvl w:ilvl="6" w:tplc="9C7E3E6A" w:tentative="1">
       <w:start w:val="1"/>
       <w:numFmt w:val="bullet"/>
       <w:lvlText w:val="●"/>
@@ -25160,7 +25975,7 @@
         <w:ind w:left="5040" w:hanging="360"/>
       </w:pPr>
     </w:lvl>
-    <w:lvl w:ilvl="7" w:tplc="2FA418EA" w:tentative="1">
+    <w:lvl w:ilvl="7" w:tplc="B2DC4504" w:tentative="1">
       <w:start w:val="1"/>
       <w:numFmt w:val="bullet"/>
       <w:lvlText w:val="●"/>
@@ -25169,7 +25984,7 @@
         <w:ind w:left="5760" w:hanging="360"/>
       </w:pPr>
     </w:lvl>
-    <w:lvl w:ilvl="8" w:tplc="18641A02" w:tentative="1">
+    <w:lvl w:ilvl="8" w:tplc="0762A0EE" w:tentative="1">
       <w:start w:val="1"/>
       <w:numFmt w:val="bullet"/>
       <w:lvlText w:val="●"/>
@@ -25180,127 +25995,127 @@
     </w:lvl>
   </w:abstractNum>
   <w:abstractNum w:abstractNumId="1" w15:restartNumberingAfterBreak="0">
-    <w:nsid w:val="610F444B"/>
+    <w:nsid w:val="240623A7"/>
     <w:multiLevelType w:val="hybridMultilevel"/>
-    <w:tmpl w:val="816EB6A8"/>
-    <w:lvl w:ilvl="0" w:tplc="F196C2FC">
+    <w:tmpl w:val="FC1425CA"/>
+    <w:lvl w:ilvl="0" w:tplc="182EE11A">
       <w:start w:val="1"/>
-      <w:numFmt w:val="bullet"/>
-      <w:lvlText w:val="•"/>
+      <w:numFmt w:val="decimal"/>
+      <w:lvlText w:val="%1."/>
       <w:lvlJc w:val="left"/>
       <w:pPr>
-        <w:ind w:left="540" w:hanging="270"/>
+        <w:ind w:left="540" w:hanging="300"/>
       </w:pPr>
     </w:lvl>
-    <w:lvl w:ilvl="1" w:tplc="D458E080">
+    <w:lvl w:ilvl="1" w:tplc="6298FA0A">
       <w:numFmt w:val="decimal"/>
       <w:lvlText w:val=""/>
       <w:lvlJc w:val="left"/>
     </w:lvl>
-    <w:lvl w:ilvl="2" w:tplc="3BDE0BA6">
+    <w:lvl w:ilvl="2" w:tplc="123629E0">
       <w:numFmt w:val="decimal"/>
       <w:lvlText w:val=""/>
       <w:lvlJc w:val="left"/>
     </w:lvl>
-    <w:lvl w:ilvl="3" w:tplc="533ED7CE">
+    <w:lvl w:ilvl="3" w:tplc="C9100C8C">
       <w:numFmt w:val="decimal"/>
       <w:lvlText w:val=""/>
       <w:lvlJc w:val="left"/>
     </w:lvl>
-    <w:lvl w:ilvl="4" w:tplc="9B6AC61E">
+    <w:lvl w:ilvl="4" w:tplc="AB9E7FFA">
       <w:numFmt w:val="decimal"/>
       <w:lvlText w:val=""/>
       <w:lvlJc w:val="left"/>
     </w:lvl>
-    <w:lvl w:ilvl="5" w:tplc="E3C248F4">
+    <w:lvl w:ilvl="5" w:tplc="38381D16">
       <w:numFmt w:val="decimal"/>
       <w:lvlText w:val=""/>
       <w:lvlJc w:val="left"/>
     </w:lvl>
-    <w:lvl w:ilvl="6" w:tplc="0B4E2444">
+    <w:lvl w:ilvl="6" w:tplc="43F22584">
       <w:numFmt w:val="decimal"/>
       <w:lvlText w:val=""/>
       <w:lvlJc w:val="left"/>
     </w:lvl>
-    <w:lvl w:ilvl="7" w:tplc="8AF668DE">
+    <w:lvl w:ilvl="7" w:tplc="96DE6074">
       <w:numFmt w:val="decimal"/>
       <w:lvlText w:val=""/>
       <w:lvlJc w:val="left"/>
     </w:lvl>
-    <w:lvl w:ilvl="8" w:tplc="97005F4E">
+    <w:lvl w:ilvl="8" w:tplc="D6D08908">
       <w:numFmt w:val="decimal"/>
       <w:lvlText w:val=""/>
       <w:lvlJc w:val="left"/>
     </w:lvl>
   </w:abstractNum>
   <w:abstractNum w:abstractNumId="2" w15:restartNumberingAfterBreak="0">
-    <w:nsid w:val="7E555D69"/>
+    <w:nsid w:val="3F124891"/>
     <w:multiLevelType w:val="hybridMultilevel"/>
-    <w:tmpl w:val="7A9AE160"/>
-    <w:lvl w:ilvl="0" w:tplc="9BF236D2">
+    <w:tmpl w:val="688AD28E"/>
+    <w:lvl w:ilvl="0" w:tplc="5204D2A0">
       <w:start w:val="1"/>
-      <w:numFmt w:val="decimal"/>
-      <w:lvlText w:val="%1."/>
+      <w:numFmt w:val="bullet"/>
+      <w:lvlText w:val="•"/>
       <w:lvlJc w:val="left"/>
       <w:pPr>
-        <w:ind w:left="540" w:hanging="300"/>
+        <w:ind w:left="540" w:hanging="270"/>
       </w:pPr>
     </w:lvl>
-    <w:lvl w:ilvl="1" w:tplc="A2FE8424">
+    <w:lvl w:ilvl="1" w:tplc="FF028430">
       <w:numFmt w:val="decimal"/>
       <w:lvlText w:val=""/>
       <w:lvlJc w:val="left"/>
     </w:lvl>
-    <w:lvl w:ilvl="2" w:tplc="CF4409E2">
+    <w:lvl w:ilvl="2" w:tplc="AFD4D2D0">
       <w:numFmt w:val="decimal"/>
       <w:lvlText w:val=""/>
       <w:lvlJc w:val="left"/>
     </w:lvl>
-    <w:lvl w:ilvl="3" w:tplc="894CCA44">
+    <w:lvl w:ilvl="3" w:tplc="22E0781C">
       <w:numFmt w:val="decimal"/>
       <w:lvlText w:val=""/>
       <w:lvlJc w:val="left"/>
     </w:lvl>
-    <w:lvl w:ilvl="4" w:tplc="42DEB524">
+    <w:lvl w:ilvl="4" w:tplc="361643C8">
       <w:numFmt w:val="decimal"/>
       <w:lvlText w:val=""/>
       <w:lvlJc w:val="left"/>
     </w:lvl>
-    <w:lvl w:ilvl="5" w:tplc="D608AAD2">
+    <w:lvl w:ilvl="5" w:tplc="CB2013A4">
       <w:numFmt w:val="decimal"/>
       <w:lvlText w:val=""/>
       <w:lvlJc w:val="left"/>
     </w:lvl>
-    <w:lvl w:ilvl="6" w:tplc="DD9AFF78">
+    <w:lvl w:ilvl="6" w:tplc="BB0C65C8">
       <w:numFmt w:val="decimal"/>
       <w:lvlText w:val=""/>
       <w:lvlJc w:val="left"/>
     </w:lvl>
-    <w:lvl w:ilvl="7" w:tplc="337691CA">
+    <w:lvl w:ilvl="7" w:tplc="20FE1A3E">
       <w:numFmt w:val="decimal"/>
       <w:lvlText w:val=""/>
       <w:lvlJc w:val="left"/>
     </w:lvl>
-    <w:lvl w:ilvl="8" w:tplc="708869EE">
+    <w:lvl w:ilvl="8" w:tplc="102CD308">
       <w:numFmt w:val="decimal"/>
       <w:lvlText w:val=""/>
       <w:lvlJc w:val="left"/>
     </w:lvl>
   </w:abstractNum>
-  <w:num w:numId="1" w16cid:durableId="1658609843">
+  <w:num w:numId="1" w16cid:durableId="1684630043">
     <w:abstractNumId w:val="0"/>
     <w:lvlOverride w:ilvl="0">
       <w:startOverride w:val="1"/>
     </w:lvlOverride>
   </w:num>
-  <w:num w:numId="2" w16cid:durableId="646201575">
-    <w:abstractNumId w:val="1"/>
+  <w:num w:numId="2" w16cid:durableId="1006639467">
+    <w:abstractNumId w:val="2"/>
     <w:lvlOverride w:ilvl="0">
       <w:startOverride w:val="1"/>
     </w:lvlOverride>
   </w:num>
-  <w:num w:numId="3" w16cid:durableId="2088764613">
-    <w:abstractNumId w:val="2"/>
+  <w:num w:numId="3" w16cid:durableId="2053964190">
+    <w:abstractNumId w:val="1"/>
     <w:lvlOverride w:ilvl="0">
       <w:startOverride w:val="1"/>
     </w:lvlOverride>
